--- a/Final Paper/Betting against Beta.docx
+++ b/Final Paper/Betting against Beta.docx
@@ -4,19 +4,7 @@
   <w:body>
     <w:p>
       <w:r>
-        <w:t>Proposition 2 shows that a market-neutral BAB portfolio</w:t>
-      </w:r>
-      <w:r>
-        <w:t xml:space="preserve"> </w:t>
-      </w:r>
-      <w:r>
-        <w:t>that is long leveraged low-beta securities and short higher-</w:t>
-      </w:r>
-      <w:r>
-        <w:t xml:space="preserve"> </w:t>
-      </w:r>
-      <w:r>
-        <w:t xml:space="preserve">beta securities </w:t>
+        <w:t xml:space="preserve">Proposition 2 shows that a market-neutral BAB portfolio that is long leveraged low-beta securities and short higher- beta securities </w:t>
       </w:r>
       <w:proofErr w:type="gramStart"/>
       <w:r>
@@ -24,31 +12,7 @@
       </w:r>
       <w:proofErr w:type="gramEnd"/>
       <w:r>
-        <w:t xml:space="preserve"> a positive expected return on average.</w:t>
-      </w:r>
-      <w:r>
-        <w:t xml:space="preserve"> </w:t>
-      </w:r>
-      <w:r>
-        <w:t>The size of the expected return depends on the spread in</w:t>
-      </w:r>
-      <w:r>
-        <w:t xml:space="preserve"> </w:t>
-      </w:r>
-      <w:r>
-        <w:t>the betas and how binding the portfolio constraints are in</w:t>
-      </w:r>
-      <w:r>
-        <w:t xml:space="preserve"> </w:t>
-      </w:r>
-      <w:r>
-        <w:t>the market, as captured by the average of the Lagrange</w:t>
-      </w:r>
-      <w:r>
-        <w:t xml:space="preserve"> </w:t>
-      </w:r>
-      <w:r>
-        <w:t xml:space="preserve">multipliers </w:t>
+        <w:t xml:space="preserve"> a positive expected return on average. The size of the expected return depends on the spread in the betas and how binding the portfolio constraints are in the market, as captured by the average of the Lagrange multipliers </w:t>
       </w:r>
       <w:proofErr w:type="spellStart"/>
       <w:r>
@@ -96,13 +60,2354 @@
     </w:p>
     <w:p>
       <w:pPr>
-        <w:pStyle w:val="ListParagraph"/>
+        <w:pStyle w:val="paragraph"/>
+        <w:spacing w:before="0" w:beforeAutospacing="0" w:after="0" w:afterAutospacing="0"/>
+        <w:textAlignment w:val="baseline"/>
+        <w:rPr>
+          <w:rStyle w:val="normaltextrun"/>
+          <w:rFonts w:ascii="Aptos" w:hAnsi="Aptos" w:cs="Segoe UI"/>
+        </w:rPr>
+      </w:pPr>
+    </w:p>
+    <w:p>
+      <w:pPr>
+        <w:pStyle w:val="paragraph"/>
+        <w:spacing w:before="0" w:beforeAutospacing="0" w:after="0" w:afterAutospacing="0"/>
+        <w:textAlignment w:val="baseline"/>
+        <w:rPr>
+          <w:rFonts w:ascii="Segoe UI" w:hAnsi="Segoe UI" w:cs="Segoe UI"/>
+          <w:sz w:val="18"/>
+          <w:szCs w:val="18"/>
+        </w:rPr>
+      </w:pPr>
+      <w:r>
+        <w:rPr>
+          <w:rStyle w:val="normaltextrun"/>
+          <w:rFonts w:ascii="Aptos" w:hAnsi="Aptos" w:cs="Segoe UI"/>
+        </w:rPr>
+        <w:t>Data and Methodology </w:t>
+      </w:r>
+      <w:r>
+        <w:rPr>
+          <w:rStyle w:val="normaltextrun"/>
+          <w:rFonts w:ascii="Aptos" w:hAnsi="Aptos" w:cs="Segoe UI"/>
+          <w:shd w:val="clear" w:color="auto" w:fill="FFFF00"/>
+        </w:rPr>
+        <w:t>(Aidan)</w:t>
+      </w:r>
+      <w:r>
+        <w:rPr>
+          <w:rStyle w:val="eop"/>
+          <w:rFonts w:ascii="Aptos" w:hAnsi="Aptos" w:cs="Segoe UI"/>
+          <w:bdr w:val="none" w:sz="0" w:space="0" w:color="auto" w:frame="1"/>
+          <w:shd w:val="clear" w:color="auto" w:fill="606060"/>
+        </w:rPr>
+        <w:t> </w:t>
+      </w:r>
+    </w:p>
+    <w:p>
+      <w:pPr>
+        <w:pStyle w:val="paragraph"/>
         <w:numPr>
           <w:ilvl w:val="0"/>
           <w:numId w:val="1"/>
         </w:numPr>
-      </w:pPr>
-    </w:p>
+        <w:spacing w:before="0" w:beforeAutospacing="0" w:after="0" w:afterAutospacing="0"/>
+        <w:textAlignment w:val="baseline"/>
+        <w:rPr>
+          <w:rStyle w:val="eop"/>
+          <w:rFonts w:ascii="Segoe UI" w:hAnsi="Segoe UI" w:cs="Segoe UI"/>
+          <w:sz w:val="18"/>
+          <w:szCs w:val="18"/>
+        </w:rPr>
+      </w:pPr>
+      <w:r>
+        <w:rPr>
+          <w:rStyle w:val="normaltextrun"/>
+          <w:rFonts w:ascii="Aptos" w:hAnsi="Aptos" w:cs="Segoe UI"/>
+        </w:rPr>
+        <w:t>Data</w:t>
+      </w:r>
+      <w:r>
+        <w:rPr>
+          <w:rStyle w:val="eop"/>
+          <w:rFonts w:ascii="Aptos" w:hAnsi="Aptos" w:cs="Segoe UI"/>
+          <w:bdr w:val="none" w:sz="0" w:space="0" w:color="auto" w:frame="1"/>
+          <w:shd w:val="clear" w:color="auto" w:fill="606060"/>
+        </w:rPr>
+        <w:t> </w:t>
+      </w:r>
+    </w:p>
+    <w:p>
+      <w:pPr>
+        <w:pStyle w:val="paragraph"/>
+        <w:numPr>
+          <w:ilvl w:val="1"/>
+          <w:numId w:val="1"/>
+        </w:numPr>
+        <w:spacing w:before="0" w:beforeAutospacing="0" w:after="0" w:afterAutospacing="0"/>
+        <w:textAlignment w:val="baseline"/>
+        <w:rPr>
+          <w:rFonts w:ascii="Segoe UI" w:hAnsi="Segoe UI" w:cs="Segoe UI"/>
+          <w:sz w:val="18"/>
+          <w:szCs w:val="18"/>
+        </w:rPr>
+      </w:pPr>
+      <w:r>
+        <w:rPr>
+          <w:rFonts w:ascii="Aptos" w:hAnsi="Aptos" w:cs="Segoe UI"/>
+        </w:rPr>
+        <w:t xml:space="preserve">msf.csv </w:t>
+      </w:r>
+    </w:p>
+    <w:p>
+      <w:pPr>
+        <w:pStyle w:val="paragraph"/>
+        <w:numPr>
+          <w:ilvl w:val="2"/>
+          <w:numId w:val="1"/>
+        </w:numPr>
+        <w:spacing w:before="0" w:beforeAutospacing="0" w:after="0" w:afterAutospacing="0"/>
+        <w:textAlignment w:val="baseline"/>
+        <w:rPr>
+          <w:rFonts w:ascii="Segoe UI" w:hAnsi="Segoe UI" w:cs="Segoe UI"/>
+          <w:sz w:val="18"/>
+          <w:szCs w:val="18"/>
+        </w:rPr>
+      </w:pPr>
+      <w:r>
+        <w:rPr>
+          <w:rFonts w:ascii="Segoe UI" w:hAnsi="Segoe UI" w:cs="Segoe UI"/>
+          <w:sz w:val="18"/>
+          <w:szCs w:val="18"/>
+        </w:rPr>
+        <w:t>5</w:t>
+      </w:r>
+      <w:r>
+        <w:rPr>
+          <w:rFonts w:ascii="Segoe UI" w:hAnsi="Segoe UI" w:cs="Segoe UI"/>
+          <w:sz w:val="18"/>
+          <w:szCs w:val="18"/>
+        </w:rPr>
+        <w:t>,</w:t>
+      </w:r>
+      <w:r>
+        <w:rPr>
+          <w:rFonts w:ascii="Segoe UI" w:hAnsi="Segoe UI" w:cs="Segoe UI"/>
+          <w:sz w:val="18"/>
+          <w:szCs w:val="18"/>
+        </w:rPr>
+        <w:t>158</w:t>
+      </w:r>
+      <w:r>
+        <w:rPr>
+          <w:rFonts w:ascii="Segoe UI" w:hAnsi="Segoe UI" w:cs="Segoe UI"/>
+          <w:sz w:val="18"/>
+          <w:szCs w:val="18"/>
+        </w:rPr>
+        <w:t>,</w:t>
+      </w:r>
+      <w:r>
+        <w:rPr>
+          <w:rFonts w:ascii="Segoe UI" w:hAnsi="Segoe UI" w:cs="Segoe UI"/>
+          <w:sz w:val="18"/>
+          <w:szCs w:val="18"/>
+        </w:rPr>
+        <w:t>538</w:t>
+      </w:r>
+      <w:r>
+        <w:rPr>
+          <w:rFonts w:ascii="Segoe UI" w:hAnsi="Segoe UI" w:cs="Segoe UI"/>
+          <w:sz w:val="18"/>
+          <w:szCs w:val="18"/>
+        </w:rPr>
+        <w:t xml:space="preserve"> </w:t>
+      </w:r>
+      <w:proofErr w:type="gramStart"/>
+      <w:r>
+        <w:rPr>
+          <w:rFonts w:ascii="Segoe UI" w:hAnsi="Segoe UI" w:cs="Segoe UI"/>
+          <w:sz w:val="18"/>
+          <w:szCs w:val="18"/>
+        </w:rPr>
+        <w:t xml:space="preserve">rows, </w:t>
+      </w:r>
+      <w:r>
+        <w:rPr>
+          <w:rFonts w:ascii="Segoe UI" w:hAnsi="Segoe UI" w:cs="Segoe UI"/>
+          <w:sz w:val="18"/>
+          <w:szCs w:val="18"/>
+        </w:rPr>
+        <w:t xml:space="preserve"> 12</w:t>
+      </w:r>
+      <w:proofErr w:type="gramEnd"/>
+      <w:r>
+        <w:rPr>
+          <w:rFonts w:ascii="Segoe UI" w:hAnsi="Segoe UI" w:cs="Segoe UI"/>
+          <w:sz w:val="18"/>
+          <w:szCs w:val="18"/>
+        </w:rPr>
+        <w:t xml:space="preserve"> columns</w:t>
+      </w:r>
+    </w:p>
+    <w:p>
+      <w:pPr>
+        <w:pStyle w:val="paragraph"/>
+        <w:numPr>
+          <w:ilvl w:val="2"/>
+          <w:numId w:val="1"/>
+        </w:numPr>
+        <w:spacing w:before="0" w:beforeAutospacing="0" w:after="0" w:afterAutospacing="0"/>
+        <w:textAlignment w:val="baseline"/>
+        <w:rPr>
+          <w:rFonts w:ascii="Segoe UI" w:hAnsi="Segoe UI" w:cs="Segoe UI"/>
+          <w:sz w:val="18"/>
+          <w:szCs w:val="18"/>
+        </w:rPr>
+      </w:pPr>
+      <w:r>
+        <w:rPr>
+          <w:rFonts w:ascii="Aptos" w:hAnsi="Aptos" w:cs="Segoe UI"/>
+        </w:rPr>
+        <w:t>Monthly stock returns pulled from CRSP WRDS database</w:t>
+      </w:r>
+      <w:r>
+        <w:rPr>
+          <w:rFonts w:ascii="Aptos" w:hAnsi="Aptos" w:cs="Segoe UI"/>
+        </w:rPr>
+        <w:t xml:space="preserve"> </w:t>
+      </w:r>
+      <w:r>
+        <w:rPr>
+          <w:rFonts w:ascii="Aptos" w:hAnsi="Aptos" w:cs="Segoe UI"/>
+        </w:rPr>
+        <w:t>https://wrds-www.wharton.upenn.edu/data-dictionary/crsp_a_stock/</w:t>
+      </w:r>
+    </w:p>
+    <w:p>
+      <w:pPr>
+        <w:pStyle w:val="paragraph"/>
+        <w:numPr>
+          <w:ilvl w:val="3"/>
+          <w:numId w:val="1"/>
+        </w:numPr>
+        <w:spacing w:before="0" w:beforeAutospacing="0" w:after="0" w:afterAutospacing="0"/>
+        <w:textAlignment w:val="baseline"/>
+        <w:rPr>
+          <w:rFonts w:ascii="Segoe UI" w:hAnsi="Segoe UI" w:cs="Segoe UI"/>
+          <w:sz w:val="18"/>
+          <w:szCs w:val="18"/>
+        </w:rPr>
+      </w:pPr>
+      <w:r>
+        <w:rPr>
+          <w:rFonts w:ascii="Segoe UI" w:hAnsi="Segoe UI" w:cs="Segoe UI"/>
+          <w:sz w:val="18"/>
+          <w:szCs w:val="18"/>
+        </w:rPr>
+        <w:t>PERMNO</w:t>
+      </w:r>
+    </w:p>
+    <w:p>
+      <w:pPr>
+        <w:pStyle w:val="paragraph"/>
+        <w:numPr>
+          <w:ilvl w:val="3"/>
+          <w:numId w:val="1"/>
+        </w:numPr>
+        <w:spacing w:before="0" w:beforeAutospacing="0" w:after="0" w:afterAutospacing="0"/>
+        <w:textAlignment w:val="baseline"/>
+        <w:rPr>
+          <w:rFonts w:ascii="Segoe UI" w:hAnsi="Segoe UI" w:cs="Segoe UI"/>
+          <w:sz w:val="18"/>
+          <w:szCs w:val="18"/>
+        </w:rPr>
+      </w:pPr>
+      <w:r>
+        <w:rPr>
+          <w:rFonts w:ascii="Segoe UI" w:hAnsi="Segoe UI" w:cs="Segoe UI"/>
+          <w:sz w:val="18"/>
+          <w:szCs w:val="18"/>
+        </w:rPr>
+        <w:t>date</w:t>
+      </w:r>
+      <w:r>
+        <w:rPr>
+          <w:rFonts w:ascii="Segoe UI" w:hAnsi="Segoe UI" w:cs="Segoe UI"/>
+          <w:sz w:val="18"/>
+          <w:szCs w:val="18"/>
+        </w:rPr>
+        <w:t xml:space="preserve"> (12/31/1985 – 12/31/2024)</w:t>
+      </w:r>
+    </w:p>
+    <w:p>
+      <w:pPr>
+        <w:pStyle w:val="paragraph"/>
+        <w:numPr>
+          <w:ilvl w:val="3"/>
+          <w:numId w:val="1"/>
+        </w:numPr>
+        <w:spacing w:before="0" w:beforeAutospacing="0" w:after="0" w:afterAutospacing="0"/>
+        <w:textAlignment w:val="baseline"/>
+        <w:rPr>
+          <w:rFonts w:ascii="Segoe UI" w:hAnsi="Segoe UI" w:cs="Segoe UI"/>
+          <w:sz w:val="18"/>
+          <w:szCs w:val="18"/>
+        </w:rPr>
+      </w:pPr>
+      <w:r>
+        <w:rPr>
+          <w:rFonts w:ascii="Segoe UI" w:hAnsi="Segoe UI" w:cs="Segoe UI"/>
+          <w:sz w:val="18"/>
+          <w:szCs w:val="18"/>
+        </w:rPr>
+        <w:t>SICCD</w:t>
+      </w:r>
+    </w:p>
+    <w:p>
+      <w:pPr>
+        <w:pStyle w:val="paragraph"/>
+        <w:numPr>
+          <w:ilvl w:val="3"/>
+          <w:numId w:val="1"/>
+        </w:numPr>
+        <w:spacing w:before="0" w:beforeAutospacing="0" w:after="0" w:afterAutospacing="0"/>
+        <w:textAlignment w:val="baseline"/>
+        <w:rPr>
+          <w:rFonts w:ascii="Segoe UI" w:hAnsi="Segoe UI" w:cs="Segoe UI"/>
+          <w:sz w:val="18"/>
+          <w:szCs w:val="18"/>
+        </w:rPr>
+      </w:pPr>
+      <w:r>
+        <w:rPr>
+          <w:rFonts w:ascii="Segoe UI" w:hAnsi="Segoe UI" w:cs="Segoe UI"/>
+          <w:sz w:val="18"/>
+          <w:szCs w:val="18"/>
+        </w:rPr>
+        <w:t>TICKER,</w:t>
+      </w:r>
+      <w:r>
+        <w:rPr>
+          <w:rFonts w:ascii="Segoe UI" w:hAnsi="Segoe UI" w:cs="Segoe UI"/>
+          <w:sz w:val="18"/>
+          <w:szCs w:val="18"/>
+        </w:rPr>
+        <w:t xml:space="preserve"> (</w:t>
+      </w:r>
+      <w:r>
+        <w:rPr>
+          <w:rFonts w:ascii="Segoe UI" w:hAnsi="Segoe UI" w:cs="Segoe UI"/>
+          <w:sz w:val="18"/>
+          <w:szCs w:val="18"/>
+        </w:rPr>
+        <w:t>35527</w:t>
+      </w:r>
+      <w:r>
+        <w:rPr>
+          <w:rFonts w:ascii="Segoe UI" w:hAnsi="Segoe UI" w:cs="Segoe UI"/>
+          <w:sz w:val="18"/>
+          <w:szCs w:val="18"/>
+        </w:rPr>
+        <w:t xml:space="preserve"> unique tickers)</w:t>
+      </w:r>
+    </w:p>
+    <w:p>
+      <w:pPr>
+        <w:pStyle w:val="paragraph"/>
+        <w:numPr>
+          <w:ilvl w:val="3"/>
+          <w:numId w:val="1"/>
+        </w:numPr>
+        <w:spacing w:before="0" w:beforeAutospacing="0" w:after="0" w:afterAutospacing="0"/>
+        <w:textAlignment w:val="baseline"/>
+        <w:rPr>
+          <w:rFonts w:ascii="Segoe UI" w:hAnsi="Segoe UI" w:cs="Segoe UI"/>
+          <w:sz w:val="18"/>
+          <w:szCs w:val="18"/>
+        </w:rPr>
+      </w:pPr>
+      <w:r>
+        <w:rPr>
+          <w:rFonts w:ascii="Segoe UI" w:hAnsi="Segoe UI" w:cs="Segoe UI"/>
+          <w:sz w:val="18"/>
+          <w:szCs w:val="18"/>
+        </w:rPr>
+        <w:t>CUSIP</w:t>
+      </w:r>
+    </w:p>
+    <w:p>
+      <w:pPr>
+        <w:pStyle w:val="paragraph"/>
+        <w:numPr>
+          <w:ilvl w:val="3"/>
+          <w:numId w:val="1"/>
+        </w:numPr>
+        <w:spacing w:before="0" w:beforeAutospacing="0" w:after="0" w:afterAutospacing="0"/>
+        <w:textAlignment w:val="baseline"/>
+        <w:rPr>
+          <w:rFonts w:ascii="Segoe UI" w:hAnsi="Segoe UI" w:cs="Segoe UI"/>
+          <w:sz w:val="18"/>
+          <w:szCs w:val="18"/>
+        </w:rPr>
+      </w:pPr>
+      <w:r>
+        <w:rPr>
+          <w:rFonts w:ascii="Segoe UI" w:hAnsi="Segoe UI" w:cs="Segoe UI"/>
+          <w:sz w:val="18"/>
+          <w:szCs w:val="18"/>
+        </w:rPr>
+        <w:t>NWPERM</w:t>
+      </w:r>
+    </w:p>
+    <w:p>
+      <w:pPr>
+        <w:pStyle w:val="paragraph"/>
+        <w:numPr>
+          <w:ilvl w:val="3"/>
+          <w:numId w:val="1"/>
+        </w:numPr>
+        <w:spacing w:before="0" w:beforeAutospacing="0" w:after="0" w:afterAutospacing="0"/>
+        <w:textAlignment w:val="baseline"/>
+        <w:rPr>
+          <w:rFonts w:ascii="Segoe UI" w:hAnsi="Segoe UI" w:cs="Segoe UI"/>
+          <w:sz w:val="18"/>
+          <w:szCs w:val="18"/>
+        </w:rPr>
+      </w:pPr>
+      <w:r>
+        <w:rPr>
+          <w:rFonts w:ascii="Segoe UI" w:hAnsi="Segoe UI" w:cs="Segoe UI"/>
+          <w:sz w:val="18"/>
+          <w:szCs w:val="18"/>
+        </w:rPr>
+        <w:t>BIDLO</w:t>
+      </w:r>
+    </w:p>
+    <w:p>
+      <w:pPr>
+        <w:pStyle w:val="paragraph"/>
+        <w:numPr>
+          <w:ilvl w:val="3"/>
+          <w:numId w:val="1"/>
+        </w:numPr>
+        <w:spacing w:before="0" w:beforeAutospacing="0" w:after="0" w:afterAutospacing="0"/>
+        <w:textAlignment w:val="baseline"/>
+        <w:rPr>
+          <w:rFonts w:ascii="Segoe UI" w:hAnsi="Segoe UI" w:cs="Segoe UI"/>
+          <w:sz w:val="18"/>
+          <w:szCs w:val="18"/>
+        </w:rPr>
+      </w:pPr>
+      <w:r>
+        <w:rPr>
+          <w:rFonts w:ascii="Segoe UI" w:hAnsi="Segoe UI" w:cs="Segoe UI"/>
+          <w:sz w:val="18"/>
+          <w:szCs w:val="18"/>
+        </w:rPr>
+        <w:t>ASKHI</w:t>
+      </w:r>
+    </w:p>
+    <w:p>
+      <w:pPr>
+        <w:pStyle w:val="paragraph"/>
+        <w:numPr>
+          <w:ilvl w:val="3"/>
+          <w:numId w:val="1"/>
+        </w:numPr>
+        <w:spacing w:before="0" w:beforeAutospacing="0" w:after="0" w:afterAutospacing="0"/>
+        <w:textAlignment w:val="baseline"/>
+        <w:rPr>
+          <w:rFonts w:ascii="Segoe UI" w:hAnsi="Segoe UI" w:cs="Segoe UI"/>
+          <w:sz w:val="18"/>
+          <w:szCs w:val="18"/>
+        </w:rPr>
+      </w:pPr>
+      <w:r>
+        <w:rPr>
+          <w:rFonts w:ascii="Segoe UI" w:hAnsi="Segoe UI" w:cs="Segoe UI"/>
+          <w:sz w:val="18"/>
+          <w:szCs w:val="18"/>
+        </w:rPr>
+        <w:t>PRC</w:t>
+      </w:r>
+    </w:p>
+    <w:p>
+      <w:pPr>
+        <w:pStyle w:val="paragraph"/>
+        <w:numPr>
+          <w:ilvl w:val="3"/>
+          <w:numId w:val="1"/>
+        </w:numPr>
+        <w:spacing w:before="0" w:beforeAutospacing="0" w:after="0" w:afterAutospacing="0"/>
+        <w:textAlignment w:val="baseline"/>
+        <w:rPr>
+          <w:rFonts w:ascii="Segoe UI" w:hAnsi="Segoe UI" w:cs="Segoe UI"/>
+          <w:sz w:val="18"/>
+          <w:szCs w:val="18"/>
+        </w:rPr>
+      </w:pPr>
+      <w:r>
+        <w:rPr>
+          <w:rFonts w:ascii="Segoe UI" w:hAnsi="Segoe UI" w:cs="Segoe UI"/>
+          <w:sz w:val="18"/>
+          <w:szCs w:val="18"/>
+        </w:rPr>
+        <w:t>RET</w:t>
+      </w:r>
+    </w:p>
+    <w:p>
+      <w:pPr>
+        <w:pStyle w:val="paragraph"/>
+        <w:numPr>
+          <w:ilvl w:val="3"/>
+          <w:numId w:val="1"/>
+        </w:numPr>
+        <w:spacing w:before="0" w:beforeAutospacing="0" w:after="0" w:afterAutospacing="0"/>
+        <w:textAlignment w:val="baseline"/>
+        <w:rPr>
+          <w:rFonts w:ascii="Segoe UI" w:hAnsi="Segoe UI" w:cs="Segoe UI"/>
+          <w:sz w:val="18"/>
+          <w:szCs w:val="18"/>
+        </w:rPr>
+      </w:pPr>
+      <w:r>
+        <w:rPr>
+          <w:rFonts w:ascii="Segoe UI" w:hAnsi="Segoe UI" w:cs="Segoe UI"/>
+          <w:sz w:val="18"/>
+          <w:szCs w:val="18"/>
+        </w:rPr>
+        <w:t>SHROUT</w:t>
+      </w:r>
+    </w:p>
+    <w:p>
+      <w:pPr>
+        <w:pStyle w:val="paragraph"/>
+        <w:numPr>
+          <w:ilvl w:val="3"/>
+          <w:numId w:val="1"/>
+        </w:numPr>
+        <w:spacing w:before="0" w:beforeAutospacing="0" w:after="0" w:afterAutospacing="0"/>
+        <w:textAlignment w:val="baseline"/>
+        <w:rPr>
+          <w:rFonts w:ascii="Segoe UI" w:hAnsi="Segoe UI" w:cs="Segoe UI"/>
+          <w:sz w:val="18"/>
+          <w:szCs w:val="18"/>
+        </w:rPr>
+      </w:pPr>
+      <w:r>
+        <w:rPr>
+          <w:rFonts w:ascii="Segoe UI" w:hAnsi="Segoe UI" w:cs="Segoe UI"/>
+          <w:sz w:val="18"/>
+          <w:szCs w:val="18"/>
+        </w:rPr>
+        <w:t>RETX</w:t>
+      </w:r>
+    </w:p>
+    <w:p>
+      <w:pPr>
+        <w:pStyle w:val="paragraph"/>
+        <w:numPr>
+          <w:ilvl w:val="1"/>
+          <w:numId w:val="1"/>
+        </w:numPr>
+        <w:spacing w:before="0" w:beforeAutospacing="0" w:after="0" w:afterAutospacing="0"/>
+        <w:textAlignment w:val="baseline"/>
+        <w:rPr>
+          <w:rFonts w:ascii="Segoe UI" w:hAnsi="Segoe UI" w:cs="Segoe UI"/>
+          <w:sz w:val="18"/>
+          <w:szCs w:val="18"/>
+        </w:rPr>
+      </w:pPr>
+      <w:r>
+        <w:rPr>
+          <w:rFonts w:ascii="Aptos" w:hAnsi="Aptos" w:cs="Segoe UI"/>
+        </w:rPr>
+        <w:t>F-</w:t>
+      </w:r>
+      <w:proofErr w:type="spellStart"/>
+      <w:r>
+        <w:rPr>
+          <w:rFonts w:ascii="Aptos" w:hAnsi="Aptos" w:cs="Segoe UI"/>
+        </w:rPr>
+        <w:t>F_Research_Data_Factors</w:t>
+      </w:r>
+      <w:proofErr w:type="spellEnd"/>
+    </w:p>
+    <w:p>
+      <w:pPr>
+        <w:pStyle w:val="paragraph"/>
+        <w:numPr>
+          <w:ilvl w:val="2"/>
+          <w:numId w:val="1"/>
+        </w:numPr>
+        <w:spacing w:before="0" w:beforeAutospacing="0" w:after="0" w:afterAutospacing="0"/>
+        <w:textAlignment w:val="baseline"/>
+        <w:rPr>
+          <w:rFonts w:ascii="Segoe UI" w:hAnsi="Segoe UI" w:cs="Segoe UI"/>
+          <w:sz w:val="18"/>
+          <w:szCs w:val="18"/>
+        </w:rPr>
+      </w:pPr>
+      <w:r>
+        <w:rPr>
+          <w:rFonts w:ascii="Aptos" w:hAnsi="Aptos" w:cs="Segoe UI"/>
+        </w:rPr>
+        <w:t>1196 rows, 5 columns</w:t>
+      </w:r>
+    </w:p>
+    <w:p>
+      <w:pPr>
+        <w:pStyle w:val="paragraph"/>
+        <w:numPr>
+          <w:ilvl w:val="2"/>
+          <w:numId w:val="1"/>
+        </w:numPr>
+        <w:spacing w:before="0" w:beforeAutospacing="0" w:after="0" w:afterAutospacing="0"/>
+        <w:textAlignment w:val="baseline"/>
+        <w:rPr>
+          <w:rFonts w:ascii="Segoe UI" w:hAnsi="Segoe UI" w:cs="Segoe UI"/>
+          <w:sz w:val="18"/>
+          <w:szCs w:val="18"/>
+        </w:rPr>
+      </w:pPr>
+      <w:r>
+        <w:rPr>
+          <w:rFonts w:ascii="Aptos" w:hAnsi="Aptos" w:cs="Segoe UI"/>
+        </w:rPr>
+        <w:t xml:space="preserve">Fama French Factors pulled from </w:t>
+      </w:r>
+      <w:r>
+        <w:rPr>
+          <w:rFonts w:ascii="Aptos" w:hAnsi="Aptos" w:cs="Segoe UI"/>
+        </w:rPr>
+        <w:t>https://mba.tuck.dartmouth.edu/pages/faculty/ken.french/data_library.html</w:t>
+      </w:r>
+    </w:p>
+    <w:p>
+      <w:pPr>
+        <w:pStyle w:val="paragraph"/>
+        <w:numPr>
+          <w:ilvl w:val="3"/>
+          <w:numId w:val="1"/>
+        </w:numPr>
+        <w:spacing w:before="0" w:beforeAutospacing="0" w:after="0" w:afterAutospacing="0"/>
+        <w:textAlignment w:val="baseline"/>
+        <w:rPr>
+          <w:rFonts w:ascii="Segoe UI" w:hAnsi="Segoe UI" w:cs="Segoe UI"/>
+          <w:sz w:val="18"/>
+          <w:szCs w:val="18"/>
+        </w:rPr>
+      </w:pPr>
+      <w:r>
+        <w:rPr>
+          <w:rFonts w:ascii="Segoe UI" w:hAnsi="Segoe UI" w:cs="Segoe UI"/>
+          <w:sz w:val="18"/>
+          <w:szCs w:val="18"/>
+        </w:rPr>
+        <w:t>Date</w:t>
+      </w:r>
+      <w:r>
+        <w:rPr>
+          <w:rFonts w:ascii="Segoe UI" w:hAnsi="Segoe UI" w:cs="Segoe UI"/>
+          <w:sz w:val="18"/>
+          <w:szCs w:val="18"/>
+        </w:rPr>
+        <w:t xml:space="preserve"> </w:t>
+      </w:r>
+    </w:p>
+    <w:p>
+      <w:pPr>
+        <w:pStyle w:val="paragraph"/>
+        <w:numPr>
+          <w:ilvl w:val="4"/>
+          <w:numId w:val="1"/>
+        </w:numPr>
+        <w:spacing w:before="0" w:beforeAutospacing="0" w:after="0" w:afterAutospacing="0"/>
+        <w:textAlignment w:val="baseline"/>
+        <w:rPr>
+          <w:rFonts w:ascii="Segoe UI" w:hAnsi="Segoe UI" w:cs="Segoe UI"/>
+          <w:sz w:val="18"/>
+          <w:szCs w:val="18"/>
+        </w:rPr>
+      </w:pPr>
+      <w:r>
+        <w:rPr>
+          <w:rFonts w:ascii="Segoe UI" w:hAnsi="Segoe UI" w:cs="Segoe UI"/>
+          <w:sz w:val="18"/>
+          <w:szCs w:val="18"/>
+        </w:rPr>
+        <w:t>(07/1926 - 02/2026)</w:t>
+      </w:r>
+    </w:p>
+    <w:p>
+      <w:pPr>
+        <w:pStyle w:val="paragraph"/>
+        <w:numPr>
+          <w:ilvl w:val="3"/>
+          <w:numId w:val="1"/>
+        </w:numPr>
+        <w:spacing w:before="0" w:beforeAutospacing="0" w:after="0" w:afterAutospacing="0"/>
+        <w:textAlignment w:val="baseline"/>
+        <w:rPr>
+          <w:rFonts w:ascii="Segoe UI" w:hAnsi="Segoe UI" w:cs="Segoe UI"/>
+          <w:sz w:val="18"/>
+          <w:szCs w:val="18"/>
+        </w:rPr>
+      </w:pPr>
+      <w:r>
+        <w:rPr>
+          <w:rFonts w:ascii="Segoe UI" w:hAnsi="Segoe UI" w:cs="Segoe UI"/>
+          <w:sz w:val="18"/>
+          <w:szCs w:val="18"/>
+        </w:rPr>
+        <w:t>Mkt-RF</w:t>
+      </w:r>
+    </w:p>
+    <w:p>
+      <w:pPr>
+        <w:pStyle w:val="paragraph"/>
+        <w:numPr>
+          <w:ilvl w:val="4"/>
+          <w:numId w:val="1"/>
+        </w:numPr>
+        <w:spacing w:before="0" w:beforeAutospacing="0" w:after="0" w:afterAutospacing="0"/>
+        <w:textAlignment w:val="baseline"/>
+        <w:rPr>
+          <w:rFonts w:ascii="Segoe UI" w:hAnsi="Segoe UI" w:cs="Segoe UI"/>
+          <w:sz w:val="18"/>
+          <w:szCs w:val="18"/>
+        </w:rPr>
+      </w:pPr>
+      <w:r>
+        <w:rPr>
+          <w:rFonts w:ascii="Segoe UI" w:hAnsi="Segoe UI" w:cs="Segoe UI"/>
+          <w:sz w:val="18"/>
+          <w:szCs w:val="18"/>
+        </w:rPr>
+        <w:t>Excess Market Return</w:t>
+      </w:r>
+    </w:p>
+    <w:p>
+      <w:pPr>
+        <w:pStyle w:val="paragraph"/>
+        <w:numPr>
+          <w:ilvl w:val="3"/>
+          <w:numId w:val="1"/>
+        </w:numPr>
+        <w:spacing w:before="0" w:beforeAutospacing="0" w:after="0" w:afterAutospacing="0"/>
+        <w:textAlignment w:val="baseline"/>
+        <w:rPr>
+          <w:rFonts w:ascii="Segoe UI" w:hAnsi="Segoe UI" w:cs="Segoe UI"/>
+          <w:sz w:val="18"/>
+          <w:szCs w:val="18"/>
+        </w:rPr>
+      </w:pPr>
+      <w:r>
+        <w:rPr>
+          <w:rFonts w:ascii="Segoe UI" w:hAnsi="Segoe UI" w:cs="Segoe UI"/>
+          <w:sz w:val="18"/>
+          <w:szCs w:val="18"/>
+        </w:rPr>
+        <w:t>SMB</w:t>
+      </w:r>
+    </w:p>
+    <w:p>
+      <w:pPr>
+        <w:pStyle w:val="paragraph"/>
+        <w:numPr>
+          <w:ilvl w:val="4"/>
+          <w:numId w:val="1"/>
+        </w:numPr>
+        <w:spacing w:before="0" w:beforeAutospacing="0" w:after="0" w:afterAutospacing="0"/>
+        <w:textAlignment w:val="baseline"/>
+        <w:rPr>
+          <w:rFonts w:ascii="Segoe UI" w:hAnsi="Segoe UI" w:cs="Segoe UI"/>
+          <w:sz w:val="18"/>
+          <w:szCs w:val="18"/>
+        </w:rPr>
+      </w:pPr>
+      <w:r>
+        <w:rPr>
+          <w:rFonts w:ascii="Segoe UI" w:hAnsi="Segoe UI" w:cs="Segoe UI"/>
+          <w:sz w:val="18"/>
+          <w:szCs w:val="18"/>
+        </w:rPr>
+        <w:t>Small minus Big</w:t>
+      </w:r>
+    </w:p>
+    <w:p>
+      <w:pPr>
+        <w:pStyle w:val="paragraph"/>
+        <w:numPr>
+          <w:ilvl w:val="3"/>
+          <w:numId w:val="1"/>
+        </w:numPr>
+        <w:spacing w:before="0" w:beforeAutospacing="0" w:after="0" w:afterAutospacing="0"/>
+        <w:textAlignment w:val="baseline"/>
+        <w:rPr>
+          <w:rFonts w:ascii="Segoe UI" w:hAnsi="Segoe UI" w:cs="Segoe UI"/>
+          <w:sz w:val="18"/>
+          <w:szCs w:val="18"/>
+        </w:rPr>
+      </w:pPr>
+      <w:r>
+        <w:rPr>
+          <w:rFonts w:ascii="Segoe UI" w:hAnsi="Segoe UI" w:cs="Segoe UI"/>
+          <w:sz w:val="18"/>
+          <w:szCs w:val="18"/>
+        </w:rPr>
+        <w:t>HML</w:t>
+      </w:r>
+    </w:p>
+    <w:p>
+      <w:pPr>
+        <w:pStyle w:val="paragraph"/>
+        <w:numPr>
+          <w:ilvl w:val="4"/>
+          <w:numId w:val="1"/>
+        </w:numPr>
+        <w:spacing w:before="0" w:beforeAutospacing="0" w:after="0" w:afterAutospacing="0"/>
+        <w:textAlignment w:val="baseline"/>
+        <w:rPr>
+          <w:rFonts w:ascii="Segoe UI" w:hAnsi="Segoe UI" w:cs="Segoe UI"/>
+          <w:sz w:val="18"/>
+          <w:szCs w:val="18"/>
+        </w:rPr>
+      </w:pPr>
+      <w:r>
+        <w:rPr>
+          <w:rFonts w:ascii="Segoe UI" w:hAnsi="Segoe UI" w:cs="Segoe UI"/>
+          <w:sz w:val="18"/>
+          <w:szCs w:val="18"/>
+        </w:rPr>
+        <w:lastRenderedPageBreak/>
+        <w:t>High minus Low</w:t>
+      </w:r>
+    </w:p>
+    <w:p>
+      <w:pPr>
+        <w:pStyle w:val="paragraph"/>
+        <w:numPr>
+          <w:ilvl w:val="3"/>
+          <w:numId w:val="1"/>
+        </w:numPr>
+        <w:spacing w:before="0" w:beforeAutospacing="0" w:after="0" w:afterAutospacing="0"/>
+        <w:textAlignment w:val="baseline"/>
+        <w:rPr>
+          <w:rFonts w:ascii="Segoe UI" w:hAnsi="Segoe UI" w:cs="Segoe UI"/>
+          <w:sz w:val="18"/>
+          <w:szCs w:val="18"/>
+        </w:rPr>
+      </w:pPr>
+      <w:r>
+        <w:rPr>
+          <w:rFonts w:ascii="Segoe UI" w:hAnsi="Segoe UI" w:cs="Segoe UI"/>
+          <w:sz w:val="18"/>
+          <w:szCs w:val="18"/>
+        </w:rPr>
+        <w:t>R</w:t>
+      </w:r>
+      <w:r>
+        <w:rPr>
+          <w:rFonts w:ascii="Segoe UI" w:hAnsi="Segoe UI" w:cs="Segoe UI"/>
+          <w:sz w:val="18"/>
+          <w:szCs w:val="18"/>
+        </w:rPr>
+        <w:t>F</w:t>
+      </w:r>
+    </w:p>
+    <w:p>
+      <w:pPr>
+        <w:pStyle w:val="paragraph"/>
+        <w:numPr>
+          <w:ilvl w:val="4"/>
+          <w:numId w:val="1"/>
+        </w:numPr>
+        <w:spacing w:before="0" w:beforeAutospacing="0" w:after="0" w:afterAutospacing="0"/>
+        <w:textAlignment w:val="baseline"/>
+        <w:rPr>
+          <w:rFonts w:ascii="Segoe UI" w:hAnsi="Segoe UI" w:cs="Segoe UI"/>
+          <w:sz w:val="18"/>
+          <w:szCs w:val="18"/>
+        </w:rPr>
+      </w:pPr>
+      <w:r>
+        <w:rPr>
+          <w:rFonts w:ascii="Segoe UI" w:hAnsi="Segoe UI" w:cs="Segoe UI"/>
+          <w:sz w:val="18"/>
+          <w:szCs w:val="18"/>
+        </w:rPr>
+        <w:t>Risk Free rate</w:t>
+      </w:r>
+    </w:p>
+    <w:p>
+      <w:pPr>
+        <w:pStyle w:val="paragraph"/>
+        <w:numPr>
+          <w:ilvl w:val="1"/>
+          <w:numId w:val="1"/>
+        </w:numPr>
+        <w:spacing w:before="0" w:beforeAutospacing="0" w:after="0" w:afterAutospacing="0"/>
+        <w:textAlignment w:val="baseline"/>
+        <w:rPr>
+          <w:rFonts w:ascii="Segoe UI" w:hAnsi="Segoe UI" w:cs="Segoe UI"/>
+          <w:sz w:val="18"/>
+          <w:szCs w:val="18"/>
+        </w:rPr>
+      </w:pPr>
+      <w:r>
+        <w:rPr>
+          <w:rFonts w:ascii="Segoe UI" w:hAnsi="Segoe UI" w:cs="Segoe UI"/>
+          <w:sz w:val="18"/>
+          <w:szCs w:val="18"/>
+        </w:rPr>
+        <w:t>Berkshire Hathaway Inc Q4 2025 13F Top Portfolio Holdings</w:t>
+      </w:r>
+      <w:r>
+        <w:rPr>
+          <w:rFonts w:ascii="Segoe UI" w:hAnsi="Segoe UI" w:cs="Segoe UI"/>
+          <w:sz w:val="18"/>
+          <w:szCs w:val="18"/>
+        </w:rPr>
+        <w:t xml:space="preserve">.csv </w:t>
+      </w:r>
+    </w:p>
+    <w:p>
+      <w:pPr>
+        <w:pStyle w:val="paragraph"/>
+        <w:numPr>
+          <w:ilvl w:val="2"/>
+          <w:numId w:val="1"/>
+        </w:numPr>
+        <w:spacing w:before="0" w:beforeAutospacing="0" w:after="0" w:afterAutospacing="0"/>
+        <w:textAlignment w:val="baseline"/>
+        <w:rPr>
+          <w:rFonts w:ascii="Segoe UI" w:hAnsi="Segoe UI" w:cs="Segoe UI"/>
+          <w:sz w:val="18"/>
+          <w:szCs w:val="18"/>
+        </w:rPr>
+      </w:pPr>
+      <w:r>
+        <w:rPr>
+          <w:rFonts w:ascii="Segoe UI" w:hAnsi="Segoe UI" w:cs="Segoe UI"/>
+          <w:sz w:val="18"/>
+          <w:szCs w:val="18"/>
+        </w:rPr>
+        <w:t xml:space="preserve">42 rows, </w:t>
+      </w:r>
+      <w:r>
+        <w:rPr>
+          <w:rFonts w:ascii="Segoe UI" w:hAnsi="Segoe UI" w:cs="Segoe UI"/>
+          <w:sz w:val="18"/>
+          <w:szCs w:val="18"/>
+        </w:rPr>
+        <w:t>9</w:t>
+      </w:r>
+      <w:r>
+        <w:rPr>
+          <w:rFonts w:ascii="Segoe UI" w:hAnsi="Segoe UI" w:cs="Segoe UI"/>
+          <w:sz w:val="18"/>
+          <w:szCs w:val="18"/>
+        </w:rPr>
+        <w:t xml:space="preserve"> columns</w:t>
+      </w:r>
+    </w:p>
+    <w:p>
+      <w:pPr>
+        <w:pStyle w:val="paragraph"/>
+        <w:numPr>
+          <w:ilvl w:val="2"/>
+          <w:numId w:val="1"/>
+        </w:numPr>
+        <w:spacing w:before="0" w:beforeAutospacing="0" w:after="0" w:afterAutospacing="0"/>
+        <w:textAlignment w:val="baseline"/>
+        <w:rPr>
+          <w:rFonts w:ascii="Segoe UI" w:hAnsi="Segoe UI" w:cs="Segoe UI"/>
+          <w:sz w:val="18"/>
+          <w:szCs w:val="18"/>
+        </w:rPr>
+      </w:pPr>
+      <w:r>
+        <w:rPr>
+          <w:rFonts w:ascii="Segoe UI" w:hAnsi="Segoe UI" w:cs="Segoe UI"/>
+          <w:sz w:val="18"/>
+          <w:szCs w:val="18"/>
+        </w:rPr>
+        <w:t>Q4 2025</w:t>
+      </w:r>
+    </w:p>
+    <w:p>
+      <w:pPr>
+        <w:pStyle w:val="paragraph"/>
+        <w:numPr>
+          <w:ilvl w:val="2"/>
+          <w:numId w:val="1"/>
+        </w:numPr>
+        <w:spacing w:before="0" w:beforeAutospacing="0" w:after="0" w:afterAutospacing="0"/>
+        <w:textAlignment w:val="baseline"/>
+        <w:rPr>
+          <w:rFonts w:ascii="Segoe UI" w:hAnsi="Segoe UI" w:cs="Segoe UI"/>
+          <w:sz w:val="18"/>
+          <w:szCs w:val="18"/>
+        </w:rPr>
+      </w:pPr>
+      <w:r>
+        <w:rPr>
+          <w:rFonts w:ascii="Segoe UI" w:hAnsi="Segoe UI" w:cs="Segoe UI"/>
+          <w:sz w:val="18"/>
+          <w:szCs w:val="18"/>
+        </w:rPr>
+        <w:t xml:space="preserve">Berkshire Hathaway 13-F equity holdings pulled from </w:t>
+      </w:r>
+      <w:hyperlink r:id="rId5" w:history="1">
+        <w:r>
+          <w:rPr>
+            <w:rStyle w:val="Hyperlink"/>
+            <w:rFonts w:ascii="Segoe UI" w:hAnsi="Segoe UI" w:cs="Segoe UI"/>
+            <w:sz w:val="18"/>
+            <w:szCs w:val="18"/>
+          </w:rPr>
+          <w:t>https://13f.info/13f/000119312526054580-berkshire-hathaway-inc-q4-2025</w:t>
+        </w:r>
+      </w:hyperlink>
+    </w:p>
+    <w:p>
+      <w:pPr>
+        <w:pStyle w:val="paragraph"/>
+        <w:numPr>
+          <w:ilvl w:val="3"/>
+          <w:numId w:val="1"/>
+        </w:numPr>
+        <w:spacing w:before="0" w:beforeAutospacing="0" w:after="0" w:afterAutospacing="0"/>
+        <w:textAlignment w:val="baseline"/>
+        <w:rPr>
+          <w:rFonts w:ascii="Segoe UI" w:hAnsi="Segoe UI" w:cs="Segoe UI"/>
+          <w:sz w:val="18"/>
+          <w:szCs w:val="18"/>
+        </w:rPr>
+      </w:pPr>
+      <w:r>
+        <w:rPr>
+          <w:rFonts w:ascii="Segoe UI" w:hAnsi="Segoe UI" w:cs="Segoe UI"/>
+          <w:sz w:val="18"/>
+          <w:szCs w:val="18"/>
+        </w:rPr>
+        <w:t>"Sym"</w:t>
+      </w:r>
+      <w:r>
+        <w:rPr>
+          <w:rFonts w:ascii="Segoe UI" w:hAnsi="Segoe UI" w:cs="Segoe UI"/>
+          <w:sz w:val="18"/>
+          <w:szCs w:val="18"/>
+        </w:rPr>
+        <w:t xml:space="preserve"> </w:t>
+      </w:r>
+      <w:r>
+        <w:rPr>
+          <w:rFonts w:ascii="Segoe UI" w:hAnsi="Segoe UI" w:cs="Segoe UI"/>
+          <w:sz w:val="18"/>
+          <w:szCs w:val="18"/>
+        </w:rPr>
+        <w:t>(42 holdings)</w:t>
+      </w:r>
+    </w:p>
+    <w:p>
+      <w:pPr>
+        <w:pStyle w:val="paragraph"/>
+        <w:numPr>
+          <w:ilvl w:val="3"/>
+          <w:numId w:val="1"/>
+        </w:numPr>
+        <w:spacing w:before="0" w:beforeAutospacing="0" w:after="0" w:afterAutospacing="0"/>
+        <w:textAlignment w:val="baseline"/>
+        <w:rPr>
+          <w:rFonts w:ascii="Segoe UI" w:hAnsi="Segoe UI" w:cs="Segoe UI"/>
+          <w:sz w:val="18"/>
+          <w:szCs w:val="18"/>
+        </w:rPr>
+      </w:pPr>
+      <w:r>
+        <w:rPr>
+          <w:rFonts w:ascii="Segoe UI" w:hAnsi="Segoe UI" w:cs="Segoe UI"/>
+          <w:sz w:val="18"/>
+          <w:szCs w:val="18"/>
+        </w:rPr>
+        <w:t>"Issuer Name"</w:t>
+      </w:r>
+    </w:p>
+    <w:p>
+      <w:pPr>
+        <w:pStyle w:val="paragraph"/>
+        <w:numPr>
+          <w:ilvl w:val="3"/>
+          <w:numId w:val="1"/>
+        </w:numPr>
+        <w:spacing w:before="0" w:beforeAutospacing="0" w:after="0" w:afterAutospacing="0"/>
+        <w:textAlignment w:val="baseline"/>
+        <w:rPr>
+          <w:rFonts w:ascii="Segoe UI" w:hAnsi="Segoe UI" w:cs="Segoe UI"/>
+          <w:sz w:val="18"/>
+          <w:szCs w:val="18"/>
+        </w:rPr>
+      </w:pPr>
+      <w:r>
+        <w:rPr>
+          <w:rFonts w:ascii="Segoe UI" w:hAnsi="Segoe UI" w:cs="Segoe UI"/>
+          <w:sz w:val="18"/>
+          <w:szCs w:val="18"/>
+        </w:rPr>
+        <w:t>"Cl"</w:t>
+      </w:r>
+    </w:p>
+    <w:p>
+      <w:pPr>
+        <w:pStyle w:val="paragraph"/>
+        <w:numPr>
+          <w:ilvl w:val="3"/>
+          <w:numId w:val="1"/>
+        </w:numPr>
+        <w:spacing w:before="0" w:beforeAutospacing="0" w:after="0" w:afterAutospacing="0"/>
+        <w:textAlignment w:val="baseline"/>
+        <w:rPr>
+          <w:rFonts w:ascii="Segoe UI" w:hAnsi="Segoe UI" w:cs="Segoe UI"/>
+          <w:sz w:val="18"/>
+          <w:szCs w:val="18"/>
+        </w:rPr>
+      </w:pPr>
+      <w:r>
+        <w:rPr>
+          <w:rFonts w:ascii="Segoe UI" w:hAnsi="Segoe UI" w:cs="Segoe UI"/>
+          <w:sz w:val="18"/>
+          <w:szCs w:val="18"/>
+        </w:rPr>
+        <w:t>"CUSIP"</w:t>
+      </w:r>
+    </w:p>
+    <w:p>
+      <w:pPr>
+        <w:pStyle w:val="paragraph"/>
+        <w:numPr>
+          <w:ilvl w:val="3"/>
+          <w:numId w:val="1"/>
+        </w:numPr>
+        <w:spacing w:before="0" w:beforeAutospacing="0" w:after="0" w:afterAutospacing="0"/>
+        <w:textAlignment w:val="baseline"/>
+        <w:rPr>
+          <w:rFonts w:ascii="Segoe UI" w:hAnsi="Segoe UI" w:cs="Segoe UI"/>
+          <w:sz w:val="18"/>
+          <w:szCs w:val="18"/>
+        </w:rPr>
+      </w:pPr>
+      <w:r>
+        <w:rPr>
+          <w:rFonts w:ascii="Segoe UI" w:hAnsi="Segoe UI" w:cs="Segoe UI"/>
+          <w:sz w:val="18"/>
+          <w:szCs w:val="18"/>
+        </w:rPr>
+        <w:t>"Value ($000)"</w:t>
+      </w:r>
+    </w:p>
+    <w:p>
+      <w:pPr>
+        <w:pStyle w:val="paragraph"/>
+        <w:numPr>
+          <w:ilvl w:val="3"/>
+          <w:numId w:val="1"/>
+        </w:numPr>
+        <w:spacing w:before="0" w:beforeAutospacing="0" w:after="0" w:afterAutospacing="0"/>
+        <w:textAlignment w:val="baseline"/>
+        <w:rPr>
+          <w:rFonts w:ascii="Segoe UI" w:hAnsi="Segoe UI" w:cs="Segoe UI"/>
+          <w:sz w:val="18"/>
+          <w:szCs w:val="18"/>
+        </w:rPr>
+      </w:pPr>
+      <w:r>
+        <w:rPr>
+          <w:rFonts w:ascii="Segoe UI" w:hAnsi="Segoe UI" w:cs="Segoe UI"/>
+          <w:sz w:val="18"/>
+          <w:szCs w:val="18"/>
+        </w:rPr>
+        <w:t>"%"</w:t>
+      </w:r>
+    </w:p>
+    <w:p>
+      <w:pPr>
+        <w:pStyle w:val="paragraph"/>
+        <w:numPr>
+          <w:ilvl w:val="3"/>
+          <w:numId w:val="1"/>
+        </w:numPr>
+        <w:spacing w:before="0" w:beforeAutospacing="0" w:after="0" w:afterAutospacing="0"/>
+        <w:textAlignment w:val="baseline"/>
+        <w:rPr>
+          <w:rFonts w:ascii="Segoe UI" w:hAnsi="Segoe UI" w:cs="Segoe UI"/>
+          <w:sz w:val="18"/>
+          <w:szCs w:val="18"/>
+        </w:rPr>
+      </w:pPr>
+      <w:r>
+        <w:rPr>
+          <w:rFonts w:ascii="Segoe UI" w:hAnsi="Segoe UI" w:cs="Segoe UI"/>
+          <w:sz w:val="18"/>
+          <w:szCs w:val="18"/>
+        </w:rPr>
+        <w:t>"Shares"</w:t>
+      </w:r>
+    </w:p>
+    <w:p>
+      <w:pPr>
+        <w:pStyle w:val="paragraph"/>
+        <w:numPr>
+          <w:ilvl w:val="3"/>
+          <w:numId w:val="1"/>
+        </w:numPr>
+        <w:spacing w:before="0" w:beforeAutospacing="0" w:after="0" w:afterAutospacing="0"/>
+        <w:textAlignment w:val="baseline"/>
+        <w:rPr>
+          <w:rFonts w:ascii="Segoe UI" w:hAnsi="Segoe UI" w:cs="Segoe UI"/>
+          <w:sz w:val="18"/>
+          <w:szCs w:val="18"/>
+        </w:rPr>
+      </w:pPr>
+      <w:r>
+        <w:rPr>
+          <w:rFonts w:ascii="Segoe UI" w:hAnsi="Segoe UI" w:cs="Segoe UI"/>
+          <w:sz w:val="18"/>
+          <w:szCs w:val="18"/>
+        </w:rPr>
+        <w:t>"Principal"</w:t>
+      </w:r>
+    </w:p>
+    <w:p>
+      <w:pPr>
+        <w:pStyle w:val="paragraph"/>
+        <w:numPr>
+          <w:ilvl w:val="3"/>
+          <w:numId w:val="1"/>
+        </w:numPr>
+        <w:spacing w:before="0" w:beforeAutospacing="0" w:after="0" w:afterAutospacing="0"/>
+        <w:textAlignment w:val="baseline"/>
+        <w:rPr>
+          <w:rFonts w:ascii="Segoe UI" w:hAnsi="Segoe UI" w:cs="Segoe UI"/>
+          <w:sz w:val="18"/>
+          <w:szCs w:val="18"/>
+        </w:rPr>
+      </w:pPr>
+      <w:r>
+        <w:rPr>
+          <w:rFonts w:ascii="Segoe UI" w:hAnsi="Segoe UI" w:cs="Segoe UI"/>
+          <w:sz w:val="18"/>
+          <w:szCs w:val="18"/>
+        </w:rPr>
+        <w:t>"Option Type"</w:t>
+      </w:r>
+    </w:p>
+    <w:p>
+      <w:pPr>
+        <w:pStyle w:val="paragraph"/>
+        <w:numPr>
+          <w:ilvl w:val="1"/>
+          <w:numId w:val="1"/>
+        </w:numPr>
+        <w:spacing w:before="0" w:beforeAutospacing="0" w:after="0" w:afterAutospacing="0"/>
+        <w:textAlignment w:val="baseline"/>
+        <w:rPr>
+          <w:rFonts w:ascii="Segoe UI" w:hAnsi="Segoe UI" w:cs="Segoe UI"/>
+          <w:sz w:val="18"/>
+          <w:szCs w:val="18"/>
+        </w:rPr>
+      </w:pPr>
+      <w:r>
+        <w:rPr>
+          <w:rFonts w:ascii="Segoe UI" w:hAnsi="Segoe UI" w:cs="Segoe UI"/>
+          <w:sz w:val="18"/>
+          <w:szCs w:val="18"/>
+        </w:rPr>
+        <w:t>Mutual Funds Holdings.csv</w:t>
+      </w:r>
+    </w:p>
+    <w:p>
+      <w:pPr>
+        <w:pStyle w:val="paragraph"/>
+        <w:numPr>
+          <w:ilvl w:val="2"/>
+          <w:numId w:val="1"/>
+        </w:numPr>
+        <w:spacing w:before="0" w:beforeAutospacing="0" w:after="0" w:afterAutospacing="0"/>
+        <w:textAlignment w:val="baseline"/>
+        <w:rPr>
+          <w:rFonts w:ascii="Segoe UI" w:hAnsi="Segoe UI" w:cs="Segoe UI"/>
+          <w:sz w:val="18"/>
+          <w:szCs w:val="18"/>
+        </w:rPr>
+      </w:pPr>
+      <w:r>
+        <w:rPr>
+          <w:rFonts w:ascii="Segoe UI" w:hAnsi="Segoe UI" w:cs="Segoe UI"/>
+          <w:sz w:val="18"/>
+          <w:szCs w:val="18"/>
+        </w:rPr>
+        <w:t>6</w:t>
+      </w:r>
+      <w:r>
+        <w:rPr>
+          <w:rFonts w:ascii="Segoe UI" w:hAnsi="Segoe UI" w:cs="Segoe UI"/>
+          <w:sz w:val="18"/>
+          <w:szCs w:val="18"/>
+        </w:rPr>
+        <w:t>,</w:t>
+      </w:r>
+      <w:r>
+        <w:rPr>
+          <w:rFonts w:ascii="Segoe UI" w:hAnsi="Segoe UI" w:cs="Segoe UI"/>
+          <w:sz w:val="18"/>
+          <w:szCs w:val="18"/>
+        </w:rPr>
+        <w:t>112</w:t>
+      </w:r>
+      <w:r>
+        <w:rPr>
+          <w:rFonts w:ascii="Segoe UI" w:hAnsi="Segoe UI" w:cs="Segoe UI"/>
+          <w:sz w:val="18"/>
+          <w:szCs w:val="18"/>
+        </w:rPr>
+        <w:t>,</w:t>
+      </w:r>
+      <w:r>
+        <w:rPr>
+          <w:rFonts w:ascii="Segoe UI" w:hAnsi="Segoe UI" w:cs="Segoe UI"/>
+          <w:sz w:val="18"/>
+          <w:szCs w:val="18"/>
+        </w:rPr>
+        <w:t>142</w:t>
+      </w:r>
+      <w:r>
+        <w:rPr>
+          <w:rFonts w:ascii="Segoe UI" w:hAnsi="Segoe UI" w:cs="Segoe UI"/>
+          <w:sz w:val="18"/>
+          <w:szCs w:val="18"/>
+        </w:rPr>
+        <w:t xml:space="preserve"> rows, </w:t>
+      </w:r>
+      <w:r>
+        <w:rPr>
+          <w:rFonts w:ascii="Segoe UI" w:hAnsi="Segoe UI" w:cs="Segoe UI"/>
+          <w:sz w:val="18"/>
+          <w:szCs w:val="18"/>
+        </w:rPr>
+        <w:t>11</w:t>
+      </w:r>
+      <w:r>
+        <w:rPr>
+          <w:rFonts w:ascii="Segoe UI" w:hAnsi="Segoe UI" w:cs="Segoe UI"/>
+          <w:sz w:val="18"/>
+          <w:szCs w:val="18"/>
+        </w:rPr>
+        <w:t xml:space="preserve"> columns</w:t>
+      </w:r>
+    </w:p>
+    <w:p>
+      <w:pPr>
+        <w:pStyle w:val="paragraph"/>
+        <w:numPr>
+          <w:ilvl w:val="2"/>
+          <w:numId w:val="1"/>
+        </w:numPr>
+        <w:spacing w:before="0" w:beforeAutospacing="0" w:after="0" w:afterAutospacing="0"/>
+        <w:textAlignment w:val="baseline"/>
+        <w:rPr>
+          <w:rFonts w:ascii="Segoe UI" w:hAnsi="Segoe UI" w:cs="Segoe UI"/>
+          <w:sz w:val="18"/>
+          <w:szCs w:val="18"/>
+        </w:rPr>
+      </w:pPr>
+      <w:r>
+        <w:rPr>
+          <w:rFonts w:ascii="Segoe UI" w:hAnsi="Segoe UI" w:cs="Segoe UI"/>
+          <w:sz w:val="18"/>
+          <w:szCs w:val="18"/>
+        </w:rPr>
+        <w:t xml:space="preserve">Mutual Fund data pulled from </w:t>
+      </w:r>
+      <w:r>
+        <w:rPr>
+          <w:rFonts w:ascii="Segoe UI" w:hAnsi="Segoe UI" w:cs="Segoe UI"/>
+          <w:sz w:val="18"/>
+          <w:szCs w:val="18"/>
+        </w:rPr>
+        <w:t>WRDS database</w:t>
+      </w:r>
+      <w:r>
+        <w:rPr>
+          <w:rFonts w:ascii="Segoe UI" w:hAnsi="Segoe UI" w:cs="Segoe UI"/>
+          <w:sz w:val="18"/>
+          <w:szCs w:val="18"/>
+        </w:rPr>
+        <w:t xml:space="preserve"> </w:t>
+      </w:r>
+      <w:r>
+        <w:rPr>
+          <w:rFonts w:ascii="Segoe UI" w:hAnsi="Segoe UI" w:cs="Segoe UI"/>
+          <w:sz w:val="18"/>
+          <w:szCs w:val="18"/>
+        </w:rPr>
+        <w:t>https://wrds-www.wharton.upenn.edu/data-dictionary/crsp_q_mutualfunds/</w:t>
+      </w:r>
+    </w:p>
+    <w:p>
+      <w:pPr>
+        <w:pStyle w:val="paragraph"/>
+        <w:numPr>
+          <w:ilvl w:val="3"/>
+          <w:numId w:val="1"/>
+        </w:numPr>
+        <w:spacing w:before="0" w:beforeAutospacing="0" w:after="0" w:afterAutospacing="0"/>
+        <w:textAlignment w:val="baseline"/>
+        <w:rPr>
+          <w:rFonts w:ascii="Segoe UI" w:hAnsi="Segoe UI" w:cs="Segoe UI"/>
+          <w:sz w:val="18"/>
+          <w:szCs w:val="18"/>
+        </w:rPr>
+      </w:pPr>
+      <w:proofErr w:type="spellStart"/>
+      <w:r>
+        <w:rPr>
+          <w:rFonts w:ascii="Segoe UI" w:hAnsi="Segoe UI" w:cs="Segoe UI"/>
+          <w:sz w:val="18"/>
+          <w:szCs w:val="18"/>
+        </w:rPr>
+        <w:t>crsp_portno</w:t>
+      </w:r>
+      <w:proofErr w:type="spellEnd"/>
+    </w:p>
+    <w:p>
+      <w:pPr>
+        <w:pStyle w:val="paragraph"/>
+        <w:numPr>
+          <w:ilvl w:val="3"/>
+          <w:numId w:val="1"/>
+        </w:numPr>
+        <w:spacing w:before="0" w:beforeAutospacing="0" w:after="0" w:afterAutospacing="0"/>
+        <w:textAlignment w:val="baseline"/>
+        <w:rPr>
+          <w:rFonts w:ascii="Segoe UI" w:hAnsi="Segoe UI" w:cs="Segoe UI"/>
+          <w:sz w:val="18"/>
+          <w:szCs w:val="18"/>
+        </w:rPr>
+      </w:pPr>
+      <w:proofErr w:type="spellStart"/>
+      <w:r>
+        <w:rPr>
+          <w:rFonts w:ascii="Segoe UI" w:hAnsi="Segoe UI" w:cs="Segoe UI"/>
+          <w:sz w:val="18"/>
+          <w:szCs w:val="18"/>
+        </w:rPr>
+        <w:t>eff_dt</w:t>
+      </w:r>
+      <w:proofErr w:type="spellEnd"/>
+      <w:r>
+        <w:rPr>
+          <w:rFonts w:ascii="Segoe UI" w:hAnsi="Segoe UI" w:cs="Segoe UI"/>
+          <w:sz w:val="18"/>
+          <w:szCs w:val="18"/>
+        </w:rPr>
+        <w:t xml:space="preserve"> (11/2025 – 12/2025)</w:t>
+      </w:r>
+    </w:p>
+    <w:p>
+      <w:pPr>
+        <w:pStyle w:val="paragraph"/>
+        <w:numPr>
+          <w:ilvl w:val="3"/>
+          <w:numId w:val="1"/>
+        </w:numPr>
+        <w:spacing w:before="0" w:beforeAutospacing="0" w:after="0" w:afterAutospacing="0"/>
+        <w:textAlignment w:val="baseline"/>
+        <w:rPr>
+          <w:rFonts w:ascii="Segoe UI" w:hAnsi="Segoe UI" w:cs="Segoe UI"/>
+          <w:sz w:val="18"/>
+          <w:szCs w:val="18"/>
+        </w:rPr>
+      </w:pPr>
+      <w:proofErr w:type="spellStart"/>
+      <w:r>
+        <w:rPr>
+          <w:rFonts w:ascii="Segoe UI" w:hAnsi="Segoe UI" w:cs="Segoe UI"/>
+          <w:sz w:val="18"/>
+          <w:szCs w:val="18"/>
+        </w:rPr>
+        <w:t>nbr_shares</w:t>
+      </w:r>
+      <w:proofErr w:type="spellEnd"/>
+    </w:p>
+    <w:p>
+      <w:pPr>
+        <w:pStyle w:val="paragraph"/>
+        <w:numPr>
+          <w:ilvl w:val="3"/>
+          <w:numId w:val="1"/>
+        </w:numPr>
+        <w:spacing w:before="0" w:beforeAutospacing="0" w:after="0" w:afterAutospacing="0"/>
+        <w:textAlignment w:val="baseline"/>
+        <w:rPr>
+          <w:rFonts w:ascii="Segoe UI" w:hAnsi="Segoe UI" w:cs="Segoe UI"/>
+          <w:sz w:val="18"/>
+          <w:szCs w:val="18"/>
+        </w:rPr>
+      </w:pPr>
+      <w:proofErr w:type="spellStart"/>
+      <w:r>
+        <w:rPr>
+          <w:rFonts w:ascii="Segoe UI" w:hAnsi="Segoe UI" w:cs="Segoe UI"/>
+          <w:sz w:val="18"/>
+          <w:szCs w:val="18"/>
+        </w:rPr>
+        <w:t>market_val</w:t>
+      </w:r>
+      <w:proofErr w:type="spellEnd"/>
+    </w:p>
+    <w:p>
+      <w:pPr>
+        <w:pStyle w:val="paragraph"/>
+        <w:numPr>
+          <w:ilvl w:val="3"/>
+          <w:numId w:val="1"/>
+        </w:numPr>
+        <w:spacing w:before="0" w:beforeAutospacing="0" w:after="0" w:afterAutospacing="0"/>
+        <w:textAlignment w:val="baseline"/>
+        <w:rPr>
+          <w:rFonts w:ascii="Segoe UI" w:hAnsi="Segoe UI" w:cs="Segoe UI"/>
+          <w:sz w:val="18"/>
+          <w:szCs w:val="18"/>
+        </w:rPr>
+      </w:pPr>
+      <w:proofErr w:type="spellStart"/>
+      <w:r>
+        <w:rPr>
+          <w:rFonts w:ascii="Segoe UI" w:hAnsi="Segoe UI" w:cs="Segoe UI"/>
+          <w:sz w:val="18"/>
+          <w:szCs w:val="18"/>
+        </w:rPr>
+        <w:t>security_name</w:t>
+      </w:r>
+      <w:proofErr w:type="spellEnd"/>
+    </w:p>
+    <w:p>
+      <w:pPr>
+        <w:pStyle w:val="paragraph"/>
+        <w:numPr>
+          <w:ilvl w:val="3"/>
+          <w:numId w:val="1"/>
+        </w:numPr>
+        <w:spacing w:before="0" w:beforeAutospacing="0" w:after="0" w:afterAutospacing="0"/>
+        <w:textAlignment w:val="baseline"/>
+        <w:rPr>
+          <w:rFonts w:ascii="Segoe UI" w:hAnsi="Segoe UI" w:cs="Segoe UI"/>
+          <w:sz w:val="18"/>
+          <w:szCs w:val="18"/>
+        </w:rPr>
+      </w:pPr>
+      <w:proofErr w:type="spellStart"/>
+      <w:r>
+        <w:rPr>
+          <w:rFonts w:ascii="Segoe UI" w:hAnsi="Segoe UI" w:cs="Segoe UI"/>
+          <w:sz w:val="18"/>
+          <w:szCs w:val="18"/>
+        </w:rPr>
+        <w:t>cusip</w:t>
+      </w:r>
+      <w:proofErr w:type="spellEnd"/>
+    </w:p>
+    <w:p>
+      <w:pPr>
+        <w:pStyle w:val="paragraph"/>
+        <w:numPr>
+          <w:ilvl w:val="3"/>
+          <w:numId w:val="1"/>
+        </w:numPr>
+        <w:spacing w:before="0" w:beforeAutospacing="0" w:after="0" w:afterAutospacing="0"/>
+        <w:textAlignment w:val="baseline"/>
+        <w:rPr>
+          <w:rFonts w:ascii="Segoe UI" w:hAnsi="Segoe UI" w:cs="Segoe UI"/>
+          <w:sz w:val="18"/>
+          <w:szCs w:val="18"/>
+        </w:rPr>
+      </w:pPr>
+      <w:proofErr w:type="spellStart"/>
+      <w:r>
+        <w:rPr>
+          <w:rFonts w:ascii="Segoe UI" w:hAnsi="Segoe UI" w:cs="Segoe UI"/>
+          <w:sz w:val="18"/>
+          <w:szCs w:val="18"/>
+        </w:rPr>
+        <w:t>permno</w:t>
+      </w:r>
+      <w:proofErr w:type="spellEnd"/>
+    </w:p>
+    <w:p>
+      <w:pPr>
+        <w:pStyle w:val="paragraph"/>
+        <w:numPr>
+          <w:ilvl w:val="3"/>
+          <w:numId w:val="1"/>
+        </w:numPr>
+        <w:spacing w:before="0" w:beforeAutospacing="0" w:after="0" w:afterAutospacing="0"/>
+        <w:textAlignment w:val="baseline"/>
+        <w:rPr>
+          <w:rFonts w:ascii="Segoe UI" w:hAnsi="Segoe UI" w:cs="Segoe UI"/>
+          <w:sz w:val="18"/>
+          <w:szCs w:val="18"/>
+        </w:rPr>
+      </w:pPr>
+      <w:r>
+        <w:rPr>
+          <w:rFonts w:ascii="Segoe UI" w:hAnsi="Segoe UI" w:cs="Segoe UI"/>
+          <w:sz w:val="18"/>
+          <w:szCs w:val="18"/>
+        </w:rPr>
+        <w:t>ticker</w:t>
+      </w:r>
+    </w:p>
+    <w:p>
+      <w:pPr>
+        <w:pStyle w:val="paragraph"/>
+        <w:numPr>
+          <w:ilvl w:val="3"/>
+          <w:numId w:val="1"/>
+        </w:numPr>
+        <w:spacing w:before="0" w:beforeAutospacing="0" w:after="0" w:afterAutospacing="0"/>
+        <w:textAlignment w:val="baseline"/>
+        <w:rPr>
+          <w:rFonts w:ascii="Segoe UI" w:hAnsi="Segoe UI" w:cs="Segoe UI"/>
+          <w:sz w:val="18"/>
+          <w:szCs w:val="18"/>
+        </w:rPr>
+      </w:pPr>
+      <w:r>
+        <w:rPr>
+          <w:rFonts w:ascii="Segoe UI" w:hAnsi="Segoe UI" w:cs="Segoe UI"/>
+          <w:sz w:val="18"/>
+          <w:szCs w:val="18"/>
+        </w:rPr>
+        <w:t>coupon</w:t>
+      </w:r>
+    </w:p>
+    <w:p>
+      <w:pPr>
+        <w:pStyle w:val="paragraph"/>
+        <w:numPr>
+          <w:ilvl w:val="3"/>
+          <w:numId w:val="1"/>
+        </w:numPr>
+        <w:spacing w:before="0" w:beforeAutospacing="0" w:after="0" w:afterAutospacing="0"/>
+        <w:textAlignment w:val="baseline"/>
+        <w:rPr>
+          <w:rFonts w:ascii="Segoe UI" w:hAnsi="Segoe UI" w:cs="Segoe UI"/>
+          <w:sz w:val="18"/>
+          <w:szCs w:val="18"/>
+        </w:rPr>
+      </w:pPr>
+      <w:proofErr w:type="spellStart"/>
+      <w:r>
+        <w:rPr>
+          <w:rFonts w:ascii="Segoe UI" w:hAnsi="Segoe UI" w:cs="Segoe UI"/>
+          <w:sz w:val="18"/>
+          <w:szCs w:val="18"/>
+        </w:rPr>
+        <w:t>maturity_dt</w:t>
+      </w:r>
+      <w:proofErr w:type="spellEnd"/>
+    </w:p>
+    <w:p>
+      <w:pPr>
+        <w:pStyle w:val="paragraph"/>
+        <w:spacing w:before="0" w:beforeAutospacing="0" w:after="0" w:afterAutospacing="0"/>
+        <w:textAlignment w:val="baseline"/>
+        <w:rPr>
+          <w:rFonts w:ascii="Segoe UI" w:hAnsi="Segoe UI" w:cs="Segoe UI"/>
+          <w:sz w:val="18"/>
+          <w:szCs w:val="18"/>
+        </w:rPr>
+      </w:pPr>
+    </w:p>
+    <w:p>
+      <w:pPr>
+        <w:pStyle w:val="paragraph"/>
+        <w:spacing w:before="0" w:beforeAutospacing="0" w:after="0" w:afterAutospacing="0"/>
+        <w:textAlignment w:val="baseline"/>
+        <w:rPr>
+          <w:rFonts w:ascii="Segoe UI" w:hAnsi="Segoe UI" w:cs="Segoe UI"/>
+          <w:sz w:val="18"/>
+          <w:szCs w:val="18"/>
+        </w:rPr>
+      </w:pPr>
+    </w:p>
+    <w:p>
+      <w:pPr>
+        <w:pStyle w:val="paragraph"/>
+        <w:spacing w:before="0" w:beforeAutospacing="0" w:after="0" w:afterAutospacing="0"/>
+        <w:textAlignment w:val="baseline"/>
+        <w:rPr>
+          <w:rFonts w:ascii="Segoe UI" w:hAnsi="Segoe UI" w:cs="Segoe UI"/>
+          <w:sz w:val="18"/>
+          <w:szCs w:val="18"/>
+        </w:rPr>
+      </w:pPr>
+    </w:p>
+    <w:p>
+      <w:pPr>
+        <w:pStyle w:val="paragraph"/>
+        <w:spacing w:before="0" w:beforeAutospacing="0" w:after="0" w:afterAutospacing="0"/>
+        <w:textAlignment w:val="baseline"/>
+        <w:rPr>
+          <w:rFonts w:ascii="Segoe UI" w:hAnsi="Segoe UI" w:cs="Segoe UI"/>
+          <w:sz w:val="18"/>
+          <w:szCs w:val="18"/>
+        </w:rPr>
+      </w:pPr>
+    </w:p>
+    <w:p>
+      <w:pPr>
+        <w:pStyle w:val="paragraph"/>
+        <w:spacing w:before="0" w:beforeAutospacing="0" w:after="0" w:afterAutospacing="0"/>
+        <w:textAlignment w:val="baseline"/>
+        <w:rPr>
+          <w:rFonts w:ascii="Segoe UI" w:hAnsi="Segoe UI" w:cs="Segoe UI"/>
+          <w:sz w:val="18"/>
+          <w:szCs w:val="18"/>
+        </w:rPr>
+      </w:pPr>
+    </w:p>
+    <w:p>
+      <w:pPr>
+        <w:pStyle w:val="paragraph"/>
+        <w:spacing w:before="0" w:beforeAutospacing="0" w:after="0" w:afterAutospacing="0"/>
+        <w:textAlignment w:val="baseline"/>
+        <w:rPr>
+          <w:rFonts w:ascii="Segoe UI" w:hAnsi="Segoe UI" w:cs="Segoe UI"/>
+          <w:sz w:val="18"/>
+          <w:szCs w:val="18"/>
+        </w:rPr>
+      </w:pPr>
+    </w:p>
+    <w:p>
+      <w:pPr>
+        <w:pStyle w:val="paragraph"/>
+        <w:spacing w:before="0" w:beforeAutospacing="0" w:after="0" w:afterAutospacing="0"/>
+        <w:textAlignment w:val="baseline"/>
+        <w:rPr>
+          <w:rFonts w:ascii="Segoe UI" w:hAnsi="Segoe UI" w:cs="Segoe UI"/>
+          <w:sz w:val="18"/>
+          <w:szCs w:val="18"/>
+        </w:rPr>
+      </w:pPr>
+    </w:p>
+    <w:p>
+      <w:pPr>
+        <w:pStyle w:val="paragraph"/>
+        <w:spacing w:before="0" w:beforeAutospacing="0" w:after="0" w:afterAutospacing="0"/>
+        <w:textAlignment w:val="baseline"/>
+        <w:rPr>
+          <w:rFonts w:ascii="Segoe UI" w:hAnsi="Segoe UI" w:cs="Segoe UI"/>
+          <w:sz w:val="18"/>
+          <w:szCs w:val="18"/>
+        </w:rPr>
+      </w:pPr>
+    </w:p>
+    <w:p>
+      <w:pPr>
+        <w:pStyle w:val="paragraph"/>
+        <w:spacing w:before="0" w:beforeAutospacing="0" w:after="0" w:afterAutospacing="0"/>
+        <w:textAlignment w:val="baseline"/>
+        <w:rPr>
+          <w:rFonts w:ascii="Segoe UI" w:hAnsi="Segoe UI" w:cs="Segoe UI"/>
+          <w:sz w:val="18"/>
+          <w:szCs w:val="18"/>
+        </w:rPr>
+      </w:pPr>
+    </w:p>
+    <w:p>
+      <w:pPr>
+        <w:pStyle w:val="paragraph"/>
+        <w:spacing w:before="0" w:beforeAutospacing="0" w:after="0" w:afterAutospacing="0"/>
+        <w:textAlignment w:val="baseline"/>
+        <w:rPr>
+          <w:rFonts w:ascii="Segoe UI" w:hAnsi="Segoe UI" w:cs="Segoe UI"/>
+          <w:sz w:val="18"/>
+          <w:szCs w:val="18"/>
+        </w:rPr>
+      </w:pPr>
+    </w:p>
+    <w:p>
+      <w:pPr>
+        <w:pStyle w:val="paragraph"/>
+        <w:spacing w:before="0" w:beforeAutospacing="0" w:after="0" w:afterAutospacing="0"/>
+        <w:textAlignment w:val="baseline"/>
+        <w:rPr>
+          <w:rFonts w:ascii="Segoe UI" w:hAnsi="Segoe UI" w:cs="Segoe UI"/>
+          <w:sz w:val="18"/>
+          <w:szCs w:val="18"/>
+        </w:rPr>
+      </w:pPr>
+    </w:p>
+    <w:p>
+      <w:pPr>
+        <w:pStyle w:val="paragraph"/>
+        <w:spacing w:before="0" w:beforeAutospacing="0" w:after="0" w:afterAutospacing="0"/>
+        <w:textAlignment w:val="baseline"/>
+        <w:rPr>
+          <w:rFonts w:ascii="Segoe UI" w:hAnsi="Segoe UI" w:cs="Segoe UI"/>
+          <w:sz w:val="18"/>
+          <w:szCs w:val="18"/>
+        </w:rPr>
+      </w:pPr>
+    </w:p>
+    <w:p>
+      <w:pPr>
+        <w:pStyle w:val="paragraph"/>
+        <w:spacing w:before="0" w:beforeAutospacing="0" w:after="0" w:afterAutospacing="0"/>
+        <w:textAlignment w:val="baseline"/>
+        <w:rPr>
+          <w:rFonts w:ascii="Segoe UI" w:hAnsi="Segoe UI" w:cs="Segoe UI"/>
+          <w:sz w:val="18"/>
+          <w:szCs w:val="18"/>
+        </w:rPr>
+      </w:pPr>
+    </w:p>
+    <w:p>
+      <w:pPr>
+        <w:pStyle w:val="paragraph"/>
+        <w:spacing w:before="0" w:beforeAutospacing="0" w:after="0" w:afterAutospacing="0"/>
+        <w:textAlignment w:val="baseline"/>
+        <w:rPr>
+          <w:rFonts w:ascii="Segoe UI" w:hAnsi="Segoe UI" w:cs="Segoe UI"/>
+          <w:sz w:val="18"/>
+          <w:szCs w:val="18"/>
+        </w:rPr>
+      </w:pPr>
+    </w:p>
+    <w:p>
+      <w:pPr>
+        <w:pStyle w:val="paragraph"/>
+        <w:spacing w:before="0" w:beforeAutospacing="0" w:after="0" w:afterAutospacing="0"/>
+        <w:textAlignment w:val="baseline"/>
+        <w:rPr>
+          <w:rFonts w:ascii="Segoe UI" w:hAnsi="Segoe UI" w:cs="Segoe UI"/>
+          <w:sz w:val="18"/>
+          <w:szCs w:val="18"/>
+        </w:rPr>
+      </w:pPr>
+    </w:p>
+    <w:p>
+      <w:pPr>
+        <w:pStyle w:val="paragraph"/>
+        <w:spacing w:before="0" w:beforeAutospacing="0" w:after="0" w:afterAutospacing="0"/>
+        <w:textAlignment w:val="baseline"/>
+        <w:rPr>
+          <w:rFonts w:ascii="Segoe UI" w:hAnsi="Segoe UI" w:cs="Segoe UI"/>
+          <w:sz w:val="18"/>
+          <w:szCs w:val="18"/>
+        </w:rPr>
+      </w:pPr>
+    </w:p>
+    <w:p>
+      <w:pPr>
+        <w:pStyle w:val="paragraph"/>
+        <w:spacing w:before="0" w:beforeAutospacing="0" w:after="0" w:afterAutospacing="0"/>
+        <w:textAlignment w:val="baseline"/>
+        <w:rPr>
+          <w:rFonts w:ascii="Segoe UI" w:hAnsi="Segoe UI" w:cs="Segoe UI"/>
+          <w:sz w:val="18"/>
+          <w:szCs w:val="18"/>
+        </w:rPr>
+      </w:pPr>
+    </w:p>
+    <w:p>
+      <w:pPr>
+        <w:pStyle w:val="paragraph"/>
+        <w:spacing w:before="0" w:beforeAutospacing="0" w:after="0" w:afterAutospacing="0"/>
+        <w:textAlignment w:val="baseline"/>
+        <w:rPr>
+          <w:rFonts w:ascii="Segoe UI" w:hAnsi="Segoe UI" w:cs="Segoe UI"/>
+          <w:sz w:val="18"/>
+          <w:szCs w:val="18"/>
+        </w:rPr>
+      </w:pPr>
+    </w:p>
+    <w:p>
+      <w:pPr>
+        <w:pStyle w:val="paragraph"/>
+        <w:spacing w:before="0" w:beforeAutospacing="0" w:after="0" w:afterAutospacing="0"/>
+        <w:textAlignment w:val="baseline"/>
+        <w:rPr>
+          <w:rFonts w:ascii="Segoe UI" w:hAnsi="Segoe UI" w:cs="Segoe UI"/>
+          <w:sz w:val="18"/>
+          <w:szCs w:val="18"/>
+        </w:rPr>
+      </w:pPr>
+    </w:p>
+    <w:p>
+      <w:pPr>
+        <w:pStyle w:val="paragraph"/>
+        <w:spacing w:before="0" w:beforeAutospacing="0" w:after="0" w:afterAutospacing="0"/>
+        <w:textAlignment w:val="baseline"/>
+        <w:rPr>
+          <w:rFonts w:ascii="Segoe UI" w:hAnsi="Segoe UI" w:cs="Segoe UI"/>
+          <w:sz w:val="18"/>
+          <w:szCs w:val="18"/>
+        </w:rPr>
+      </w:pPr>
+    </w:p>
+    <w:p>
+      <w:pPr>
+        <w:pStyle w:val="NormalWeb"/>
+      </w:pPr>
+      <w:r>
+        <w:lastRenderedPageBreak/>
+        <w:t>Our analysis draws on several complementary datasets that together allow for a detailed examination of the betting-against-beta hypothesis across both asset returns and institutional holdings. Stock-level return data are obtained from the CRSP Monthly Stock File (MSF), which contains over 5.1 million observations of monthly returns, prices, and shares outstanding for common stocks listed on the NYSE, AMEX, and NASDAQ. The sample spans December 1985 through December 2024 and includes 35,527 unique securities. Key variables include total returns (RET), ex-dividend returns (RETX), prices (PRC), bid-ask ranges (BIDLO and ASKHI), shares outstanding (SHROUT), and firm identifiers such as PERMNO, CUSIP, and ticker symbols. This dataset provides a broad and granular panel that is well-suited for estimating stock-level betas and constructing portfolios sorted on systematic risk.</w:t>
+      </w:r>
+    </w:p>
+    <w:p>
+      <w:pPr>
+        <w:pStyle w:val="NormalWeb"/>
+      </w:pPr>
+      <w:r>
+        <w:t>Factor returns and the risk-free rate are sourced from Kenneth French’s data library. We use the monthly Fama-French three-factor series—market excess return (Mkt-RF), size (SMB), and value (HML)—along with the one-month Treasury bill rate (RF) as a proxy for the risk-free rate. The factor dataset contains 1,196 monthly observations spanning July 1926 through February 2026, allowing for consistent benchmarking and risk adjustment across time. All factor returns are expressed in decimal form. To complement the return-based analysis, we incorporate holdings data from two sources. First, mutual fund holdings are drawn from the CRSP Mutual Fund Database, which includes over 6.1 million observations of fund-level equity positions as of late 2025, with detailed information on shares held, market values, and security identifiers. Second, for an unconstrained investor benchmark, we use Berkshire Hathaway’s publicly disclosed 13F equity holdings for Q4 2025, which include 42 positions with associated portfolio weights and valuation data. These holdings provide a real-world example of a large, value-oriented investor with a tendency toward lower-beta equities, offering an additional lens through which to interpret the empirical results.</w:t>
+      </w:r>
+    </w:p>
+    <w:p>
+      <w:pPr>
+        <w:pStyle w:val="NormalWeb"/>
+      </w:pPr>
+      <w:r>
+        <w:t>Before conducting the empirical analysis, several preprocessing steps were applied to ensure consistency and reliability across datasets. In the CRSP MSF data, we filtered for common equities and removed observations with missing or invalid return values. Prices were converted to absolute values where necessary (to account for CRSP’s convention of negative bid-ask averages), and returns were aligned at a monthly frequency. We then merged the stock-level data with the Fama-French factors by date, converting all factor returns from percentage terms into decimals to ensure consistency in regression analysis. Stock-level betas were estimated using rolling time-series regressions of excess returns on the market factor (Mkt-RF), typically over a 36- to 60-month window, requiring a minimum number of observations to mitigate estimation noise. Securities were subsequently sorted into portfolios based on their estimated betas, and leverage constraints were implicitly incorporated by constructing betting-against-beta (BAB) portfolios that go long low-beta stocks and short high-beta stocks, with weights scaled to achieve market neutrality.</w:t>
+      </w:r>
+    </w:p>
+    <w:p>
+      <w:pPr>
+        <w:pStyle w:val="NormalWeb"/>
+      </w:pPr>
+      <w:r>
+        <w:t xml:space="preserve">For the holdings-based analysis, the mutual fund dataset was cleaned by removing duplicate or stale positions and aligning holdings by common identifiers such as CUSIP and PERMNO to match the CRSP universe. Position sizes were aggregated at the fund level to compute portfolio weights and infer effective beta exposures. Similarly, the Berkshire Hathaway 13F data were standardized by mapping CUSIPs to CRSP identifiers and normalizing position values to construct portfolio weights. Where necessary, securities without reliable return histories were </w:t>
+      </w:r>
+      <w:r>
+        <w:lastRenderedPageBreak/>
+        <w:t>excluded to maintain consistency with the return-based sample. Across all datasets, date alignment and identifier matching were critical steps, ensuring that returns, factors, and holdings information could be integrated into a unified framework for testing the implications of constrained versus unconstrained investment behavior</w:t>
+      </w:r>
+      <w:r>
+        <w:t>.</w:t>
+      </w:r>
+    </w:p>
+    <w:p>
+      <w:pPr>
+        <w:pStyle w:val="NormalWeb"/>
+      </w:pPr>
+    </w:p>
+    <w:p>
+      <w:pPr>
+        <w:pStyle w:val="paragraph"/>
+        <w:spacing w:before="0" w:beforeAutospacing="0" w:after="0" w:afterAutospacing="0"/>
+        <w:textAlignment w:val="baseline"/>
+        <w:rPr>
+          <w:rStyle w:val="normaltextrun"/>
+          <w:rFonts w:ascii="Arial" w:hAnsi="Arial" w:cs="Arial"/>
+          <w:sz w:val="22"/>
+          <w:szCs w:val="22"/>
+        </w:rPr>
+      </w:pPr>
+    </w:p>
+    <w:p>
+      <w:pPr>
+        <w:pStyle w:val="paragraph"/>
+        <w:numPr>
+          <w:ilvl w:val="0"/>
+          <w:numId w:val="1"/>
+        </w:numPr>
+        <w:spacing w:before="0" w:beforeAutospacing="0" w:after="0" w:afterAutospacing="0"/>
+        <w:textAlignment w:val="baseline"/>
+        <w:rPr>
+          <w:rFonts w:ascii="Segoe UI" w:hAnsi="Segoe UI" w:cs="Segoe UI"/>
+          <w:sz w:val="18"/>
+          <w:szCs w:val="18"/>
+        </w:rPr>
+      </w:pPr>
+      <w:r>
+        <w:rPr>
+          <w:rStyle w:val="normaltextrun"/>
+          <w:rFonts w:ascii="Aptos" w:hAnsi="Aptos" w:cs="Segoe UI"/>
+        </w:rPr>
+        <w:t>Methodology</w:t>
+      </w:r>
+      <w:r>
+        <w:rPr>
+          <w:rStyle w:val="eop"/>
+          <w:rFonts w:ascii="Aptos" w:hAnsi="Aptos" w:cs="Segoe UI"/>
+          <w:bdr w:val="none" w:sz="0" w:space="0" w:color="auto" w:frame="1"/>
+          <w:shd w:val="clear" w:color="auto" w:fill="606060"/>
+        </w:rPr>
+        <w:t> </w:t>
+      </w:r>
+    </w:p>
+    <w:p>
+      <w:pPr>
+        <w:pStyle w:val="paragraph"/>
+        <w:numPr>
+          <w:ilvl w:val="0"/>
+          <w:numId w:val="16"/>
+        </w:numPr>
+        <w:spacing w:before="0" w:beforeAutospacing="0" w:after="0" w:afterAutospacing="0"/>
+        <w:ind w:left="1080" w:firstLine="0"/>
+        <w:textAlignment w:val="baseline"/>
+        <w:rPr>
+          <w:rFonts w:ascii="Aptos" w:hAnsi="Aptos" w:cs="Segoe UI"/>
+        </w:rPr>
+      </w:pPr>
+      <w:r>
+        <w:rPr>
+          <w:rStyle w:val="normaltextrun"/>
+          <w:rFonts w:ascii="Aptos" w:hAnsi="Aptos" w:cs="Segoe UI"/>
+        </w:rPr>
+        <w:t>Introduction to propositions &amp; Results </w:t>
+      </w:r>
+      <w:r>
+        <w:rPr>
+          <w:rStyle w:val="normaltextrun"/>
+          <w:rFonts w:ascii="Aptos" w:hAnsi="Aptos" w:cs="Segoe UI"/>
+          <w:shd w:val="clear" w:color="auto" w:fill="FFFF00"/>
+        </w:rPr>
+        <w:t>(Friso) (Aidan)</w:t>
+      </w:r>
+      <w:r>
+        <w:rPr>
+          <w:rStyle w:val="eop"/>
+          <w:rFonts w:ascii="Aptos" w:hAnsi="Aptos" w:cs="Segoe UI"/>
+          <w:bdr w:val="none" w:sz="0" w:space="0" w:color="auto" w:frame="1"/>
+          <w:shd w:val="clear" w:color="auto" w:fill="606060"/>
+        </w:rPr>
+        <w:t> </w:t>
+      </w:r>
+    </w:p>
+    <w:p>
+      <w:pPr>
+        <w:pStyle w:val="paragraph"/>
+        <w:numPr>
+          <w:ilvl w:val="0"/>
+          <w:numId w:val="17"/>
+        </w:numPr>
+        <w:spacing w:before="0" w:beforeAutospacing="0" w:after="0" w:afterAutospacing="0"/>
+        <w:ind w:left="1800" w:firstLine="0"/>
+        <w:textAlignment w:val="baseline"/>
+        <w:rPr>
+          <w:rFonts w:ascii="Aptos" w:hAnsi="Aptos" w:cs="Segoe UI"/>
+        </w:rPr>
+      </w:pPr>
+      <w:r>
+        <w:rPr>
+          <w:rStyle w:val="normaltextrun"/>
+          <w:rFonts w:ascii="Aptos" w:hAnsi="Aptos" w:cs="Segoe UI"/>
+        </w:rPr>
+        <w:t>Prop 1 (High beta is low alpha)</w:t>
+      </w:r>
+      <w:r>
+        <w:rPr>
+          <w:rStyle w:val="eop"/>
+          <w:rFonts w:ascii="Aptos" w:hAnsi="Aptos" w:cs="Segoe UI"/>
+          <w:bdr w:val="none" w:sz="0" w:space="0" w:color="auto" w:frame="1"/>
+          <w:shd w:val="clear" w:color="auto" w:fill="606060"/>
+        </w:rPr>
+        <w:t> </w:t>
+      </w:r>
+    </w:p>
+    <w:p>
+      <w:pPr>
+        <w:pStyle w:val="paragraph"/>
+        <w:numPr>
+          <w:ilvl w:val="0"/>
+          <w:numId w:val="18"/>
+        </w:numPr>
+        <w:spacing w:before="0" w:beforeAutospacing="0" w:after="0" w:afterAutospacing="0"/>
+        <w:ind w:left="3240" w:firstLine="0"/>
+        <w:textAlignment w:val="baseline"/>
+        <w:rPr>
+          <w:rFonts w:ascii="Aptos" w:hAnsi="Aptos" w:cs="Segoe UI"/>
+        </w:rPr>
+      </w:pPr>
+      <w:r>
+        <w:rPr>
+          <w:rStyle w:val="normaltextrun"/>
+          <w:rFonts w:ascii="Aptos" w:hAnsi="Aptos" w:cs="Segoe UI"/>
+        </w:rPr>
+        <w:t>Results </w:t>
+      </w:r>
+      <w:r>
+        <w:rPr>
+          <w:rStyle w:val="eop"/>
+          <w:rFonts w:ascii="Aptos" w:hAnsi="Aptos" w:cs="Segoe UI"/>
+          <w:bdr w:val="none" w:sz="0" w:space="0" w:color="auto" w:frame="1"/>
+          <w:shd w:val="clear" w:color="auto" w:fill="606060"/>
+        </w:rPr>
+        <w:t> </w:t>
+      </w:r>
+    </w:p>
+    <w:p>
+      <w:pPr>
+        <w:pStyle w:val="paragraph"/>
+        <w:numPr>
+          <w:ilvl w:val="0"/>
+          <w:numId w:val="19"/>
+        </w:numPr>
+        <w:spacing w:before="0" w:beforeAutospacing="0" w:after="0" w:afterAutospacing="0"/>
+        <w:ind w:left="1800" w:firstLine="0"/>
+        <w:textAlignment w:val="baseline"/>
+        <w:rPr>
+          <w:rFonts w:ascii="Aptos" w:hAnsi="Aptos" w:cs="Segoe UI"/>
+        </w:rPr>
+      </w:pPr>
+      <w:r>
+        <w:rPr>
+          <w:rStyle w:val="normaltextrun"/>
+          <w:rFonts w:ascii="Aptos" w:hAnsi="Aptos" w:cs="Segoe UI"/>
+        </w:rPr>
+        <w:t>Prop 2 (Positive Expected return of BAB)</w:t>
+      </w:r>
+      <w:r>
+        <w:rPr>
+          <w:rStyle w:val="eop"/>
+          <w:rFonts w:ascii="Aptos" w:hAnsi="Aptos" w:cs="Segoe UI"/>
+          <w:bdr w:val="none" w:sz="0" w:space="0" w:color="auto" w:frame="1"/>
+          <w:shd w:val="clear" w:color="auto" w:fill="606060"/>
+        </w:rPr>
+        <w:t> </w:t>
+      </w:r>
+    </w:p>
+    <w:p>
+      <w:pPr>
+        <w:pStyle w:val="paragraph"/>
+        <w:numPr>
+          <w:ilvl w:val="0"/>
+          <w:numId w:val="20"/>
+        </w:numPr>
+        <w:spacing w:before="0" w:beforeAutospacing="0" w:after="0" w:afterAutospacing="0"/>
+        <w:ind w:left="3240" w:firstLine="0"/>
+        <w:textAlignment w:val="baseline"/>
+        <w:rPr>
+          <w:rFonts w:ascii="Aptos" w:hAnsi="Aptos" w:cs="Segoe UI"/>
+        </w:rPr>
+      </w:pPr>
+      <w:r>
+        <w:rPr>
+          <w:rStyle w:val="normaltextrun"/>
+          <w:rFonts w:ascii="Aptos" w:hAnsi="Aptos" w:cs="Segoe UI"/>
+        </w:rPr>
+        <w:t>Results</w:t>
+      </w:r>
+      <w:r>
+        <w:rPr>
+          <w:rStyle w:val="eop"/>
+          <w:rFonts w:ascii="Aptos" w:hAnsi="Aptos" w:cs="Segoe UI"/>
+          <w:bdr w:val="none" w:sz="0" w:space="0" w:color="auto" w:frame="1"/>
+          <w:shd w:val="clear" w:color="auto" w:fill="606060"/>
+        </w:rPr>
+        <w:t> </w:t>
+      </w:r>
+    </w:p>
+    <w:p>
+      <w:pPr>
+        <w:pStyle w:val="paragraph"/>
+        <w:numPr>
+          <w:ilvl w:val="0"/>
+          <w:numId w:val="21"/>
+        </w:numPr>
+        <w:spacing w:before="0" w:beforeAutospacing="0" w:after="0" w:afterAutospacing="0"/>
+        <w:ind w:left="1800" w:firstLine="0"/>
+        <w:textAlignment w:val="baseline"/>
+        <w:rPr>
+          <w:rFonts w:ascii="Aptos" w:hAnsi="Aptos" w:cs="Segoe UI"/>
+        </w:rPr>
+      </w:pPr>
+      <w:r>
+        <w:rPr>
+          <w:rStyle w:val="normaltextrun"/>
+          <w:rFonts w:ascii="Aptos" w:hAnsi="Aptos" w:cs="Segoe UI"/>
+        </w:rPr>
+        <w:t>Prop 5 (Constrained investors hold high betas)</w:t>
+      </w:r>
+      <w:r>
+        <w:rPr>
+          <w:rStyle w:val="eop"/>
+          <w:rFonts w:ascii="Aptos" w:hAnsi="Aptos" w:cs="Segoe UI"/>
+          <w:bdr w:val="none" w:sz="0" w:space="0" w:color="auto" w:frame="1"/>
+          <w:shd w:val="clear" w:color="auto" w:fill="606060"/>
+        </w:rPr>
+        <w:t> </w:t>
+      </w:r>
+    </w:p>
+    <w:p>
+      <w:pPr>
+        <w:pStyle w:val="paragraph"/>
+        <w:numPr>
+          <w:ilvl w:val="0"/>
+          <w:numId w:val="22"/>
+        </w:numPr>
+        <w:spacing w:before="0" w:beforeAutospacing="0" w:after="0" w:afterAutospacing="0"/>
+        <w:ind w:left="3240" w:firstLine="0"/>
+        <w:textAlignment w:val="baseline"/>
+        <w:rPr>
+          <w:rFonts w:ascii="Aptos" w:hAnsi="Aptos" w:cs="Segoe UI"/>
+        </w:rPr>
+      </w:pPr>
+      <w:r>
+        <w:rPr>
+          <w:rStyle w:val="normaltextrun"/>
+          <w:rFonts w:ascii="Aptos" w:hAnsi="Aptos" w:cs="Segoe UI"/>
+        </w:rPr>
+        <w:t>Results </w:t>
+      </w:r>
+      <w:r>
+        <w:rPr>
+          <w:rStyle w:val="eop"/>
+          <w:rFonts w:ascii="Aptos" w:hAnsi="Aptos" w:cs="Segoe UI"/>
+          <w:bdr w:val="none" w:sz="0" w:space="0" w:color="auto" w:frame="1"/>
+          <w:shd w:val="clear" w:color="auto" w:fill="606060"/>
+        </w:rPr>
+        <w:t> </w:t>
+      </w:r>
+    </w:p>
+    <w:p>
+      <w:pPr>
+        <w:pStyle w:val="paragraph"/>
+        <w:numPr>
+          <w:ilvl w:val="0"/>
+          <w:numId w:val="23"/>
+        </w:numPr>
+        <w:spacing w:before="0" w:beforeAutospacing="0" w:after="0" w:afterAutospacing="0"/>
+        <w:ind w:left="1080" w:firstLine="0"/>
+        <w:textAlignment w:val="baseline"/>
+        <w:rPr>
+          <w:rFonts w:ascii="Aptos" w:hAnsi="Aptos" w:cs="Segoe UI"/>
+        </w:rPr>
+      </w:pPr>
+      <w:r>
+        <w:rPr>
+          <w:rStyle w:val="normaltextrun"/>
+          <w:rFonts w:ascii="Aptos" w:hAnsi="Aptos" w:cs="Segoe UI"/>
+        </w:rPr>
+        <w:t>Conclusion </w:t>
+      </w:r>
+      <w:r>
+        <w:rPr>
+          <w:rStyle w:val="normaltextrun"/>
+          <w:rFonts w:ascii="Aptos" w:hAnsi="Aptos" w:cs="Segoe UI"/>
+          <w:shd w:val="clear" w:color="auto" w:fill="FFFF00"/>
+        </w:rPr>
+        <w:t>(Will)</w:t>
+      </w:r>
+      <w:r>
+        <w:rPr>
+          <w:rStyle w:val="eop"/>
+          <w:rFonts w:ascii="Aptos" w:hAnsi="Aptos" w:cs="Segoe UI"/>
+          <w:bdr w:val="none" w:sz="0" w:space="0" w:color="auto" w:frame="1"/>
+          <w:shd w:val="clear" w:color="auto" w:fill="606060"/>
+        </w:rPr>
+        <w:t> </w:t>
+      </w:r>
+    </w:p>
+    <w:p>
+      <w:pPr>
+        <w:pStyle w:val="paragraph"/>
+        <w:numPr>
+          <w:ilvl w:val="0"/>
+          <w:numId w:val="24"/>
+        </w:numPr>
+        <w:spacing w:before="0" w:beforeAutospacing="0" w:after="0" w:afterAutospacing="0"/>
+        <w:ind w:left="1800" w:firstLine="0"/>
+        <w:textAlignment w:val="baseline"/>
+        <w:rPr>
+          <w:rFonts w:ascii="Aptos" w:hAnsi="Aptos" w:cs="Segoe UI"/>
+        </w:rPr>
+      </w:pPr>
+      <w:r>
+        <w:rPr>
+          <w:rStyle w:val="normaltextrun"/>
+          <w:rFonts w:ascii="Aptos" w:hAnsi="Aptos" w:cs="Segoe UI"/>
+        </w:rPr>
+        <w:t>Add why we chose prop 1,2,5 and not 3,4.</w:t>
+      </w:r>
+      <w:r>
+        <w:rPr>
+          <w:rStyle w:val="eop"/>
+          <w:rFonts w:ascii="Aptos" w:hAnsi="Aptos" w:cs="Segoe UI"/>
+          <w:bdr w:val="none" w:sz="0" w:space="0" w:color="auto" w:frame="1"/>
+          <w:shd w:val="clear" w:color="auto" w:fill="606060"/>
+        </w:rPr>
+        <w:t> </w:t>
+      </w:r>
+    </w:p>
+    <w:p>
+      <w:pPr>
+        <w:pStyle w:val="paragraph"/>
+        <w:numPr>
+          <w:ilvl w:val="0"/>
+          <w:numId w:val="25"/>
+        </w:numPr>
+        <w:spacing w:before="0" w:beforeAutospacing="0" w:after="0" w:afterAutospacing="0"/>
+        <w:ind w:left="1800" w:firstLine="0"/>
+        <w:textAlignment w:val="baseline"/>
+        <w:rPr>
+          <w:rFonts w:ascii="Aptos" w:hAnsi="Aptos" w:cs="Segoe UI"/>
+        </w:rPr>
+      </w:pPr>
+      <w:r>
+        <w:rPr>
+          <w:rStyle w:val="normaltextrun"/>
+          <w:rFonts w:ascii="Aptos" w:hAnsi="Aptos" w:cs="Segoe UI"/>
+        </w:rPr>
+        <w:t>Summarize results and interpretations</w:t>
+      </w:r>
+      <w:r>
+        <w:rPr>
+          <w:rStyle w:val="eop"/>
+          <w:rFonts w:ascii="Aptos" w:hAnsi="Aptos" w:cs="Segoe UI"/>
+          <w:bdr w:val="none" w:sz="0" w:space="0" w:color="auto" w:frame="1"/>
+          <w:shd w:val="clear" w:color="auto" w:fill="606060"/>
+        </w:rPr>
+        <w:t> </w:t>
+      </w:r>
+    </w:p>
+    <w:p>
+      <w:pPr>
+        <w:pStyle w:val="paragraph"/>
+        <w:numPr>
+          <w:ilvl w:val="0"/>
+          <w:numId w:val="26"/>
+        </w:numPr>
+        <w:spacing w:before="0" w:beforeAutospacing="0" w:after="0" w:afterAutospacing="0"/>
+        <w:ind w:left="1080" w:firstLine="0"/>
+        <w:textAlignment w:val="baseline"/>
+        <w:rPr>
+          <w:rFonts w:ascii="Aptos" w:hAnsi="Aptos" w:cs="Segoe UI"/>
+        </w:rPr>
+      </w:pPr>
+      <w:r>
+        <w:rPr>
+          <w:rStyle w:val="normaltextrun"/>
+          <w:rFonts w:ascii="Aptos" w:hAnsi="Aptos" w:cs="Segoe UI"/>
+        </w:rPr>
+        <w:t>References</w:t>
+      </w:r>
+      <w:r>
+        <w:rPr>
+          <w:rStyle w:val="eop"/>
+          <w:rFonts w:ascii="Aptos" w:hAnsi="Aptos" w:cs="Segoe UI"/>
+          <w:bdr w:val="none" w:sz="0" w:space="0" w:color="auto" w:frame="1"/>
+          <w:shd w:val="clear" w:color="auto" w:fill="606060"/>
+        </w:rPr>
+        <w:t> </w:t>
+      </w:r>
+    </w:p>
+    <w:p/>
     <w:sectPr>
       <w:pgSz w:w="12240" w:h="15840"/>
       <w:pgMar w:top="1440" w:right="1440" w:bottom="1440" w:left="1440" w:header="720" w:footer="720" w:gutter="0"/>
@@ -116,6 +2421,345 @@
 <file path=word/numbering.xml><?xml version="1.0" encoding="utf-8"?>
 <w:numbering xmlns:wpc="http://schemas.microsoft.com/office/word/2010/wordprocessingCanvas" xmlns:cx="http://schemas.microsoft.com/office/drawing/2014/chartex" xmlns:cx1="http://schemas.microsoft.com/office/drawing/2015/9/8/chartex" xmlns:cx2="http://schemas.microsoft.com/office/drawing/2015/10/21/chartex" xmlns:cx3="http://schemas.microsoft.com/office/drawing/2016/5/9/chartex" xmlns:cx4="http://schemas.microsoft.com/office/drawing/2016/5/10/chartex" xmlns:cx5="http://schemas.microsoft.com/office/drawing/2016/5/11/chartex" xmlns:cx6="http://schemas.microsoft.com/office/drawing/2016/5/12/chartex" xmlns:cx7="http://schemas.microsoft.com/office/drawing/2016/5/13/chartex" xmlns:cx8="http://schemas.microsoft.com/office/drawing/2016/5/14/chartex" xmlns:mc="http://schemas.openxmlformats.org/markup-compatibility/2006" xmlns:aink="http://schemas.microsoft.com/office/drawing/2016/ink" xmlns:am3d="http://schemas.microsoft.com/office/drawing/2017/model3d" xmlns:o="urn:schemas-microsoft-com:office:office" xmlns:oel="http://schemas.microsoft.com/office/2019/extlst" xmlns:r="http://schemas.openxmlformats.org/officeDocument/2006/relationships" xmlns:m="http://schemas.openxmlformats.org/officeDocument/2006/math" xmlns:v="urn:schemas-microsoft-com:vml" xmlns:wp14="http://schemas.microsoft.com/office/word/2010/wordprocessingDrawing" xmlns:wp="http://schemas.openxmlformats.org/drawingml/2006/wordprocessingDrawing" xmlns:w10="urn:schemas-microsoft-com:office:word" xmlns:w="http://schemas.openxmlformats.org/wordprocessingml/2006/main" xmlns:w14="http://schemas.microsoft.com/office/word/2010/wordml" xmlns:w15="http://schemas.microsoft.com/office/word/2012/wordml" xmlns:w16cex="http://schemas.microsoft.com/office/word/2018/wordml/cex" xmlns:w16cid="http://schemas.microsoft.com/office/word/2016/wordml/cid" xmlns:w16="http://schemas.microsoft.com/office/word/2018/wordml" xmlns:w16du="http://schemas.microsoft.com/office/word/2023/wordml/word16du" xmlns:w16sdtdh="http://schemas.microsoft.com/office/word/2020/wordml/sdtdatahash" xmlns:w16sdtfl="http://schemas.microsoft.com/office/word/2024/wordml/sdtformatlock" xmlns:w16se="http://schemas.microsoft.com/office/word/2015/wordml/symex" xmlns:wpg="http://schemas.microsoft.com/office/word/2010/wordprocessingGroup" xmlns:wpi="http://schemas.microsoft.com/office/word/2010/wordprocessingInk" xmlns:wne="http://schemas.microsoft.com/office/word/2006/wordml" xmlns:wps="http://schemas.microsoft.com/office/word/2010/wordprocessingShape" mc:Ignorable="w14 w15 w16se w16cid w16 w16cex w16sdtdh w16sdtfl w16du wp14">
   <w:abstractNum w:abstractNumId="0" w15:restartNumberingAfterBreak="0">
+    <w:nsid w:val="0B7667FC"/>
+    <w:multiLevelType w:val="multilevel"/>
+    <w:tmpl w:val="F0C4286E"/>
+    <w:lvl w:ilvl="0">
+      <w:start w:val="1"/>
+      <w:numFmt w:val="lowerLetter"/>
+      <w:lvlText w:val="%1."/>
+      <w:lvlJc w:val="left"/>
+      <w:pPr>
+        <w:tabs>
+          <w:tab w:val="num" w:pos="720"/>
+        </w:tabs>
+        <w:ind w:left="720" w:hanging="360"/>
+      </w:pPr>
+    </w:lvl>
+    <w:lvl w:ilvl="1" w:tentative="1">
+      <w:start w:val="1"/>
+      <w:numFmt w:val="lowerLetter"/>
+      <w:lvlText w:val="%2."/>
+      <w:lvlJc w:val="left"/>
+      <w:pPr>
+        <w:tabs>
+          <w:tab w:val="num" w:pos="1440"/>
+        </w:tabs>
+        <w:ind w:left="1440" w:hanging="360"/>
+      </w:pPr>
+    </w:lvl>
+    <w:lvl w:ilvl="2" w:tentative="1">
+      <w:start w:val="1"/>
+      <w:numFmt w:val="lowerLetter"/>
+      <w:lvlText w:val="%3."/>
+      <w:lvlJc w:val="left"/>
+      <w:pPr>
+        <w:tabs>
+          <w:tab w:val="num" w:pos="2160"/>
+        </w:tabs>
+        <w:ind w:left="2160" w:hanging="360"/>
+      </w:pPr>
+    </w:lvl>
+    <w:lvl w:ilvl="3" w:tentative="1">
+      <w:start w:val="1"/>
+      <w:numFmt w:val="lowerLetter"/>
+      <w:lvlText w:val="%4."/>
+      <w:lvlJc w:val="left"/>
+      <w:pPr>
+        <w:tabs>
+          <w:tab w:val="num" w:pos="2880"/>
+        </w:tabs>
+        <w:ind w:left="2880" w:hanging="360"/>
+      </w:pPr>
+    </w:lvl>
+    <w:lvl w:ilvl="4" w:tentative="1">
+      <w:start w:val="1"/>
+      <w:numFmt w:val="lowerLetter"/>
+      <w:lvlText w:val="%5."/>
+      <w:lvlJc w:val="left"/>
+      <w:pPr>
+        <w:tabs>
+          <w:tab w:val="num" w:pos="3600"/>
+        </w:tabs>
+        <w:ind w:left="3600" w:hanging="360"/>
+      </w:pPr>
+    </w:lvl>
+    <w:lvl w:ilvl="5" w:tentative="1">
+      <w:start w:val="1"/>
+      <w:numFmt w:val="lowerLetter"/>
+      <w:lvlText w:val="%6."/>
+      <w:lvlJc w:val="left"/>
+      <w:pPr>
+        <w:tabs>
+          <w:tab w:val="num" w:pos="4320"/>
+        </w:tabs>
+        <w:ind w:left="4320" w:hanging="360"/>
+      </w:pPr>
+    </w:lvl>
+    <w:lvl w:ilvl="6" w:tentative="1">
+      <w:start w:val="1"/>
+      <w:numFmt w:val="lowerLetter"/>
+      <w:lvlText w:val="%7."/>
+      <w:lvlJc w:val="left"/>
+      <w:pPr>
+        <w:tabs>
+          <w:tab w:val="num" w:pos="5040"/>
+        </w:tabs>
+        <w:ind w:left="5040" w:hanging="360"/>
+      </w:pPr>
+    </w:lvl>
+    <w:lvl w:ilvl="7" w:tentative="1">
+      <w:start w:val="1"/>
+      <w:numFmt w:val="lowerLetter"/>
+      <w:lvlText w:val="%8."/>
+      <w:lvlJc w:val="left"/>
+      <w:pPr>
+        <w:tabs>
+          <w:tab w:val="num" w:pos="5760"/>
+        </w:tabs>
+        <w:ind w:left="5760" w:hanging="360"/>
+      </w:pPr>
+    </w:lvl>
+    <w:lvl w:ilvl="8" w:tentative="1">
+      <w:start w:val="1"/>
+      <w:numFmt w:val="lowerLetter"/>
+      <w:lvlText w:val="%9."/>
+      <w:lvlJc w:val="left"/>
+      <w:pPr>
+        <w:tabs>
+          <w:tab w:val="num" w:pos="6480"/>
+        </w:tabs>
+        <w:ind w:left="6480" w:hanging="360"/>
+      </w:pPr>
+    </w:lvl>
+  </w:abstractNum>
+  <w:abstractNum w:abstractNumId="1" w15:restartNumberingAfterBreak="0">
+    <w:nsid w:val="0D5C36AA"/>
+    <w:multiLevelType w:val="multilevel"/>
+    <w:tmpl w:val="BCCEE3F0"/>
+    <w:lvl w:ilvl="0">
+      <w:start w:val="1"/>
+      <w:numFmt w:val="decimal"/>
+      <w:lvlText w:val="%1."/>
+      <w:lvlJc w:val="left"/>
+      <w:pPr>
+        <w:tabs>
+          <w:tab w:val="num" w:pos="720"/>
+        </w:tabs>
+        <w:ind w:left="720" w:hanging="360"/>
+      </w:pPr>
+    </w:lvl>
+    <w:lvl w:ilvl="1" w:tentative="1">
+      <w:start w:val="1"/>
+      <w:numFmt w:val="decimal"/>
+      <w:lvlText w:val="%2."/>
+      <w:lvlJc w:val="left"/>
+      <w:pPr>
+        <w:tabs>
+          <w:tab w:val="num" w:pos="1440"/>
+        </w:tabs>
+        <w:ind w:left="1440" w:hanging="360"/>
+      </w:pPr>
+    </w:lvl>
+    <w:lvl w:ilvl="2" w:tentative="1">
+      <w:start w:val="1"/>
+      <w:numFmt w:val="decimal"/>
+      <w:lvlText w:val="%3."/>
+      <w:lvlJc w:val="left"/>
+      <w:pPr>
+        <w:tabs>
+          <w:tab w:val="num" w:pos="2160"/>
+        </w:tabs>
+        <w:ind w:left="2160" w:hanging="360"/>
+      </w:pPr>
+    </w:lvl>
+    <w:lvl w:ilvl="3" w:tentative="1">
+      <w:start w:val="1"/>
+      <w:numFmt w:val="decimal"/>
+      <w:lvlText w:val="%4."/>
+      <w:lvlJc w:val="left"/>
+      <w:pPr>
+        <w:tabs>
+          <w:tab w:val="num" w:pos="2880"/>
+        </w:tabs>
+        <w:ind w:left="2880" w:hanging="360"/>
+      </w:pPr>
+    </w:lvl>
+    <w:lvl w:ilvl="4" w:tentative="1">
+      <w:start w:val="1"/>
+      <w:numFmt w:val="decimal"/>
+      <w:lvlText w:val="%5."/>
+      <w:lvlJc w:val="left"/>
+      <w:pPr>
+        <w:tabs>
+          <w:tab w:val="num" w:pos="3600"/>
+        </w:tabs>
+        <w:ind w:left="3600" w:hanging="360"/>
+      </w:pPr>
+    </w:lvl>
+    <w:lvl w:ilvl="5" w:tentative="1">
+      <w:start w:val="1"/>
+      <w:numFmt w:val="decimal"/>
+      <w:lvlText w:val="%6."/>
+      <w:lvlJc w:val="left"/>
+      <w:pPr>
+        <w:tabs>
+          <w:tab w:val="num" w:pos="4320"/>
+        </w:tabs>
+        <w:ind w:left="4320" w:hanging="360"/>
+      </w:pPr>
+    </w:lvl>
+    <w:lvl w:ilvl="6" w:tentative="1">
+      <w:start w:val="1"/>
+      <w:numFmt w:val="decimal"/>
+      <w:lvlText w:val="%7."/>
+      <w:lvlJc w:val="left"/>
+      <w:pPr>
+        <w:tabs>
+          <w:tab w:val="num" w:pos="5040"/>
+        </w:tabs>
+        <w:ind w:left="5040" w:hanging="360"/>
+      </w:pPr>
+    </w:lvl>
+    <w:lvl w:ilvl="7" w:tentative="1">
+      <w:start w:val="1"/>
+      <w:numFmt w:val="decimal"/>
+      <w:lvlText w:val="%8."/>
+      <w:lvlJc w:val="left"/>
+      <w:pPr>
+        <w:tabs>
+          <w:tab w:val="num" w:pos="5760"/>
+        </w:tabs>
+        <w:ind w:left="5760" w:hanging="360"/>
+      </w:pPr>
+    </w:lvl>
+    <w:lvl w:ilvl="8" w:tentative="1">
+      <w:start w:val="1"/>
+      <w:numFmt w:val="decimal"/>
+      <w:lvlText w:val="%9."/>
+      <w:lvlJc w:val="left"/>
+      <w:pPr>
+        <w:tabs>
+          <w:tab w:val="num" w:pos="6480"/>
+        </w:tabs>
+        <w:ind w:left="6480" w:hanging="360"/>
+      </w:pPr>
+    </w:lvl>
+  </w:abstractNum>
+  <w:abstractNum w:abstractNumId="2" w15:restartNumberingAfterBreak="0">
+    <w:nsid w:val="0F072075"/>
+    <w:multiLevelType w:val="multilevel"/>
+    <w:tmpl w:val="E00A8A36"/>
+    <w:lvl w:ilvl="0">
+      <w:start w:val="3"/>
+      <w:numFmt w:val="decimal"/>
+      <w:lvlText w:val="%1."/>
+      <w:lvlJc w:val="left"/>
+      <w:pPr>
+        <w:tabs>
+          <w:tab w:val="num" w:pos="720"/>
+        </w:tabs>
+        <w:ind w:left="720" w:hanging="360"/>
+      </w:pPr>
+    </w:lvl>
+    <w:lvl w:ilvl="1" w:tentative="1">
+      <w:start w:val="1"/>
+      <w:numFmt w:val="decimal"/>
+      <w:lvlText w:val="%2."/>
+      <w:lvlJc w:val="left"/>
+      <w:pPr>
+        <w:tabs>
+          <w:tab w:val="num" w:pos="1440"/>
+        </w:tabs>
+        <w:ind w:left="1440" w:hanging="360"/>
+      </w:pPr>
+    </w:lvl>
+    <w:lvl w:ilvl="2" w:tentative="1">
+      <w:start w:val="1"/>
+      <w:numFmt w:val="decimal"/>
+      <w:lvlText w:val="%3."/>
+      <w:lvlJc w:val="left"/>
+      <w:pPr>
+        <w:tabs>
+          <w:tab w:val="num" w:pos="2160"/>
+        </w:tabs>
+        <w:ind w:left="2160" w:hanging="360"/>
+      </w:pPr>
+    </w:lvl>
+    <w:lvl w:ilvl="3" w:tentative="1">
+      <w:start w:val="1"/>
+      <w:numFmt w:val="decimal"/>
+      <w:lvlText w:val="%4."/>
+      <w:lvlJc w:val="left"/>
+      <w:pPr>
+        <w:tabs>
+          <w:tab w:val="num" w:pos="2880"/>
+        </w:tabs>
+        <w:ind w:left="2880" w:hanging="360"/>
+      </w:pPr>
+    </w:lvl>
+    <w:lvl w:ilvl="4" w:tentative="1">
+      <w:start w:val="1"/>
+      <w:numFmt w:val="decimal"/>
+      <w:lvlText w:val="%5."/>
+      <w:lvlJc w:val="left"/>
+      <w:pPr>
+        <w:tabs>
+          <w:tab w:val="num" w:pos="3600"/>
+        </w:tabs>
+        <w:ind w:left="3600" w:hanging="360"/>
+      </w:pPr>
+    </w:lvl>
+    <w:lvl w:ilvl="5" w:tentative="1">
+      <w:start w:val="1"/>
+      <w:numFmt w:val="decimal"/>
+      <w:lvlText w:val="%6."/>
+      <w:lvlJc w:val="left"/>
+      <w:pPr>
+        <w:tabs>
+          <w:tab w:val="num" w:pos="4320"/>
+        </w:tabs>
+        <w:ind w:left="4320" w:hanging="360"/>
+      </w:pPr>
+    </w:lvl>
+    <w:lvl w:ilvl="6" w:tentative="1">
+      <w:start w:val="1"/>
+      <w:numFmt w:val="decimal"/>
+      <w:lvlText w:val="%7."/>
+      <w:lvlJc w:val="left"/>
+      <w:pPr>
+        <w:tabs>
+          <w:tab w:val="num" w:pos="5040"/>
+        </w:tabs>
+        <w:ind w:left="5040" w:hanging="360"/>
+      </w:pPr>
+    </w:lvl>
+    <w:lvl w:ilvl="7" w:tentative="1">
+      <w:start w:val="1"/>
+      <w:numFmt w:val="decimal"/>
+      <w:lvlText w:val="%8."/>
+      <w:lvlJc w:val="left"/>
+      <w:pPr>
+        <w:tabs>
+          <w:tab w:val="num" w:pos="5760"/>
+        </w:tabs>
+        <w:ind w:left="5760" w:hanging="360"/>
+      </w:pPr>
+    </w:lvl>
+    <w:lvl w:ilvl="8" w:tentative="1">
+      <w:start w:val="1"/>
+      <w:numFmt w:val="decimal"/>
+      <w:lvlText w:val="%9."/>
+      <w:lvlJc w:val="left"/>
+      <w:pPr>
+        <w:tabs>
+          <w:tab w:val="num" w:pos="6480"/>
+        </w:tabs>
+        <w:ind w:left="6480" w:hanging="360"/>
+      </w:pPr>
+    </w:lvl>
+  </w:abstractNum>
+  <w:abstractNum w:abstractNumId="3" w15:restartNumberingAfterBreak="0">
     <w:nsid w:val="1BAE2462"/>
     <w:multiLevelType w:val="hybridMultilevel"/>
     <w:tmpl w:val="EBB086E2"/>
@@ -130,7 +2774,7 @@
         <w:rFonts w:ascii="Aptos" w:eastAsiaTheme="minorHAnsi" w:hAnsi="Aptos" w:cstheme="minorBidi" w:hint="default"/>
       </w:rPr>
     </w:lvl>
-    <w:lvl w:ilvl="1" w:tplc="04090003" w:tentative="1">
+    <w:lvl w:ilvl="1" w:tplc="04090003">
       <w:start w:val="1"/>
       <w:numFmt w:val="bullet"/>
       <w:lvlText w:val="o"/>
@@ -142,7 +2786,7 @@
         <w:rFonts w:ascii="Courier New" w:hAnsi="Courier New" w:hint="default"/>
       </w:rPr>
     </w:lvl>
-    <w:lvl w:ilvl="2" w:tplc="04090005" w:tentative="1">
+    <w:lvl w:ilvl="2" w:tplc="04090005">
       <w:start w:val="1"/>
       <w:numFmt w:val="bullet"/>
       <w:lvlText w:val=""/>
@@ -154,7 +2798,7 @@
         <w:rFonts w:ascii="Wingdings" w:hAnsi="Wingdings" w:hint="default"/>
       </w:rPr>
     </w:lvl>
-    <w:lvl w:ilvl="3" w:tplc="04090001" w:tentative="1">
+    <w:lvl w:ilvl="3" w:tplc="04090001">
       <w:start w:val="1"/>
       <w:numFmt w:val="bullet"/>
       <w:lvlText w:val=""/>
@@ -166,7 +2810,7 @@
         <w:rFonts w:ascii="Symbol" w:hAnsi="Symbol" w:hint="default"/>
       </w:rPr>
     </w:lvl>
-    <w:lvl w:ilvl="4" w:tplc="04090003" w:tentative="1">
+    <w:lvl w:ilvl="4" w:tplc="04090003">
       <w:start w:val="1"/>
       <w:numFmt w:val="bullet"/>
       <w:lvlText w:val="o"/>
@@ -227,8 +2871,2569 @@
       </w:rPr>
     </w:lvl>
   </w:abstractNum>
+  <w:abstractNum w:abstractNumId="4" w15:restartNumberingAfterBreak="0">
+    <w:nsid w:val="1CA3580C"/>
+    <w:multiLevelType w:val="multilevel"/>
+    <w:tmpl w:val="FF12EF64"/>
+    <w:lvl w:ilvl="0">
+      <w:start w:val="4"/>
+      <w:numFmt w:val="decimal"/>
+      <w:lvlText w:val="%1."/>
+      <w:lvlJc w:val="left"/>
+      <w:pPr>
+        <w:tabs>
+          <w:tab w:val="num" w:pos="720"/>
+        </w:tabs>
+        <w:ind w:left="720" w:hanging="360"/>
+      </w:pPr>
+    </w:lvl>
+    <w:lvl w:ilvl="1" w:tentative="1">
+      <w:start w:val="1"/>
+      <w:numFmt w:val="decimal"/>
+      <w:lvlText w:val="%2."/>
+      <w:lvlJc w:val="left"/>
+      <w:pPr>
+        <w:tabs>
+          <w:tab w:val="num" w:pos="1440"/>
+        </w:tabs>
+        <w:ind w:left="1440" w:hanging="360"/>
+      </w:pPr>
+    </w:lvl>
+    <w:lvl w:ilvl="2" w:tentative="1">
+      <w:start w:val="1"/>
+      <w:numFmt w:val="decimal"/>
+      <w:lvlText w:val="%3."/>
+      <w:lvlJc w:val="left"/>
+      <w:pPr>
+        <w:tabs>
+          <w:tab w:val="num" w:pos="2160"/>
+        </w:tabs>
+        <w:ind w:left="2160" w:hanging="360"/>
+      </w:pPr>
+    </w:lvl>
+    <w:lvl w:ilvl="3" w:tentative="1">
+      <w:start w:val="1"/>
+      <w:numFmt w:val="decimal"/>
+      <w:lvlText w:val="%4."/>
+      <w:lvlJc w:val="left"/>
+      <w:pPr>
+        <w:tabs>
+          <w:tab w:val="num" w:pos="2880"/>
+        </w:tabs>
+        <w:ind w:left="2880" w:hanging="360"/>
+      </w:pPr>
+    </w:lvl>
+    <w:lvl w:ilvl="4" w:tentative="1">
+      <w:start w:val="1"/>
+      <w:numFmt w:val="decimal"/>
+      <w:lvlText w:val="%5."/>
+      <w:lvlJc w:val="left"/>
+      <w:pPr>
+        <w:tabs>
+          <w:tab w:val="num" w:pos="3600"/>
+        </w:tabs>
+        <w:ind w:left="3600" w:hanging="360"/>
+      </w:pPr>
+    </w:lvl>
+    <w:lvl w:ilvl="5" w:tentative="1">
+      <w:start w:val="1"/>
+      <w:numFmt w:val="decimal"/>
+      <w:lvlText w:val="%6."/>
+      <w:lvlJc w:val="left"/>
+      <w:pPr>
+        <w:tabs>
+          <w:tab w:val="num" w:pos="4320"/>
+        </w:tabs>
+        <w:ind w:left="4320" w:hanging="360"/>
+      </w:pPr>
+    </w:lvl>
+    <w:lvl w:ilvl="6" w:tentative="1">
+      <w:start w:val="1"/>
+      <w:numFmt w:val="decimal"/>
+      <w:lvlText w:val="%7."/>
+      <w:lvlJc w:val="left"/>
+      <w:pPr>
+        <w:tabs>
+          <w:tab w:val="num" w:pos="5040"/>
+        </w:tabs>
+        <w:ind w:left="5040" w:hanging="360"/>
+      </w:pPr>
+    </w:lvl>
+    <w:lvl w:ilvl="7" w:tentative="1">
+      <w:start w:val="1"/>
+      <w:numFmt w:val="decimal"/>
+      <w:lvlText w:val="%8."/>
+      <w:lvlJc w:val="left"/>
+      <w:pPr>
+        <w:tabs>
+          <w:tab w:val="num" w:pos="5760"/>
+        </w:tabs>
+        <w:ind w:left="5760" w:hanging="360"/>
+      </w:pPr>
+    </w:lvl>
+    <w:lvl w:ilvl="8" w:tentative="1">
+      <w:start w:val="1"/>
+      <w:numFmt w:val="decimal"/>
+      <w:lvlText w:val="%9."/>
+      <w:lvlJc w:val="left"/>
+      <w:pPr>
+        <w:tabs>
+          <w:tab w:val="num" w:pos="6480"/>
+        </w:tabs>
+        <w:ind w:left="6480" w:hanging="360"/>
+      </w:pPr>
+    </w:lvl>
+  </w:abstractNum>
+  <w:abstractNum w:abstractNumId="5" w15:restartNumberingAfterBreak="0">
+    <w:nsid w:val="1DFD17E3"/>
+    <w:multiLevelType w:val="multilevel"/>
+    <w:tmpl w:val="496C2A6A"/>
+    <w:lvl w:ilvl="0">
+      <w:start w:val="1"/>
+      <w:numFmt w:val="lowerLetter"/>
+      <w:lvlText w:val="%1."/>
+      <w:lvlJc w:val="left"/>
+      <w:pPr>
+        <w:tabs>
+          <w:tab w:val="num" w:pos="720"/>
+        </w:tabs>
+        <w:ind w:left="720" w:hanging="360"/>
+      </w:pPr>
+    </w:lvl>
+    <w:lvl w:ilvl="1" w:tentative="1">
+      <w:start w:val="1"/>
+      <w:numFmt w:val="lowerLetter"/>
+      <w:lvlText w:val="%2."/>
+      <w:lvlJc w:val="left"/>
+      <w:pPr>
+        <w:tabs>
+          <w:tab w:val="num" w:pos="1440"/>
+        </w:tabs>
+        <w:ind w:left="1440" w:hanging="360"/>
+      </w:pPr>
+    </w:lvl>
+    <w:lvl w:ilvl="2" w:tentative="1">
+      <w:start w:val="1"/>
+      <w:numFmt w:val="lowerLetter"/>
+      <w:lvlText w:val="%3."/>
+      <w:lvlJc w:val="left"/>
+      <w:pPr>
+        <w:tabs>
+          <w:tab w:val="num" w:pos="2160"/>
+        </w:tabs>
+        <w:ind w:left="2160" w:hanging="360"/>
+      </w:pPr>
+    </w:lvl>
+    <w:lvl w:ilvl="3" w:tentative="1">
+      <w:start w:val="1"/>
+      <w:numFmt w:val="lowerLetter"/>
+      <w:lvlText w:val="%4."/>
+      <w:lvlJc w:val="left"/>
+      <w:pPr>
+        <w:tabs>
+          <w:tab w:val="num" w:pos="2880"/>
+        </w:tabs>
+        <w:ind w:left="2880" w:hanging="360"/>
+      </w:pPr>
+    </w:lvl>
+    <w:lvl w:ilvl="4" w:tentative="1">
+      <w:start w:val="1"/>
+      <w:numFmt w:val="lowerLetter"/>
+      <w:lvlText w:val="%5."/>
+      <w:lvlJc w:val="left"/>
+      <w:pPr>
+        <w:tabs>
+          <w:tab w:val="num" w:pos="3600"/>
+        </w:tabs>
+        <w:ind w:left="3600" w:hanging="360"/>
+      </w:pPr>
+    </w:lvl>
+    <w:lvl w:ilvl="5" w:tentative="1">
+      <w:start w:val="1"/>
+      <w:numFmt w:val="lowerLetter"/>
+      <w:lvlText w:val="%6."/>
+      <w:lvlJc w:val="left"/>
+      <w:pPr>
+        <w:tabs>
+          <w:tab w:val="num" w:pos="4320"/>
+        </w:tabs>
+        <w:ind w:left="4320" w:hanging="360"/>
+      </w:pPr>
+    </w:lvl>
+    <w:lvl w:ilvl="6" w:tentative="1">
+      <w:start w:val="1"/>
+      <w:numFmt w:val="lowerLetter"/>
+      <w:lvlText w:val="%7."/>
+      <w:lvlJc w:val="left"/>
+      <w:pPr>
+        <w:tabs>
+          <w:tab w:val="num" w:pos="5040"/>
+        </w:tabs>
+        <w:ind w:left="5040" w:hanging="360"/>
+      </w:pPr>
+    </w:lvl>
+    <w:lvl w:ilvl="7" w:tentative="1">
+      <w:start w:val="1"/>
+      <w:numFmt w:val="lowerLetter"/>
+      <w:lvlText w:val="%8."/>
+      <w:lvlJc w:val="left"/>
+      <w:pPr>
+        <w:tabs>
+          <w:tab w:val="num" w:pos="5760"/>
+        </w:tabs>
+        <w:ind w:left="5760" w:hanging="360"/>
+      </w:pPr>
+    </w:lvl>
+    <w:lvl w:ilvl="8" w:tentative="1">
+      <w:start w:val="1"/>
+      <w:numFmt w:val="lowerLetter"/>
+      <w:lvlText w:val="%9."/>
+      <w:lvlJc w:val="left"/>
+      <w:pPr>
+        <w:tabs>
+          <w:tab w:val="num" w:pos="6480"/>
+        </w:tabs>
+        <w:ind w:left="6480" w:hanging="360"/>
+      </w:pPr>
+    </w:lvl>
+  </w:abstractNum>
+  <w:abstractNum w:abstractNumId="6" w15:restartNumberingAfterBreak="0">
+    <w:nsid w:val="1FED7204"/>
+    <w:multiLevelType w:val="multilevel"/>
+    <w:tmpl w:val="920C4C46"/>
+    <w:lvl w:ilvl="0">
+      <w:start w:val="2"/>
+      <w:numFmt w:val="lowerRoman"/>
+      <w:lvlText w:val="%1."/>
+      <w:lvlJc w:val="right"/>
+      <w:pPr>
+        <w:tabs>
+          <w:tab w:val="num" w:pos="720"/>
+        </w:tabs>
+        <w:ind w:left="720" w:hanging="360"/>
+      </w:pPr>
+    </w:lvl>
+    <w:lvl w:ilvl="1" w:tentative="1">
+      <w:start w:val="1"/>
+      <w:numFmt w:val="lowerRoman"/>
+      <w:lvlText w:val="%2."/>
+      <w:lvlJc w:val="right"/>
+      <w:pPr>
+        <w:tabs>
+          <w:tab w:val="num" w:pos="1440"/>
+        </w:tabs>
+        <w:ind w:left="1440" w:hanging="360"/>
+      </w:pPr>
+    </w:lvl>
+    <w:lvl w:ilvl="2" w:tentative="1">
+      <w:start w:val="1"/>
+      <w:numFmt w:val="lowerRoman"/>
+      <w:lvlText w:val="%3."/>
+      <w:lvlJc w:val="right"/>
+      <w:pPr>
+        <w:tabs>
+          <w:tab w:val="num" w:pos="2160"/>
+        </w:tabs>
+        <w:ind w:left="2160" w:hanging="360"/>
+      </w:pPr>
+    </w:lvl>
+    <w:lvl w:ilvl="3" w:tentative="1">
+      <w:start w:val="1"/>
+      <w:numFmt w:val="lowerRoman"/>
+      <w:lvlText w:val="%4."/>
+      <w:lvlJc w:val="right"/>
+      <w:pPr>
+        <w:tabs>
+          <w:tab w:val="num" w:pos="2880"/>
+        </w:tabs>
+        <w:ind w:left="2880" w:hanging="360"/>
+      </w:pPr>
+    </w:lvl>
+    <w:lvl w:ilvl="4" w:tentative="1">
+      <w:start w:val="1"/>
+      <w:numFmt w:val="lowerRoman"/>
+      <w:lvlText w:val="%5."/>
+      <w:lvlJc w:val="right"/>
+      <w:pPr>
+        <w:tabs>
+          <w:tab w:val="num" w:pos="3600"/>
+        </w:tabs>
+        <w:ind w:left="3600" w:hanging="360"/>
+      </w:pPr>
+    </w:lvl>
+    <w:lvl w:ilvl="5" w:tentative="1">
+      <w:start w:val="1"/>
+      <w:numFmt w:val="lowerRoman"/>
+      <w:lvlText w:val="%6."/>
+      <w:lvlJc w:val="right"/>
+      <w:pPr>
+        <w:tabs>
+          <w:tab w:val="num" w:pos="4320"/>
+        </w:tabs>
+        <w:ind w:left="4320" w:hanging="360"/>
+      </w:pPr>
+    </w:lvl>
+    <w:lvl w:ilvl="6" w:tentative="1">
+      <w:start w:val="1"/>
+      <w:numFmt w:val="lowerRoman"/>
+      <w:lvlText w:val="%7."/>
+      <w:lvlJc w:val="right"/>
+      <w:pPr>
+        <w:tabs>
+          <w:tab w:val="num" w:pos="5040"/>
+        </w:tabs>
+        <w:ind w:left="5040" w:hanging="360"/>
+      </w:pPr>
+    </w:lvl>
+    <w:lvl w:ilvl="7" w:tentative="1">
+      <w:start w:val="1"/>
+      <w:numFmt w:val="lowerRoman"/>
+      <w:lvlText w:val="%8."/>
+      <w:lvlJc w:val="right"/>
+      <w:pPr>
+        <w:tabs>
+          <w:tab w:val="num" w:pos="5760"/>
+        </w:tabs>
+        <w:ind w:left="5760" w:hanging="360"/>
+      </w:pPr>
+    </w:lvl>
+    <w:lvl w:ilvl="8" w:tentative="1">
+      <w:start w:val="1"/>
+      <w:numFmt w:val="lowerRoman"/>
+      <w:lvlText w:val="%9."/>
+      <w:lvlJc w:val="right"/>
+      <w:pPr>
+        <w:tabs>
+          <w:tab w:val="num" w:pos="6480"/>
+        </w:tabs>
+        <w:ind w:left="6480" w:hanging="360"/>
+      </w:pPr>
+    </w:lvl>
+  </w:abstractNum>
+  <w:abstractNum w:abstractNumId="7" w15:restartNumberingAfterBreak="0">
+    <w:nsid w:val="233E459D"/>
+    <w:multiLevelType w:val="multilevel"/>
+    <w:tmpl w:val="BA4C7B62"/>
+    <w:lvl w:ilvl="0">
+      <w:start w:val="2"/>
+      <w:numFmt w:val="lowerLetter"/>
+      <w:lvlText w:val="%1."/>
+      <w:lvlJc w:val="left"/>
+      <w:pPr>
+        <w:tabs>
+          <w:tab w:val="num" w:pos="720"/>
+        </w:tabs>
+        <w:ind w:left="720" w:hanging="360"/>
+      </w:pPr>
+    </w:lvl>
+    <w:lvl w:ilvl="1" w:tentative="1">
+      <w:start w:val="1"/>
+      <w:numFmt w:val="lowerLetter"/>
+      <w:lvlText w:val="%2."/>
+      <w:lvlJc w:val="left"/>
+      <w:pPr>
+        <w:tabs>
+          <w:tab w:val="num" w:pos="1440"/>
+        </w:tabs>
+        <w:ind w:left="1440" w:hanging="360"/>
+      </w:pPr>
+    </w:lvl>
+    <w:lvl w:ilvl="2" w:tentative="1">
+      <w:start w:val="1"/>
+      <w:numFmt w:val="lowerLetter"/>
+      <w:lvlText w:val="%3."/>
+      <w:lvlJc w:val="left"/>
+      <w:pPr>
+        <w:tabs>
+          <w:tab w:val="num" w:pos="2160"/>
+        </w:tabs>
+        <w:ind w:left="2160" w:hanging="360"/>
+      </w:pPr>
+    </w:lvl>
+    <w:lvl w:ilvl="3" w:tentative="1">
+      <w:start w:val="1"/>
+      <w:numFmt w:val="lowerLetter"/>
+      <w:lvlText w:val="%4."/>
+      <w:lvlJc w:val="left"/>
+      <w:pPr>
+        <w:tabs>
+          <w:tab w:val="num" w:pos="2880"/>
+        </w:tabs>
+        <w:ind w:left="2880" w:hanging="360"/>
+      </w:pPr>
+    </w:lvl>
+    <w:lvl w:ilvl="4" w:tentative="1">
+      <w:start w:val="1"/>
+      <w:numFmt w:val="lowerLetter"/>
+      <w:lvlText w:val="%5."/>
+      <w:lvlJc w:val="left"/>
+      <w:pPr>
+        <w:tabs>
+          <w:tab w:val="num" w:pos="3600"/>
+        </w:tabs>
+        <w:ind w:left="3600" w:hanging="360"/>
+      </w:pPr>
+    </w:lvl>
+    <w:lvl w:ilvl="5" w:tentative="1">
+      <w:start w:val="1"/>
+      <w:numFmt w:val="lowerLetter"/>
+      <w:lvlText w:val="%6."/>
+      <w:lvlJc w:val="left"/>
+      <w:pPr>
+        <w:tabs>
+          <w:tab w:val="num" w:pos="4320"/>
+        </w:tabs>
+        <w:ind w:left="4320" w:hanging="360"/>
+      </w:pPr>
+    </w:lvl>
+    <w:lvl w:ilvl="6" w:tentative="1">
+      <w:start w:val="1"/>
+      <w:numFmt w:val="lowerLetter"/>
+      <w:lvlText w:val="%7."/>
+      <w:lvlJc w:val="left"/>
+      <w:pPr>
+        <w:tabs>
+          <w:tab w:val="num" w:pos="5040"/>
+        </w:tabs>
+        <w:ind w:left="5040" w:hanging="360"/>
+      </w:pPr>
+    </w:lvl>
+    <w:lvl w:ilvl="7" w:tentative="1">
+      <w:start w:val="1"/>
+      <w:numFmt w:val="lowerLetter"/>
+      <w:lvlText w:val="%8."/>
+      <w:lvlJc w:val="left"/>
+      <w:pPr>
+        <w:tabs>
+          <w:tab w:val="num" w:pos="5760"/>
+        </w:tabs>
+        <w:ind w:left="5760" w:hanging="360"/>
+      </w:pPr>
+    </w:lvl>
+    <w:lvl w:ilvl="8" w:tentative="1">
+      <w:start w:val="1"/>
+      <w:numFmt w:val="lowerLetter"/>
+      <w:lvlText w:val="%9."/>
+      <w:lvlJc w:val="left"/>
+      <w:pPr>
+        <w:tabs>
+          <w:tab w:val="num" w:pos="6480"/>
+        </w:tabs>
+        <w:ind w:left="6480" w:hanging="360"/>
+      </w:pPr>
+    </w:lvl>
+  </w:abstractNum>
+  <w:abstractNum w:abstractNumId="8" w15:restartNumberingAfterBreak="0">
+    <w:nsid w:val="31717B41"/>
+    <w:multiLevelType w:val="multilevel"/>
+    <w:tmpl w:val="88C2E3F0"/>
+    <w:lvl w:ilvl="0">
+      <w:start w:val="1"/>
+      <w:numFmt w:val="decimal"/>
+      <w:lvlText w:val="%1."/>
+      <w:lvlJc w:val="left"/>
+      <w:pPr>
+        <w:tabs>
+          <w:tab w:val="num" w:pos="720"/>
+        </w:tabs>
+        <w:ind w:left="720" w:hanging="360"/>
+      </w:pPr>
+    </w:lvl>
+    <w:lvl w:ilvl="1" w:tentative="1">
+      <w:start w:val="1"/>
+      <w:numFmt w:val="decimal"/>
+      <w:lvlText w:val="%2."/>
+      <w:lvlJc w:val="left"/>
+      <w:pPr>
+        <w:tabs>
+          <w:tab w:val="num" w:pos="1440"/>
+        </w:tabs>
+        <w:ind w:left="1440" w:hanging="360"/>
+      </w:pPr>
+    </w:lvl>
+    <w:lvl w:ilvl="2" w:tentative="1">
+      <w:start w:val="1"/>
+      <w:numFmt w:val="decimal"/>
+      <w:lvlText w:val="%3."/>
+      <w:lvlJc w:val="left"/>
+      <w:pPr>
+        <w:tabs>
+          <w:tab w:val="num" w:pos="2160"/>
+        </w:tabs>
+        <w:ind w:left="2160" w:hanging="360"/>
+      </w:pPr>
+    </w:lvl>
+    <w:lvl w:ilvl="3" w:tentative="1">
+      <w:start w:val="1"/>
+      <w:numFmt w:val="decimal"/>
+      <w:lvlText w:val="%4."/>
+      <w:lvlJc w:val="left"/>
+      <w:pPr>
+        <w:tabs>
+          <w:tab w:val="num" w:pos="2880"/>
+        </w:tabs>
+        <w:ind w:left="2880" w:hanging="360"/>
+      </w:pPr>
+    </w:lvl>
+    <w:lvl w:ilvl="4" w:tentative="1">
+      <w:start w:val="1"/>
+      <w:numFmt w:val="decimal"/>
+      <w:lvlText w:val="%5."/>
+      <w:lvlJc w:val="left"/>
+      <w:pPr>
+        <w:tabs>
+          <w:tab w:val="num" w:pos="3600"/>
+        </w:tabs>
+        <w:ind w:left="3600" w:hanging="360"/>
+      </w:pPr>
+    </w:lvl>
+    <w:lvl w:ilvl="5" w:tentative="1">
+      <w:start w:val="1"/>
+      <w:numFmt w:val="decimal"/>
+      <w:lvlText w:val="%6."/>
+      <w:lvlJc w:val="left"/>
+      <w:pPr>
+        <w:tabs>
+          <w:tab w:val="num" w:pos="4320"/>
+        </w:tabs>
+        <w:ind w:left="4320" w:hanging="360"/>
+      </w:pPr>
+    </w:lvl>
+    <w:lvl w:ilvl="6" w:tentative="1">
+      <w:start w:val="1"/>
+      <w:numFmt w:val="decimal"/>
+      <w:lvlText w:val="%7."/>
+      <w:lvlJc w:val="left"/>
+      <w:pPr>
+        <w:tabs>
+          <w:tab w:val="num" w:pos="5040"/>
+        </w:tabs>
+        <w:ind w:left="5040" w:hanging="360"/>
+      </w:pPr>
+    </w:lvl>
+    <w:lvl w:ilvl="7" w:tentative="1">
+      <w:start w:val="1"/>
+      <w:numFmt w:val="decimal"/>
+      <w:lvlText w:val="%8."/>
+      <w:lvlJc w:val="left"/>
+      <w:pPr>
+        <w:tabs>
+          <w:tab w:val="num" w:pos="5760"/>
+        </w:tabs>
+        <w:ind w:left="5760" w:hanging="360"/>
+      </w:pPr>
+    </w:lvl>
+    <w:lvl w:ilvl="8" w:tentative="1">
+      <w:start w:val="1"/>
+      <w:numFmt w:val="decimal"/>
+      <w:lvlText w:val="%9."/>
+      <w:lvlJc w:val="left"/>
+      <w:pPr>
+        <w:tabs>
+          <w:tab w:val="num" w:pos="6480"/>
+        </w:tabs>
+        <w:ind w:left="6480" w:hanging="360"/>
+      </w:pPr>
+    </w:lvl>
+  </w:abstractNum>
+  <w:abstractNum w:abstractNumId="9" w15:restartNumberingAfterBreak="0">
+    <w:nsid w:val="392A3048"/>
+    <w:multiLevelType w:val="multilevel"/>
+    <w:tmpl w:val="D35ABF4A"/>
+    <w:lvl w:ilvl="0">
+      <w:start w:val="2"/>
+      <w:numFmt w:val="lowerLetter"/>
+      <w:lvlText w:val="%1."/>
+      <w:lvlJc w:val="left"/>
+      <w:pPr>
+        <w:tabs>
+          <w:tab w:val="num" w:pos="720"/>
+        </w:tabs>
+        <w:ind w:left="720" w:hanging="360"/>
+      </w:pPr>
+    </w:lvl>
+    <w:lvl w:ilvl="1" w:tentative="1">
+      <w:start w:val="1"/>
+      <w:numFmt w:val="lowerLetter"/>
+      <w:lvlText w:val="%2."/>
+      <w:lvlJc w:val="left"/>
+      <w:pPr>
+        <w:tabs>
+          <w:tab w:val="num" w:pos="1440"/>
+        </w:tabs>
+        <w:ind w:left="1440" w:hanging="360"/>
+      </w:pPr>
+    </w:lvl>
+    <w:lvl w:ilvl="2" w:tentative="1">
+      <w:start w:val="1"/>
+      <w:numFmt w:val="lowerLetter"/>
+      <w:lvlText w:val="%3."/>
+      <w:lvlJc w:val="left"/>
+      <w:pPr>
+        <w:tabs>
+          <w:tab w:val="num" w:pos="2160"/>
+        </w:tabs>
+        <w:ind w:left="2160" w:hanging="360"/>
+      </w:pPr>
+    </w:lvl>
+    <w:lvl w:ilvl="3" w:tentative="1">
+      <w:start w:val="1"/>
+      <w:numFmt w:val="lowerLetter"/>
+      <w:lvlText w:val="%4."/>
+      <w:lvlJc w:val="left"/>
+      <w:pPr>
+        <w:tabs>
+          <w:tab w:val="num" w:pos="2880"/>
+        </w:tabs>
+        <w:ind w:left="2880" w:hanging="360"/>
+      </w:pPr>
+    </w:lvl>
+    <w:lvl w:ilvl="4" w:tentative="1">
+      <w:start w:val="1"/>
+      <w:numFmt w:val="lowerLetter"/>
+      <w:lvlText w:val="%5."/>
+      <w:lvlJc w:val="left"/>
+      <w:pPr>
+        <w:tabs>
+          <w:tab w:val="num" w:pos="3600"/>
+        </w:tabs>
+        <w:ind w:left="3600" w:hanging="360"/>
+      </w:pPr>
+    </w:lvl>
+    <w:lvl w:ilvl="5" w:tentative="1">
+      <w:start w:val="1"/>
+      <w:numFmt w:val="lowerLetter"/>
+      <w:lvlText w:val="%6."/>
+      <w:lvlJc w:val="left"/>
+      <w:pPr>
+        <w:tabs>
+          <w:tab w:val="num" w:pos="4320"/>
+        </w:tabs>
+        <w:ind w:left="4320" w:hanging="360"/>
+      </w:pPr>
+    </w:lvl>
+    <w:lvl w:ilvl="6" w:tentative="1">
+      <w:start w:val="1"/>
+      <w:numFmt w:val="lowerLetter"/>
+      <w:lvlText w:val="%7."/>
+      <w:lvlJc w:val="left"/>
+      <w:pPr>
+        <w:tabs>
+          <w:tab w:val="num" w:pos="5040"/>
+        </w:tabs>
+        <w:ind w:left="5040" w:hanging="360"/>
+      </w:pPr>
+    </w:lvl>
+    <w:lvl w:ilvl="7" w:tentative="1">
+      <w:start w:val="1"/>
+      <w:numFmt w:val="lowerLetter"/>
+      <w:lvlText w:val="%8."/>
+      <w:lvlJc w:val="left"/>
+      <w:pPr>
+        <w:tabs>
+          <w:tab w:val="num" w:pos="5760"/>
+        </w:tabs>
+        <w:ind w:left="5760" w:hanging="360"/>
+      </w:pPr>
+    </w:lvl>
+    <w:lvl w:ilvl="8" w:tentative="1">
+      <w:start w:val="1"/>
+      <w:numFmt w:val="lowerLetter"/>
+      <w:lvlText w:val="%9."/>
+      <w:lvlJc w:val="left"/>
+      <w:pPr>
+        <w:tabs>
+          <w:tab w:val="num" w:pos="6480"/>
+        </w:tabs>
+        <w:ind w:left="6480" w:hanging="360"/>
+      </w:pPr>
+    </w:lvl>
+  </w:abstractNum>
+  <w:abstractNum w:abstractNumId="10" w15:restartNumberingAfterBreak="0">
+    <w:nsid w:val="3A324199"/>
+    <w:multiLevelType w:val="multilevel"/>
+    <w:tmpl w:val="73E0DAE4"/>
+    <w:lvl w:ilvl="0">
+      <w:start w:val="3"/>
+      <w:numFmt w:val="lowerLetter"/>
+      <w:lvlText w:val="%1."/>
+      <w:lvlJc w:val="left"/>
+      <w:pPr>
+        <w:tabs>
+          <w:tab w:val="num" w:pos="720"/>
+        </w:tabs>
+        <w:ind w:left="720" w:hanging="360"/>
+      </w:pPr>
+    </w:lvl>
+    <w:lvl w:ilvl="1" w:tentative="1">
+      <w:start w:val="1"/>
+      <w:numFmt w:val="lowerLetter"/>
+      <w:lvlText w:val="%2."/>
+      <w:lvlJc w:val="left"/>
+      <w:pPr>
+        <w:tabs>
+          <w:tab w:val="num" w:pos="1440"/>
+        </w:tabs>
+        <w:ind w:left="1440" w:hanging="360"/>
+      </w:pPr>
+    </w:lvl>
+    <w:lvl w:ilvl="2" w:tentative="1">
+      <w:start w:val="1"/>
+      <w:numFmt w:val="lowerLetter"/>
+      <w:lvlText w:val="%3."/>
+      <w:lvlJc w:val="left"/>
+      <w:pPr>
+        <w:tabs>
+          <w:tab w:val="num" w:pos="2160"/>
+        </w:tabs>
+        <w:ind w:left="2160" w:hanging="360"/>
+      </w:pPr>
+    </w:lvl>
+    <w:lvl w:ilvl="3" w:tentative="1">
+      <w:start w:val="1"/>
+      <w:numFmt w:val="lowerLetter"/>
+      <w:lvlText w:val="%4."/>
+      <w:lvlJc w:val="left"/>
+      <w:pPr>
+        <w:tabs>
+          <w:tab w:val="num" w:pos="2880"/>
+        </w:tabs>
+        <w:ind w:left="2880" w:hanging="360"/>
+      </w:pPr>
+    </w:lvl>
+    <w:lvl w:ilvl="4" w:tentative="1">
+      <w:start w:val="1"/>
+      <w:numFmt w:val="lowerLetter"/>
+      <w:lvlText w:val="%5."/>
+      <w:lvlJc w:val="left"/>
+      <w:pPr>
+        <w:tabs>
+          <w:tab w:val="num" w:pos="3600"/>
+        </w:tabs>
+        <w:ind w:left="3600" w:hanging="360"/>
+      </w:pPr>
+    </w:lvl>
+    <w:lvl w:ilvl="5" w:tentative="1">
+      <w:start w:val="1"/>
+      <w:numFmt w:val="lowerLetter"/>
+      <w:lvlText w:val="%6."/>
+      <w:lvlJc w:val="left"/>
+      <w:pPr>
+        <w:tabs>
+          <w:tab w:val="num" w:pos="4320"/>
+        </w:tabs>
+        <w:ind w:left="4320" w:hanging="360"/>
+      </w:pPr>
+    </w:lvl>
+    <w:lvl w:ilvl="6" w:tentative="1">
+      <w:start w:val="1"/>
+      <w:numFmt w:val="lowerLetter"/>
+      <w:lvlText w:val="%7."/>
+      <w:lvlJc w:val="left"/>
+      <w:pPr>
+        <w:tabs>
+          <w:tab w:val="num" w:pos="5040"/>
+        </w:tabs>
+        <w:ind w:left="5040" w:hanging="360"/>
+      </w:pPr>
+    </w:lvl>
+    <w:lvl w:ilvl="7" w:tentative="1">
+      <w:start w:val="1"/>
+      <w:numFmt w:val="lowerLetter"/>
+      <w:lvlText w:val="%8."/>
+      <w:lvlJc w:val="left"/>
+      <w:pPr>
+        <w:tabs>
+          <w:tab w:val="num" w:pos="5760"/>
+        </w:tabs>
+        <w:ind w:left="5760" w:hanging="360"/>
+      </w:pPr>
+    </w:lvl>
+    <w:lvl w:ilvl="8" w:tentative="1">
+      <w:start w:val="1"/>
+      <w:numFmt w:val="lowerLetter"/>
+      <w:lvlText w:val="%9."/>
+      <w:lvlJc w:val="left"/>
+      <w:pPr>
+        <w:tabs>
+          <w:tab w:val="num" w:pos="6480"/>
+        </w:tabs>
+        <w:ind w:left="6480" w:hanging="360"/>
+      </w:pPr>
+    </w:lvl>
+  </w:abstractNum>
+  <w:abstractNum w:abstractNumId="11" w15:restartNumberingAfterBreak="0">
+    <w:nsid w:val="3EC84C8E"/>
+    <w:multiLevelType w:val="multilevel"/>
+    <w:tmpl w:val="667ACCE0"/>
+    <w:lvl w:ilvl="0">
+      <w:start w:val="1"/>
+      <w:numFmt w:val="lowerRoman"/>
+      <w:lvlText w:val="%1."/>
+      <w:lvlJc w:val="right"/>
+      <w:pPr>
+        <w:tabs>
+          <w:tab w:val="num" w:pos="720"/>
+        </w:tabs>
+        <w:ind w:left="720" w:hanging="360"/>
+      </w:pPr>
+    </w:lvl>
+    <w:lvl w:ilvl="1" w:tentative="1">
+      <w:start w:val="1"/>
+      <w:numFmt w:val="lowerRoman"/>
+      <w:lvlText w:val="%2."/>
+      <w:lvlJc w:val="right"/>
+      <w:pPr>
+        <w:tabs>
+          <w:tab w:val="num" w:pos="1440"/>
+        </w:tabs>
+        <w:ind w:left="1440" w:hanging="360"/>
+      </w:pPr>
+    </w:lvl>
+    <w:lvl w:ilvl="2" w:tentative="1">
+      <w:start w:val="1"/>
+      <w:numFmt w:val="lowerRoman"/>
+      <w:lvlText w:val="%3."/>
+      <w:lvlJc w:val="right"/>
+      <w:pPr>
+        <w:tabs>
+          <w:tab w:val="num" w:pos="2160"/>
+        </w:tabs>
+        <w:ind w:left="2160" w:hanging="360"/>
+      </w:pPr>
+    </w:lvl>
+    <w:lvl w:ilvl="3" w:tentative="1">
+      <w:start w:val="1"/>
+      <w:numFmt w:val="lowerRoman"/>
+      <w:lvlText w:val="%4."/>
+      <w:lvlJc w:val="right"/>
+      <w:pPr>
+        <w:tabs>
+          <w:tab w:val="num" w:pos="2880"/>
+        </w:tabs>
+        <w:ind w:left="2880" w:hanging="360"/>
+      </w:pPr>
+    </w:lvl>
+    <w:lvl w:ilvl="4" w:tentative="1">
+      <w:start w:val="1"/>
+      <w:numFmt w:val="lowerRoman"/>
+      <w:lvlText w:val="%5."/>
+      <w:lvlJc w:val="right"/>
+      <w:pPr>
+        <w:tabs>
+          <w:tab w:val="num" w:pos="3600"/>
+        </w:tabs>
+        <w:ind w:left="3600" w:hanging="360"/>
+      </w:pPr>
+    </w:lvl>
+    <w:lvl w:ilvl="5" w:tentative="1">
+      <w:start w:val="1"/>
+      <w:numFmt w:val="lowerRoman"/>
+      <w:lvlText w:val="%6."/>
+      <w:lvlJc w:val="right"/>
+      <w:pPr>
+        <w:tabs>
+          <w:tab w:val="num" w:pos="4320"/>
+        </w:tabs>
+        <w:ind w:left="4320" w:hanging="360"/>
+      </w:pPr>
+    </w:lvl>
+    <w:lvl w:ilvl="6" w:tentative="1">
+      <w:start w:val="1"/>
+      <w:numFmt w:val="lowerRoman"/>
+      <w:lvlText w:val="%7."/>
+      <w:lvlJc w:val="right"/>
+      <w:pPr>
+        <w:tabs>
+          <w:tab w:val="num" w:pos="5040"/>
+        </w:tabs>
+        <w:ind w:left="5040" w:hanging="360"/>
+      </w:pPr>
+    </w:lvl>
+    <w:lvl w:ilvl="7" w:tentative="1">
+      <w:start w:val="1"/>
+      <w:numFmt w:val="lowerRoman"/>
+      <w:lvlText w:val="%8."/>
+      <w:lvlJc w:val="right"/>
+      <w:pPr>
+        <w:tabs>
+          <w:tab w:val="num" w:pos="5760"/>
+        </w:tabs>
+        <w:ind w:left="5760" w:hanging="360"/>
+      </w:pPr>
+    </w:lvl>
+    <w:lvl w:ilvl="8" w:tentative="1">
+      <w:start w:val="1"/>
+      <w:numFmt w:val="lowerRoman"/>
+      <w:lvlText w:val="%9."/>
+      <w:lvlJc w:val="right"/>
+      <w:pPr>
+        <w:tabs>
+          <w:tab w:val="num" w:pos="6480"/>
+        </w:tabs>
+        <w:ind w:left="6480" w:hanging="360"/>
+      </w:pPr>
+    </w:lvl>
+  </w:abstractNum>
+  <w:abstractNum w:abstractNumId="12" w15:restartNumberingAfterBreak="0">
+    <w:nsid w:val="434F7B93"/>
+    <w:multiLevelType w:val="multilevel"/>
+    <w:tmpl w:val="0E82DBD2"/>
+    <w:lvl w:ilvl="0">
+      <w:start w:val="5"/>
+      <w:numFmt w:val="decimal"/>
+      <w:lvlText w:val="%1."/>
+      <w:lvlJc w:val="left"/>
+      <w:pPr>
+        <w:tabs>
+          <w:tab w:val="num" w:pos="720"/>
+        </w:tabs>
+        <w:ind w:left="720" w:hanging="360"/>
+      </w:pPr>
+    </w:lvl>
+    <w:lvl w:ilvl="1" w:tentative="1">
+      <w:start w:val="1"/>
+      <w:numFmt w:val="decimal"/>
+      <w:lvlText w:val="%2."/>
+      <w:lvlJc w:val="left"/>
+      <w:pPr>
+        <w:tabs>
+          <w:tab w:val="num" w:pos="1440"/>
+        </w:tabs>
+        <w:ind w:left="1440" w:hanging="360"/>
+      </w:pPr>
+    </w:lvl>
+    <w:lvl w:ilvl="2" w:tentative="1">
+      <w:start w:val="1"/>
+      <w:numFmt w:val="decimal"/>
+      <w:lvlText w:val="%3."/>
+      <w:lvlJc w:val="left"/>
+      <w:pPr>
+        <w:tabs>
+          <w:tab w:val="num" w:pos="2160"/>
+        </w:tabs>
+        <w:ind w:left="2160" w:hanging="360"/>
+      </w:pPr>
+    </w:lvl>
+    <w:lvl w:ilvl="3" w:tentative="1">
+      <w:start w:val="1"/>
+      <w:numFmt w:val="decimal"/>
+      <w:lvlText w:val="%4."/>
+      <w:lvlJc w:val="left"/>
+      <w:pPr>
+        <w:tabs>
+          <w:tab w:val="num" w:pos="2880"/>
+        </w:tabs>
+        <w:ind w:left="2880" w:hanging="360"/>
+      </w:pPr>
+    </w:lvl>
+    <w:lvl w:ilvl="4" w:tentative="1">
+      <w:start w:val="1"/>
+      <w:numFmt w:val="decimal"/>
+      <w:lvlText w:val="%5."/>
+      <w:lvlJc w:val="left"/>
+      <w:pPr>
+        <w:tabs>
+          <w:tab w:val="num" w:pos="3600"/>
+        </w:tabs>
+        <w:ind w:left="3600" w:hanging="360"/>
+      </w:pPr>
+    </w:lvl>
+    <w:lvl w:ilvl="5" w:tentative="1">
+      <w:start w:val="1"/>
+      <w:numFmt w:val="decimal"/>
+      <w:lvlText w:val="%6."/>
+      <w:lvlJc w:val="left"/>
+      <w:pPr>
+        <w:tabs>
+          <w:tab w:val="num" w:pos="4320"/>
+        </w:tabs>
+        <w:ind w:left="4320" w:hanging="360"/>
+      </w:pPr>
+    </w:lvl>
+    <w:lvl w:ilvl="6" w:tentative="1">
+      <w:start w:val="1"/>
+      <w:numFmt w:val="decimal"/>
+      <w:lvlText w:val="%7."/>
+      <w:lvlJc w:val="left"/>
+      <w:pPr>
+        <w:tabs>
+          <w:tab w:val="num" w:pos="5040"/>
+        </w:tabs>
+        <w:ind w:left="5040" w:hanging="360"/>
+      </w:pPr>
+    </w:lvl>
+    <w:lvl w:ilvl="7" w:tentative="1">
+      <w:start w:val="1"/>
+      <w:numFmt w:val="decimal"/>
+      <w:lvlText w:val="%8."/>
+      <w:lvlJc w:val="left"/>
+      <w:pPr>
+        <w:tabs>
+          <w:tab w:val="num" w:pos="5760"/>
+        </w:tabs>
+        <w:ind w:left="5760" w:hanging="360"/>
+      </w:pPr>
+    </w:lvl>
+    <w:lvl w:ilvl="8" w:tentative="1">
+      <w:start w:val="1"/>
+      <w:numFmt w:val="decimal"/>
+      <w:lvlText w:val="%9."/>
+      <w:lvlJc w:val="left"/>
+      <w:pPr>
+        <w:tabs>
+          <w:tab w:val="num" w:pos="6480"/>
+        </w:tabs>
+        <w:ind w:left="6480" w:hanging="360"/>
+      </w:pPr>
+    </w:lvl>
+  </w:abstractNum>
+  <w:abstractNum w:abstractNumId="13" w15:restartNumberingAfterBreak="0">
+    <w:nsid w:val="48837EC5"/>
+    <w:multiLevelType w:val="multilevel"/>
+    <w:tmpl w:val="3380FF22"/>
+    <w:lvl w:ilvl="0">
+      <w:start w:val="2"/>
+      <w:numFmt w:val="lowerLetter"/>
+      <w:lvlText w:val="%1."/>
+      <w:lvlJc w:val="left"/>
+      <w:pPr>
+        <w:tabs>
+          <w:tab w:val="num" w:pos="0"/>
+        </w:tabs>
+        <w:ind w:left="0" w:hanging="360"/>
+      </w:pPr>
+    </w:lvl>
+    <w:lvl w:ilvl="1" w:tentative="1">
+      <w:start w:val="1"/>
+      <w:numFmt w:val="lowerLetter"/>
+      <w:lvlText w:val="%2."/>
+      <w:lvlJc w:val="left"/>
+      <w:pPr>
+        <w:tabs>
+          <w:tab w:val="num" w:pos="720"/>
+        </w:tabs>
+        <w:ind w:left="720" w:hanging="360"/>
+      </w:pPr>
+    </w:lvl>
+    <w:lvl w:ilvl="2" w:tentative="1">
+      <w:start w:val="1"/>
+      <w:numFmt w:val="lowerLetter"/>
+      <w:lvlText w:val="%3."/>
+      <w:lvlJc w:val="left"/>
+      <w:pPr>
+        <w:tabs>
+          <w:tab w:val="num" w:pos="1440"/>
+        </w:tabs>
+        <w:ind w:left="1440" w:hanging="360"/>
+      </w:pPr>
+    </w:lvl>
+    <w:lvl w:ilvl="3" w:tentative="1">
+      <w:start w:val="1"/>
+      <w:numFmt w:val="lowerLetter"/>
+      <w:lvlText w:val="%4."/>
+      <w:lvlJc w:val="left"/>
+      <w:pPr>
+        <w:tabs>
+          <w:tab w:val="num" w:pos="2160"/>
+        </w:tabs>
+        <w:ind w:left="2160" w:hanging="360"/>
+      </w:pPr>
+    </w:lvl>
+    <w:lvl w:ilvl="4" w:tentative="1">
+      <w:start w:val="1"/>
+      <w:numFmt w:val="lowerLetter"/>
+      <w:lvlText w:val="%5."/>
+      <w:lvlJc w:val="left"/>
+      <w:pPr>
+        <w:tabs>
+          <w:tab w:val="num" w:pos="2880"/>
+        </w:tabs>
+        <w:ind w:left="2880" w:hanging="360"/>
+      </w:pPr>
+    </w:lvl>
+    <w:lvl w:ilvl="5" w:tentative="1">
+      <w:start w:val="1"/>
+      <w:numFmt w:val="lowerLetter"/>
+      <w:lvlText w:val="%6."/>
+      <w:lvlJc w:val="left"/>
+      <w:pPr>
+        <w:tabs>
+          <w:tab w:val="num" w:pos="3600"/>
+        </w:tabs>
+        <w:ind w:left="3600" w:hanging="360"/>
+      </w:pPr>
+    </w:lvl>
+    <w:lvl w:ilvl="6" w:tentative="1">
+      <w:start w:val="1"/>
+      <w:numFmt w:val="lowerLetter"/>
+      <w:lvlText w:val="%7."/>
+      <w:lvlJc w:val="left"/>
+      <w:pPr>
+        <w:tabs>
+          <w:tab w:val="num" w:pos="4320"/>
+        </w:tabs>
+        <w:ind w:left="4320" w:hanging="360"/>
+      </w:pPr>
+    </w:lvl>
+    <w:lvl w:ilvl="7" w:tentative="1">
+      <w:start w:val="1"/>
+      <w:numFmt w:val="lowerLetter"/>
+      <w:lvlText w:val="%8."/>
+      <w:lvlJc w:val="left"/>
+      <w:pPr>
+        <w:tabs>
+          <w:tab w:val="num" w:pos="5040"/>
+        </w:tabs>
+        <w:ind w:left="5040" w:hanging="360"/>
+      </w:pPr>
+    </w:lvl>
+    <w:lvl w:ilvl="8" w:tentative="1">
+      <w:start w:val="1"/>
+      <w:numFmt w:val="lowerLetter"/>
+      <w:lvlText w:val="%9."/>
+      <w:lvlJc w:val="left"/>
+      <w:pPr>
+        <w:tabs>
+          <w:tab w:val="num" w:pos="5760"/>
+        </w:tabs>
+        <w:ind w:left="5760" w:hanging="360"/>
+      </w:pPr>
+    </w:lvl>
+  </w:abstractNum>
+  <w:abstractNum w:abstractNumId="14" w15:restartNumberingAfterBreak="0">
+    <w:nsid w:val="58A454C6"/>
+    <w:multiLevelType w:val="multilevel"/>
+    <w:tmpl w:val="C9BCABB4"/>
+    <w:lvl w:ilvl="0">
+      <w:start w:val="2"/>
+      <w:numFmt w:val="lowerRoman"/>
+      <w:lvlText w:val="%1."/>
+      <w:lvlJc w:val="right"/>
+      <w:pPr>
+        <w:tabs>
+          <w:tab w:val="num" w:pos="720"/>
+        </w:tabs>
+        <w:ind w:left="720" w:hanging="360"/>
+      </w:pPr>
+    </w:lvl>
+    <w:lvl w:ilvl="1" w:tentative="1">
+      <w:start w:val="1"/>
+      <w:numFmt w:val="lowerRoman"/>
+      <w:lvlText w:val="%2."/>
+      <w:lvlJc w:val="right"/>
+      <w:pPr>
+        <w:tabs>
+          <w:tab w:val="num" w:pos="1440"/>
+        </w:tabs>
+        <w:ind w:left="1440" w:hanging="360"/>
+      </w:pPr>
+    </w:lvl>
+    <w:lvl w:ilvl="2" w:tentative="1">
+      <w:start w:val="1"/>
+      <w:numFmt w:val="lowerRoman"/>
+      <w:lvlText w:val="%3."/>
+      <w:lvlJc w:val="right"/>
+      <w:pPr>
+        <w:tabs>
+          <w:tab w:val="num" w:pos="2160"/>
+        </w:tabs>
+        <w:ind w:left="2160" w:hanging="360"/>
+      </w:pPr>
+    </w:lvl>
+    <w:lvl w:ilvl="3" w:tentative="1">
+      <w:start w:val="1"/>
+      <w:numFmt w:val="lowerRoman"/>
+      <w:lvlText w:val="%4."/>
+      <w:lvlJc w:val="right"/>
+      <w:pPr>
+        <w:tabs>
+          <w:tab w:val="num" w:pos="2880"/>
+        </w:tabs>
+        <w:ind w:left="2880" w:hanging="360"/>
+      </w:pPr>
+    </w:lvl>
+    <w:lvl w:ilvl="4" w:tentative="1">
+      <w:start w:val="1"/>
+      <w:numFmt w:val="lowerRoman"/>
+      <w:lvlText w:val="%5."/>
+      <w:lvlJc w:val="right"/>
+      <w:pPr>
+        <w:tabs>
+          <w:tab w:val="num" w:pos="3600"/>
+        </w:tabs>
+        <w:ind w:left="3600" w:hanging="360"/>
+      </w:pPr>
+    </w:lvl>
+    <w:lvl w:ilvl="5" w:tentative="1">
+      <w:start w:val="1"/>
+      <w:numFmt w:val="lowerRoman"/>
+      <w:lvlText w:val="%6."/>
+      <w:lvlJc w:val="right"/>
+      <w:pPr>
+        <w:tabs>
+          <w:tab w:val="num" w:pos="4320"/>
+        </w:tabs>
+        <w:ind w:left="4320" w:hanging="360"/>
+      </w:pPr>
+    </w:lvl>
+    <w:lvl w:ilvl="6" w:tentative="1">
+      <w:start w:val="1"/>
+      <w:numFmt w:val="lowerRoman"/>
+      <w:lvlText w:val="%7."/>
+      <w:lvlJc w:val="right"/>
+      <w:pPr>
+        <w:tabs>
+          <w:tab w:val="num" w:pos="5040"/>
+        </w:tabs>
+        <w:ind w:left="5040" w:hanging="360"/>
+      </w:pPr>
+    </w:lvl>
+    <w:lvl w:ilvl="7" w:tentative="1">
+      <w:start w:val="1"/>
+      <w:numFmt w:val="lowerRoman"/>
+      <w:lvlText w:val="%8."/>
+      <w:lvlJc w:val="right"/>
+      <w:pPr>
+        <w:tabs>
+          <w:tab w:val="num" w:pos="5760"/>
+        </w:tabs>
+        <w:ind w:left="5760" w:hanging="360"/>
+      </w:pPr>
+    </w:lvl>
+    <w:lvl w:ilvl="8" w:tentative="1">
+      <w:start w:val="1"/>
+      <w:numFmt w:val="lowerRoman"/>
+      <w:lvlText w:val="%9."/>
+      <w:lvlJc w:val="right"/>
+      <w:pPr>
+        <w:tabs>
+          <w:tab w:val="num" w:pos="6480"/>
+        </w:tabs>
+        <w:ind w:left="6480" w:hanging="360"/>
+      </w:pPr>
+    </w:lvl>
+  </w:abstractNum>
+  <w:abstractNum w:abstractNumId="15" w15:restartNumberingAfterBreak="0">
+    <w:nsid w:val="58EB093D"/>
+    <w:multiLevelType w:val="multilevel"/>
+    <w:tmpl w:val="2C40D8C8"/>
+    <w:lvl w:ilvl="0">
+      <w:start w:val="3"/>
+      <w:numFmt w:val="lowerRoman"/>
+      <w:lvlText w:val="%1."/>
+      <w:lvlJc w:val="right"/>
+      <w:pPr>
+        <w:tabs>
+          <w:tab w:val="num" w:pos="720"/>
+        </w:tabs>
+        <w:ind w:left="720" w:hanging="360"/>
+      </w:pPr>
+    </w:lvl>
+    <w:lvl w:ilvl="1" w:tentative="1">
+      <w:start w:val="1"/>
+      <w:numFmt w:val="lowerRoman"/>
+      <w:lvlText w:val="%2."/>
+      <w:lvlJc w:val="right"/>
+      <w:pPr>
+        <w:tabs>
+          <w:tab w:val="num" w:pos="1440"/>
+        </w:tabs>
+        <w:ind w:left="1440" w:hanging="360"/>
+      </w:pPr>
+    </w:lvl>
+    <w:lvl w:ilvl="2" w:tentative="1">
+      <w:start w:val="1"/>
+      <w:numFmt w:val="lowerRoman"/>
+      <w:lvlText w:val="%3."/>
+      <w:lvlJc w:val="right"/>
+      <w:pPr>
+        <w:tabs>
+          <w:tab w:val="num" w:pos="2160"/>
+        </w:tabs>
+        <w:ind w:left="2160" w:hanging="360"/>
+      </w:pPr>
+    </w:lvl>
+    <w:lvl w:ilvl="3" w:tentative="1">
+      <w:start w:val="1"/>
+      <w:numFmt w:val="lowerRoman"/>
+      <w:lvlText w:val="%4."/>
+      <w:lvlJc w:val="right"/>
+      <w:pPr>
+        <w:tabs>
+          <w:tab w:val="num" w:pos="2880"/>
+        </w:tabs>
+        <w:ind w:left="2880" w:hanging="360"/>
+      </w:pPr>
+    </w:lvl>
+    <w:lvl w:ilvl="4" w:tentative="1">
+      <w:start w:val="1"/>
+      <w:numFmt w:val="lowerRoman"/>
+      <w:lvlText w:val="%5."/>
+      <w:lvlJc w:val="right"/>
+      <w:pPr>
+        <w:tabs>
+          <w:tab w:val="num" w:pos="3600"/>
+        </w:tabs>
+        <w:ind w:left="3600" w:hanging="360"/>
+      </w:pPr>
+    </w:lvl>
+    <w:lvl w:ilvl="5" w:tentative="1">
+      <w:start w:val="1"/>
+      <w:numFmt w:val="lowerRoman"/>
+      <w:lvlText w:val="%6."/>
+      <w:lvlJc w:val="right"/>
+      <w:pPr>
+        <w:tabs>
+          <w:tab w:val="num" w:pos="4320"/>
+        </w:tabs>
+        <w:ind w:left="4320" w:hanging="360"/>
+      </w:pPr>
+    </w:lvl>
+    <w:lvl w:ilvl="6" w:tentative="1">
+      <w:start w:val="1"/>
+      <w:numFmt w:val="lowerRoman"/>
+      <w:lvlText w:val="%7."/>
+      <w:lvlJc w:val="right"/>
+      <w:pPr>
+        <w:tabs>
+          <w:tab w:val="num" w:pos="5040"/>
+        </w:tabs>
+        <w:ind w:left="5040" w:hanging="360"/>
+      </w:pPr>
+    </w:lvl>
+    <w:lvl w:ilvl="7" w:tentative="1">
+      <w:start w:val="1"/>
+      <w:numFmt w:val="lowerRoman"/>
+      <w:lvlText w:val="%8."/>
+      <w:lvlJc w:val="right"/>
+      <w:pPr>
+        <w:tabs>
+          <w:tab w:val="num" w:pos="5760"/>
+        </w:tabs>
+        <w:ind w:left="5760" w:hanging="360"/>
+      </w:pPr>
+    </w:lvl>
+    <w:lvl w:ilvl="8" w:tentative="1">
+      <w:start w:val="1"/>
+      <w:numFmt w:val="lowerRoman"/>
+      <w:lvlText w:val="%9."/>
+      <w:lvlJc w:val="right"/>
+      <w:pPr>
+        <w:tabs>
+          <w:tab w:val="num" w:pos="6480"/>
+        </w:tabs>
+        <w:ind w:left="6480" w:hanging="360"/>
+      </w:pPr>
+    </w:lvl>
+  </w:abstractNum>
+  <w:abstractNum w:abstractNumId="16" w15:restartNumberingAfterBreak="0">
+    <w:nsid w:val="59B66912"/>
+    <w:multiLevelType w:val="multilevel"/>
+    <w:tmpl w:val="2DF21884"/>
+    <w:lvl w:ilvl="0">
+      <w:start w:val="1"/>
+      <w:numFmt w:val="decimal"/>
+      <w:lvlText w:val="%1."/>
+      <w:lvlJc w:val="left"/>
+      <w:pPr>
+        <w:tabs>
+          <w:tab w:val="num" w:pos="720"/>
+        </w:tabs>
+        <w:ind w:left="720" w:hanging="360"/>
+      </w:pPr>
+    </w:lvl>
+    <w:lvl w:ilvl="1" w:tentative="1">
+      <w:start w:val="1"/>
+      <w:numFmt w:val="decimal"/>
+      <w:lvlText w:val="%2."/>
+      <w:lvlJc w:val="left"/>
+      <w:pPr>
+        <w:tabs>
+          <w:tab w:val="num" w:pos="1440"/>
+        </w:tabs>
+        <w:ind w:left="1440" w:hanging="360"/>
+      </w:pPr>
+    </w:lvl>
+    <w:lvl w:ilvl="2" w:tentative="1">
+      <w:start w:val="1"/>
+      <w:numFmt w:val="decimal"/>
+      <w:lvlText w:val="%3."/>
+      <w:lvlJc w:val="left"/>
+      <w:pPr>
+        <w:tabs>
+          <w:tab w:val="num" w:pos="2160"/>
+        </w:tabs>
+        <w:ind w:left="2160" w:hanging="360"/>
+      </w:pPr>
+    </w:lvl>
+    <w:lvl w:ilvl="3" w:tentative="1">
+      <w:start w:val="1"/>
+      <w:numFmt w:val="decimal"/>
+      <w:lvlText w:val="%4."/>
+      <w:lvlJc w:val="left"/>
+      <w:pPr>
+        <w:tabs>
+          <w:tab w:val="num" w:pos="2880"/>
+        </w:tabs>
+        <w:ind w:left="2880" w:hanging="360"/>
+      </w:pPr>
+    </w:lvl>
+    <w:lvl w:ilvl="4" w:tentative="1">
+      <w:start w:val="1"/>
+      <w:numFmt w:val="decimal"/>
+      <w:lvlText w:val="%5."/>
+      <w:lvlJc w:val="left"/>
+      <w:pPr>
+        <w:tabs>
+          <w:tab w:val="num" w:pos="3600"/>
+        </w:tabs>
+        <w:ind w:left="3600" w:hanging="360"/>
+      </w:pPr>
+    </w:lvl>
+    <w:lvl w:ilvl="5" w:tentative="1">
+      <w:start w:val="1"/>
+      <w:numFmt w:val="decimal"/>
+      <w:lvlText w:val="%6."/>
+      <w:lvlJc w:val="left"/>
+      <w:pPr>
+        <w:tabs>
+          <w:tab w:val="num" w:pos="4320"/>
+        </w:tabs>
+        <w:ind w:left="4320" w:hanging="360"/>
+      </w:pPr>
+    </w:lvl>
+    <w:lvl w:ilvl="6" w:tentative="1">
+      <w:start w:val="1"/>
+      <w:numFmt w:val="decimal"/>
+      <w:lvlText w:val="%7."/>
+      <w:lvlJc w:val="left"/>
+      <w:pPr>
+        <w:tabs>
+          <w:tab w:val="num" w:pos="5040"/>
+        </w:tabs>
+        <w:ind w:left="5040" w:hanging="360"/>
+      </w:pPr>
+    </w:lvl>
+    <w:lvl w:ilvl="7" w:tentative="1">
+      <w:start w:val="1"/>
+      <w:numFmt w:val="decimal"/>
+      <w:lvlText w:val="%8."/>
+      <w:lvlJc w:val="left"/>
+      <w:pPr>
+        <w:tabs>
+          <w:tab w:val="num" w:pos="5760"/>
+        </w:tabs>
+        <w:ind w:left="5760" w:hanging="360"/>
+      </w:pPr>
+    </w:lvl>
+    <w:lvl w:ilvl="8" w:tentative="1">
+      <w:start w:val="1"/>
+      <w:numFmt w:val="decimal"/>
+      <w:lvlText w:val="%9."/>
+      <w:lvlJc w:val="left"/>
+      <w:pPr>
+        <w:tabs>
+          <w:tab w:val="num" w:pos="6480"/>
+        </w:tabs>
+        <w:ind w:left="6480" w:hanging="360"/>
+      </w:pPr>
+    </w:lvl>
+  </w:abstractNum>
+  <w:abstractNum w:abstractNumId="17" w15:restartNumberingAfterBreak="0">
+    <w:nsid w:val="5C602591"/>
+    <w:multiLevelType w:val="multilevel"/>
+    <w:tmpl w:val="BADE4D8E"/>
+    <w:lvl w:ilvl="0">
+      <w:start w:val="2"/>
+      <w:numFmt w:val="lowerLetter"/>
+      <w:lvlText w:val="%1."/>
+      <w:lvlJc w:val="left"/>
+      <w:pPr>
+        <w:tabs>
+          <w:tab w:val="num" w:pos="720"/>
+        </w:tabs>
+        <w:ind w:left="720" w:hanging="360"/>
+      </w:pPr>
+    </w:lvl>
+    <w:lvl w:ilvl="1" w:tentative="1">
+      <w:start w:val="1"/>
+      <w:numFmt w:val="lowerLetter"/>
+      <w:lvlText w:val="%2."/>
+      <w:lvlJc w:val="left"/>
+      <w:pPr>
+        <w:tabs>
+          <w:tab w:val="num" w:pos="1440"/>
+        </w:tabs>
+        <w:ind w:left="1440" w:hanging="360"/>
+      </w:pPr>
+    </w:lvl>
+    <w:lvl w:ilvl="2" w:tentative="1">
+      <w:start w:val="1"/>
+      <w:numFmt w:val="lowerLetter"/>
+      <w:lvlText w:val="%3."/>
+      <w:lvlJc w:val="left"/>
+      <w:pPr>
+        <w:tabs>
+          <w:tab w:val="num" w:pos="2160"/>
+        </w:tabs>
+        <w:ind w:left="2160" w:hanging="360"/>
+      </w:pPr>
+    </w:lvl>
+    <w:lvl w:ilvl="3" w:tentative="1">
+      <w:start w:val="1"/>
+      <w:numFmt w:val="lowerLetter"/>
+      <w:lvlText w:val="%4."/>
+      <w:lvlJc w:val="left"/>
+      <w:pPr>
+        <w:tabs>
+          <w:tab w:val="num" w:pos="2880"/>
+        </w:tabs>
+        <w:ind w:left="2880" w:hanging="360"/>
+      </w:pPr>
+    </w:lvl>
+    <w:lvl w:ilvl="4" w:tentative="1">
+      <w:start w:val="1"/>
+      <w:numFmt w:val="lowerLetter"/>
+      <w:lvlText w:val="%5."/>
+      <w:lvlJc w:val="left"/>
+      <w:pPr>
+        <w:tabs>
+          <w:tab w:val="num" w:pos="3600"/>
+        </w:tabs>
+        <w:ind w:left="3600" w:hanging="360"/>
+      </w:pPr>
+    </w:lvl>
+    <w:lvl w:ilvl="5" w:tentative="1">
+      <w:start w:val="1"/>
+      <w:numFmt w:val="lowerLetter"/>
+      <w:lvlText w:val="%6."/>
+      <w:lvlJc w:val="left"/>
+      <w:pPr>
+        <w:tabs>
+          <w:tab w:val="num" w:pos="4320"/>
+        </w:tabs>
+        <w:ind w:left="4320" w:hanging="360"/>
+      </w:pPr>
+    </w:lvl>
+    <w:lvl w:ilvl="6" w:tentative="1">
+      <w:start w:val="1"/>
+      <w:numFmt w:val="lowerLetter"/>
+      <w:lvlText w:val="%7."/>
+      <w:lvlJc w:val="left"/>
+      <w:pPr>
+        <w:tabs>
+          <w:tab w:val="num" w:pos="5040"/>
+        </w:tabs>
+        <w:ind w:left="5040" w:hanging="360"/>
+      </w:pPr>
+    </w:lvl>
+    <w:lvl w:ilvl="7" w:tentative="1">
+      <w:start w:val="1"/>
+      <w:numFmt w:val="lowerLetter"/>
+      <w:lvlText w:val="%8."/>
+      <w:lvlJc w:val="left"/>
+      <w:pPr>
+        <w:tabs>
+          <w:tab w:val="num" w:pos="5760"/>
+        </w:tabs>
+        <w:ind w:left="5760" w:hanging="360"/>
+      </w:pPr>
+    </w:lvl>
+    <w:lvl w:ilvl="8" w:tentative="1">
+      <w:start w:val="1"/>
+      <w:numFmt w:val="lowerLetter"/>
+      <w:lvlText w:val="%9."/>
+      <w:lvlJc w:val="left"/>
+      <w:pPr>
+        <w:tabs>
+          <w:tab w:val="num" w:pos="6480"/>
+        </w:tabs>
+        <w:ind w:left="6480" w:hanging="360"/>
+      </w:pPr>
+    </w:lvl>
+  </w:abstractNum>
+  <w:abstractNum w:abstractNumId="18" w15:restartNumberingAfterBreak="0">
+    <w:nsid w:val="60FC015D"/>
+    <w:multiLevelType w:val="multilevel"/>
+    <w:tmpl w:val="F4808AD0"/>
+    <w:lvl w:ilvl="0">
+      <w:start w:val="2"/>
+      <w:numFmt w:val="decimal"/>
+      <w:lvlText w:val="%1."/>
+      <w:lvlJc w:val="left"/>
+      <w:pPr>
+        <w:tabs>
+          <w:tab w:val="num" w:pos="720"/>
+        </w:tabs>
+        <w:ind w:left="720" w:hanging="360"/>
+      </w:pPr>
+    </w:lvl>
+    <w:lvl w:ilvl="1" w:tentative="1">
+      <w:start w:val="1"/>
+      <w:numFmt w:val="decimal"/>
+      <w:lvlText w:val="%2."/>
+      <w:lvlJc w:val="left"/>
+      <w:pPr>
+        <w:tabs>
+          <w:tab w:val="num" w:pos="1440"/>
+        </w:tabs>
+        <w:ind w:left="1440" w:hanging="360"/>
+      </w:pPr>
+    </w:lvl>
+    <w:lvl w:ilvl="2" w:tentative="1">
+      <w:start w:val="1"/>
+      <w:numFmt w:val="decimal"/>
+      <w:lvlText w:val="%3."/>
+      <w:lvlJc w:val="left"/>
+      <w:pPr>
+        <w:tabs>
+          <w:tab w:val="num" w:pos="2160"/>
+        </w:tabs>
+        <w:ind w:left="2160" w:hanging="360"/>
+      </w:pPr>
+    </w:lvl>
+    <w:lvl w:ilvl="3" w:tentative="1">
+      <w:start w:val="1"/>
+      <w:numFmt w:val="decimal"/>
+      <w:lvlText w:val="%4."/>
+      <w:lvlJc w:val="left"/>
+      <w:pPr>
+        <w:tabs>
+          <w:tab w:val="num" w:pos="2880"/>
+        </w:tabs>
+        <w:ind w:left="2880" w:hanging="360"/>
+      </w:pPr>
+    </w:lvl>
+    <w:lvl w:ilvl="4" w:tentative="1">
+      <w:start w:val="1"/>
+      <w:numFmt w:val="decimal"/>
+      <w:lvlText w:val="%5."/>
+      <w:lvlJc w:val="left"/>
+      <w:pPr>
+        <w:tabs>
+          <w:tab w:val="num" w:pos="3600"/>
+        </w:tabs>
+        <w:ind w:left="3600" w:hanging="360"/>
+      </w:pPr>
+    </w:lvl>
+    <w:lvl w:ilvl="5" w:tentative="1">
+      <w:start w:val="1"/>
+      <w:numFmt w:val="decimal"/>
+      <w:lvlText w:val="%6."/>
+      <w:lvlJc w:val="left"/>
+      <w:pPr>
+        <w:tabs>
+          <w:tab w:val="num" w:pos="4320"/>
+        </w:tabs>
+        <w:ind w:left="4320" w:hanging="360"/>
+      </w:pPr>
+    </w:lvl>
+    <w:lvl w:ilvl="6" w:tentative="1">
+      <w:start w:val="1"/>
+      <w:numFmt w:val="decimal"/>
+      <w:lvlText w:val="%7."/>
+      <w:lvlJc w:val="left"/>
+      <w:pPr>
+        <w:tabs>
+          <w:tab w:val="num" w:pos="5040"/>
+        </w:tabs>
+        <w:ind w:left="5040" w:hanging="360"/>
+      </w:pPr>
+    </w:lvl>
+    <w:lvl w:ilvl="7" w:tentative="1">
+      <w:start w:val="1"/>
+      <w:numFmt w:val="decimal"/>
+      <w:lvlText w:val="%8."/>
+      <w:lvlJc w:val="left"/>
+      <w:pPr>
+        <w:tabs>
+          <w:tab w:val="num" w:pos="5760"/>
+        </w:tabs>
+        <w:ind w:left="5760" w:hanging="360"/>
+      </w:pPr>
+    </w:lvl>
+    <w:lvl w:ilvl="8" w:tentative="1">
+      <w:start w:val="1"/>
+      <w:numFmt w:val="decimal"/>
+      <w:lvlText w:val="%9."/>
+      <w:lvlJc w:val="left"/>
+      <w:pPr>
+        <w:tabs>
+          <w:tab w:val="num" w:pos="6480"/>
+        </w:tabs>
+        <w:ind w:left="6480" w:hanging="360"/>
+      </w:pPr>
+    </w:lvl>
+  </w:abstractNum>
+  <w:abstractNum w:abstractNumId="19" w15:restartNumberingAfterBreak="0">
+    <w:nsid w:val="66F35218"/>
+    <w:multiLevelType w:val="multilevel"/>
+    <w:tmpl w:val="4C6E87A0"/>
+    <w:lvl w:ilvl="0">
+      <w:start w:val="1"/>
+      <w:numFmt w:val="lowerLetter"/>
+      <w:lvlText w:val="%1."/>
+      <w:lvlJc w:val="left"/>
+      <w:pPr>
+        <w:tabs>
+          <w:tab w:val="num" w:pos="720"/>
+        </w:tabs>
+        <w:ind w:left="720" w:hanging="360"/>
+      </w:pPr>
+    </w:lvl>
+    <w:lvl w:ilvl="1" w:tentative="1">
+      <w:start w:val="1"/>
+      <w:numFmt w:val="lowerLetter"/>
+      <w:lvlText w:val="%2."/>
+      <w:lvlJc w:val="left"/>
+      <w:pPr>
+        <w:tabs>
+          <w:tab w:val="num" w:pos="1440"/>
+        </w:tabs>
+        <w:ind w:left="1440" w:hanging="360"/>
+      </w:pPr>
+    </w:lvl>
+    <w:lvl w:ilvl="2" w:tentative="1">
+      <w:start w:val="1"/>
+      <w:numFmt w:val="lowerLetter"/>
+      <w:lvlText w:val="%3."/>
+      <w:lvlJc w:val="left"/>
+      <w:pPr>
+        <w:tabs>
+          <w:tab w:val="num" w:pos="2160"/>
+        </w:tabs>
+        <w:ind w:left="2160" w:hanging="360"/>
+      </w:pPr>
+    </w:lvl>
+    <w:lvl w:ilvl="3" w:tentative="1">
+      <w:start w:val="1"/>
+      <w:numFmt w:val="lowerLetter"/>
+      <w:lvlText w:val="%4."/>
+      <w:lvlJc w:val="left"/>
+      <w:pPr>
+        <w:tabs>
+          <w:tab w:val="num" w:pos="2880"/>
+        </w:tabs>
+        <w:ind w:left="2880" w:hanging="360"/>
+      </w:pPr>
+    </w:lvl>
+    <w:lvl w:ilvl="4" w:tentative="1">
+      <w:start w:val="1"/>
+      <w:numFmt w:val="lowerLetter"/>
+      <w:lvlText w:val="%5."/>
+      <w:lvlJc w:val="left"/>
+      <w:pPr>
+        <w:tabs>
+          <w:tab w:val="num" w:pos="3600"/>
+        </w:tabs>
+        <w:ind w:left="3600" w:hanging="360"/>
+      </w:pPr>
+    </w:lvl>
+    <w:lvl w:ilvl="5" w:tentative="1">
+      <w:start w:val="1"/>
+      <w:numFmt w:val="lowerLetter"/>
+      <w:lvlText w:val="%6."/>
+      <w:lvlJc w:val="left"/>
+      <w:pPr>
+        <w:tabs>
+          <w:tab w:val="num" w:pos="4320"/>
+        </w:tabs>
+        <w:ind w:left="4320" w:hanging="360"/>
+      </w:pPr>
+    </w:lvl>
+    <w:lvl w:ilvl="6" w:tentative="1">
+      <w:start w:val="1"/>
+      <w:numFmt w:val="lowerLetter"/>
+      <w:lvlText w:val="%7."/>
+      <w:lvlJc w:val="left"/>
+      <w:pPr>
+        <w:tabs>
+          <w:tab w:val="num" w:pos="5040"/>
+        </w:tabs>
+        <w:ind w:left="5040" w:hanging="360"/>
+      </w:pPr>
+    </w:lvl>
+    <w:lvl w:ilvl="7" w:tentative="1">
+      <w:start w:val="1"/>
+      <w:numFmt w:val="lowerLetter"/>
+      <w:lvlText w:val="%8."/>
+      <w:lvlJc w:val="left"/>
+      <w:pPr>
+        <w:tabs>
+          <w:tab w:val="num" w:pos="5760"/>
+        </w:tabs>
+        <w:ind w:left="5760" w:hanging="360"/>
+      </w:pPr>
+    </w:lvl>
+    <w:lvl w:ilvl="8" w:tentative="1">
+      <w:start w:val="1"/>
+      <w:numFmt w:val="lowerLetter"/>
+      <w:lvlText w:val="%9."/>
+      <w:lvlJc w:val="left"/>
+      <w:pPr>
+        <w:tabs>
+          <w:tab w:val="num" w:pos="6480"/>
+        </w:tabs>
+        <w:ind w:left="6480" w:hanging="360"/>
+      </w:pPr>
+    </w:lvl>
+  </w:abstractNum>
+  <w:abstractNum w:abstractNumId="20" w15:restartNumberingAfterBreak="0">
+    <w:nsid w:val="71FA418D"/>
+    <w:multiLevelType w:val="multilevel"/>
+    <w:tmpl w:val="22AA3FE8"/>
+    <w:lvl w:ilvl="0">
+      <w:start w:val="1"/>
+      <w:numFmt w:val="lowerRoman"/>
+      <w:lvlText w:val="%1."/>
+      <w:lvlJc w:val="right"/>
+      <w:pPr>
+        <w:tabs>
+          <w:tab w:val="num" w:pos="720"/>
+        </w:tabs>
+        <w:ind w:left="720" w:hanging="360"/>
+      </w:pPr>
+    </w:lvl>
+    <w:lvl w:ilvl="1" w:tentative="1">
+      <w:start w:val="1"/>
+      <w:numFmt w:val="lowerRoman"/>
+      <w:lvlText w:val="%2."/>
+      <w:lvlJc w:val="right"/>
+      <w:pPr>
+        <w:tabs>
+          <w:tab w:val="num" w:pos="1440"/>
+        </w:tabs>
+        <w:ind w:left="1440" w:hanging="360"/>
+      </w:pPr>
+    </w:lvl>
+    <w:lvl w:ilvl="2" w:tentative="1">
+      <w:start w:val="1"/>
+      <w:numFmt w:val="lowerRoman"/>
+      <w:lvlText w:val="%3."/>
+      <w:lvlJc w:val="right"/>
+      <w:pPr>
+        <w:tabs>
+          <w:tab w:val="num" w:pos="2160"/>
+        </w:tabs>
+        <w:ind w:left="2160" w:hanging="360"/>
+      </w:pPr>
+    </w:lvl>
+    <w:lvl w:ilvl="3" w:tentative="1">
+      <w:start w:val="1"/>
+      <w:numFmt w:val="lowerRoman"/>
+      <w:lvlText w:val="%4."/>
+      <w:lvlJc w:val="right"/>
+      <w:pPr>
+        <w:tabs>
+          <w:tab w:val="num" w:pos="2880"/>
+        </w:tabs>
+        <w:ind w:left="2880" w:hanging="360"/>
+      </w:pPr>
+    </w:lvl>
+    <w:lvl w:ilvl="4" w:tentative="1">
+      <w:start w:val="1"/>
+      <w:numFmt w:val="lowerRoman"/>
+      <w:lvlText w:val="%5."/>
+      <w:lvlJc w:val="right"/>
+      <w:pPr>
+        <w:tabs>
+          <w:tab w:val="num" w:pos="3600"/>
+        </w:tabs>
+        <w:ind w:left="3600" w:hanging="360"/>
+      </w:pPr>
+    </w:lvl>
+    <w:lvl w:ilvl="5" w:tentative="1">
+      <w:start w:val="1"/>
+      <w:numFmt w:val="lowerRoman"/>
+      <w:lvlText w:val="%6."/>
+      <w:lvlJc w:val="right"/>
+      <w:pPr>
+        <w:tabs>
+          <w:tab w:val="num" w:pos="4320"/>
+        </w:tabs>
+        <w:ind w:left="4320" w:hanging="360"/>
+      </w:pPr>
+    </w:lvl>
+    <w:lvl w:ilvl="6" w:tentative="1">
+      <w:start w:val="1"/>
+      <w:numFmt w:val="lowerRoman"/>
+      <w:lvlText w:val="%7."/>
+      <w:lvlJc w:val="right"/>
+      <w:pPr>
+        <w:tabs>
+          <w:tab w:val="num" w:pos="5040"/>
+        </w:tabs>
+        <w:ind w:left="5040" w:hanging="360"/>
+      </w:pPr>
+    </w:lvl>
+    <w:lvl w:ilvl="7" w:tentative="1">
+      <w:start w:val="1"/>
+      <w:numFmt w:val="lowerRoman"/>
+      <w:lvlText w:val="%8."/>
+      <w:lvlJc w:val="right"/>
+      <w:pPr>
+        <w:tabs>
+          <w:tab w:val="num" w:pos="5760"/>
+        </w:tabs>
+        <w:ind w:left="5760" w:hanging="360"/>
+      </w:pPr>
+    </w:lvl>
+    <w:lvl w:ilvl="8" w:tentative="1">
+      <w:start w:val="1"/>
+      <w:numFmt w:val="lowerRoman"/>
+      <w:lvlText w:val="%9."/>
+      <w:lvlJc w:val="right"/>
+      <w:pPr>
+        <w:tabs>
+          <w:tab w:val="num" w:pos="6480"/>
+        </w:tabs>
+        <w:ind w:left="6480" w:hanging="360"/>
+      </w:pPr>
+    </w:lvl>
+  </w:abstractNum>
+  <w:abstractNum w:abstractNumId="21" w15:restartNumberingAfterBreak="0">
+    <w:nsid w:val="792B2F06"/>
+    <w:multiLevelType w:val="multilevel"/>
+    <w:tmpl w:val="883E5DCE"/>
+    <w:lvl w:ilvl="0">
+      <w:start w:val="1"/>
+      <w:numFmt w:val="decimal"/>
+      <w:lvlText w:val="%1."/>
+      <w:lvlJc w:val="left"/>
+      <w:pPr>
+        <w:tabs>
+          <w:tab w:val="num" w:pos="720"/>
+        </w:tabs>
+        <w:ind w:left="720" w:hanging="360"/>
+      </w:pPr>
+    </w:lvl>
+    <w:lvl w:ilvl="1" w:tentative="1">
+      <w:start w:val="1"/>
+      <w:numFmt w:val="decimal"/>
+      <w:lvlText w:val="%2."/>
+      <w:lvlJc w:val="left"/>
+      <w:pPr>
+        <w:tabs>
+          <w:tab w:val="num" w:pos="1440"/>
+        </w:tabs>
+        <w:ind w:left="1440" w:hanging="360"/>
+      </w:pPr>
+    </w:lvl>
+    <w:lvl w:ilvl="2" w:tentative="1">
+      <w:start w:val="1"/>
+      <w:numFmt w:val="decimal"/>
+      <w:lvlText w:val="%3."/>
+      <w:lvlJc w:val="left"/>
+      <w:pPr>
+        <w:tabs>
+          <w:tab w:val="num" w:pos="2160"/>
+        </w:tabs>
+        <w:ind w:left="2160" w:hanging="360"/>
+      </w:pPr>
+    </w:lvl>
+    <w:lvl w:ilvl="3" w:tentative="1">
+      <w:start w:val="1"/>
+      <w:numFmt w:val="decimal"/>
+      <w:lvlText w:val="%4."/>
+      <w:lvlJc w:val="left"/>
+      <w:pPr>
+        <w:tabs>
+          <w:tab w:val="num" w:pos="2880"/>
+        </w:tabs>
+        <w:ind w:left="2880" w:hanging="360"/>
+      </w:pPr>
+    </w:lvl>
+    <w:lvl w:ilvl="4" w:tentative="1">
+      <w:start w:val="1"/>
+      <w:numFmt w:val="decimal"/>
+      <w:lvlText w:val="%5."/>
+      <w:lvlJc w:val="left"/>
+      <w:pPr>
+        <w:tabs>
+          <w:tab w:val="num" w:pos="3600"/>
+        </w:tabs>
+        <w:ind w:left="3600" w:hanging="360"/>
+      </w:pPr>
+    </w:lvl>
+    <w:lvl w:ilvl="5" w:tentative="1">
+      <w:start w:val="1"/>
+      <w:numFmt w:val="decimal"/>
+      <w:lvlText w:val="%6."/>
+      <w:lvlJc w:val="left"/>
+      <w:pPr>
+        <w:tabs>
+          <w:tab w:val="num" w:pos="4320"/>
+        </w:tabs>
+        <w:ind w:left="4320" w:hanging="360"/>
+      </w:pPr>
+    </w:lvl>
+    <w:lvl w:ilvl="6" w:tentative="1">
+      <w:start w:val="1"/>
+      <w:numFmt w:val="decimal"/>
+      <w:lvlText w:val="%7."/>
+      <w:lvlJc w:val="left"/>
+      <w:pPr>
+        <w:tabs>
+          <w:tab w:val="num" w:pos="5040"/>
+        </w:tabs>
+        <w:ind w:left="5040" w:hanging="360"/>
+      </w:pPr>
+    </w:lvl>
+    <w:lvl w:ilvl="7" w:tentative="1">
+      <w:start w:val="1"/>
+      <w:numFmt w:val="decimal"/>
+      <w:lvlText w:val="%8."/>
+      <w:lvlJc w:val="left"/>
+      <w:pPr>
+        <w:tabs>
+          <w:tab w:val="num" w:pos="5760"/>
+        </w:tabs>
+        <w:ind w:left="5760" w:hanging="360"/>
+      </w:pPr>
+    </w:lvl>
+    <w:lvl w:ilvl="8" w:tentative="1">
+      <w:start w:val="1"/>
+      <w:numFmt w:val="decimal"/>
+      <w:lvlText w:val="%9."/>
+      <w:lvlJc w:val="left"/>
+      <w:pPr>
+        <w:tabs>
+          <w:tab w:val="num" w:pos="6480"/>
+        </w:tabs>
+        <w:ind w:left="6480" w:hanging="360"/>
+      </w:pPr>
+    </w:lvl>
+  </w:abstractNum>
+  <w:abstractNum w:abstractNumId="22" w15:restartNumberingAfterBreak="0">
+    <w:nsid w:val="7C71519D"/>
+    <w:multiLevelType w:val="multilevel"/>
+    <w:tmpl w:val="6EE25798"/>
+    <w:lvl w:ilvl="0">
+      <w:start w:val="6"/>
+      <w:numFmt w:val="decimal"/>
+      <w:lvlText w:val="%1."/>
+      <w:lvlJc w:val="left"/>
+      <w:pPr>
+        <w:tabs>
+          <w:tab w:val="num" w:pos="720"/>
+        </w:tabs>
+        <w:ind w:left="720" w:hanging="360"/>
+      </w:pPr>
+    </w:lvl>
+    <w:lvl w:ilvl="1" w:tentative="1">
+      <w:start w:val="1"/>
+      <w:numFmt w:val="decimal"/>
+      <w:lvlText w:val="%2."/>
+      <w:lvlJc w:val="left"/>
+      <w:pPr>
+        <w:tabs>
+          <w:tab w:val="num" w:pos="1440"/>
+        </w:tabs>
+        <w:ind w:left="1440" w:hanging="360"/>
+      </w:pPr>
+    </w:lvl>
+    <w:lvl w:ilvl="2" w:tentative="1">
+      <w:start w:val="1"/>
+      <w:numFmt w:val="decimal"/>
+      <w:lvlText w:val="%3."/>
+      <w:lvlJc w:val="left"/>
+      <w:pPr>
+        <w:tabs>
+          <w:tab w:val="num" w:pos="2160"/>
+        </w:tabs>
+        <w:ind w:left="2160" w:hanging="360"/>
+      </w:pPr>
+    </w:lvl>
+    <w:lvl w:ilvl="3" w:tentative="1">
+      <w:start w:val="1"/>
+      <w:numFmt w:val="decimal"/>
+      <w:lvlText w:val="%4."/>
+      <w:lvlJc w:val="left"/>
+      <w:pPr>
+        <w:tabs>
+          <w:tab w:val="num" w:pos="2880"/>
+        </w:tabs>
+        <w:ind w:left="2880" w:hanging="360"/>
+      </w:pPr>
+    </w:lvl>
+    <w:lvl w:ilvl="4" w:tentative="1">
+      <w:start w:val="1"/>
+      <w:numFmt w:val="decimal"/>
+      <w:lvlText w:val="%5."/>
+      <w:lvlJc w:val="left"/>
+      <w:pPr>
+        <w:tabs>
+          <w:tab w:val="num" w:pos="3600"/>
+        </w:tabs>
+        <w:ind w:left="3600" w:hanging="360"/>
+      </w:pPr>
+    </w:lvl>
+    <w:lvl w:ilvl="5" w:tentative="1">
+      <w:start w:val="1"/>
+      <w:numFmt w:val="decimal"/>
+      <w:lvlText w:val="%6."/>
+      <w:lvlJc w:val="left"/>
+      <w:pPr>
+        <w:tabs>
+          <w:tab w:val="num" w:pos="4320"/>
+        </w:tabs>
+        <w:ind w:left="4320" w:hanging="360"/>
+      </w:pPr>
+    </w:lvl>
+    <w:lvl w:ilvl="6" w:tentative="1">
+      <w:start w:val="1"/>
+      <w:numFmt w:val="decimal"/>
+      <w:lvlText w:val="%7."/>
+      <w:lvlJc w:val="left"/>
+      <w:pPr>
+        <w:tabs>
+          <w:tab w:val="num" w:pos="5040"/>
+        </w:tabs>
+        <w:ind w:left="5040" w:hanging="360"/>
+      </w:pPr>
+    </w:lvl>
+    <w:lvl w:ilvl="7" w:tentative="1">
+      <w:start w:val="1"/>
+      <w:numFmt w:val="decimal"/>
+      <w:lvlText w:val="%8."/>
+      <w:lvlJc w:val="left"/>
+      <w:pPr>
+        <w:tabs>
+          <w:tab w:val="num" w:pos="5760"/>
+        </w:tabs>
+        <w:ind w:left="5760" w:hanging="360"/>
+      </w:pPr>
+    </w:lvl>
+    <w:lvl w:ilvl="8" w:tentative="1">
+      <w:start w:val="1"/>
+      <w:numFmt w:val="decimal"/>
+      <w:lvlText w:val="%9."/>
+      <w:lvlJc w:val="left"/>
+      <w:pPr>
+        <w:tabs>
+          <w:tab w:val="num" w:pos="6480"/>
+        </w:tabs>
+        <w:ind w:left="6480" w:hanging="360"/>
+      </w:pPr>
+    </w:lvl>
+  </w:abstractNum>
+  <w:abstractNum w:abstractNumId="23" w15:restartNumberingAfterBreak="0">
+    <w:nsid w:val="7CFB0B72"/>
+    <w:multiLevelType w:val="multilevel"/>
+    <w:tmpl w:val="B1C09DA6"/>
+    <w:lvl w:ilvl="0">
+      <w:start w:val="3"/>
+      <w:numFmt w:val="lowerRoman"/>
+      <w:lvlText w:val="%1."/>
+      <w:lvlJc w:val="right"/>
+      <w:pPr>
+        <w:tabs>
+          <w:tab w:val="num" w:pos="720"/>
+        </w:tabs>
+        <w:ind w:left="720" w:hanging="360"/>
+      </w:pPr>
+    </w:lvl>
+    <w:lvl w:ilvl="1" w:tentative="1">
+      <w:start w:val="1"/>
+      <w:numFmt w:val="lowerRoman"/>
+      <w:lvlText w:val="%2."/>
+      <w:lvlJc w:val="right"/>
+      <w:pPr>
+        <w:tabs>
+          <w:tab w:val="num" w:pos="1440"/>
+        </w:tabs>
+        <w:ind w:left="1440" w:hanging="360"/>
+      </w:pPr>
+    </w:lvl>
+    <w:lvl w:ilvl="2" w:tentative="1">
+      <w:start w:val="1"/>
+      <w:numFmt w:val="lowerRoman"/>
+      <w:lvlText w:val="%3."/>
+      <w:lvlJc w:val="right"/>
+      <w:pPr>
+        <w:tabs>
+          <w:tab w:val="num" w:pos="2160"/>
+        </w:tabs>
+        <w:ind w:left="2160" w:hanging="360"/>
+      </w:pPr>
+    </w:lvl>
+    <w:lvl w:ilvl="3" w:tentative="1">
+      <w:start w:val="1"/>
+      <w:numFmt w:val="lowerRoman"/>
+      <w:lvlText w:val="%4."/>
+      <w:lvlJc w:val="right"/>
+      <w:pPr>
+        <w:tabs>
+          <w:tab w:val="num" w:pos="2880"/>
+        </w:tabs>
+        <w:ind w:left="2880" w:hanging="360"/>
+      </w:pPr>
+    </w:lvl>
+    <w:lvl w:ilvl="4" w:tentative="1">
+      <w:start w:val="1"/>
+      <w:numFmt w:val="lowerRoman"/>
+      <w:lvlText w:val="%5."/>
+      <w:lvlJc w:val="right"/>
+      <w:pPr>
+        <w:tabs>
+          <w:tab w:val="num" w:pos="3600"/>
+        </w:tabs>
+        <w:ind w:left="3600" w:hanging="360"/>
+      </w:pPr>
+    </w:lvl>
+    <w:lvl w:ilvl="5" w:tentative="1">
+      <w:start w:val="1"/>
+      <w:numFmt w:val="lowerRoman"/>
+      <w:lvlText w:val="%6."/>
+      <w:lvlJc w:val="right"/>
+      <w:pPr>
+        <w:tabs>
+          <w:tab w:val="num" w:pos="4320"/>
+        </w:tabs>
+        <w:ind w:left="4320" w:hanging="360"/>
+      </w:pPr>
+    </w:lvl>
+    <w:lvl w:ilvl="6" w:tentative="1">
+      <w:start w:val="1"/>
+      <w:numFmt w:val="lowerRoman"/>
+      <w:lvlText w:val="%7."/>
+      <w:lvlJc w:val="right"/>
+      <w:pPr>
+        <w:tabs>
+          <w:tab w:val="num" w:pos="5040"/>
+        </w:tabs>
+        <w:ind w:left="5040" w:hanging="360"/>
+      </w:pPr>
+    </w:lvl>
+    <w:lvl w:ilvl="7" w:tentative="1">
+      <w:start w:val="1"/>
+      <w:numFmt w:val="lowerRoman"/>
+      <w:lvlText w:val="%8."/>
+      <w:lvlJc w:val="right"/>
+      <w:pPr>
+        <w:tabs>
+          <w:tab w:val="num" w:pos="5760"/>
+        </w:tabs>
+        <w:ind w:left="5760" w:hanging="360"/>
+      </w:pPr>
+    </w:lvl>
+    <w:lvl w:ilvl="8" w:tentative="1">
+      <w:start w:val="1"/>
+      <w:numFmt w:val="lowerRoman"/>
+      <w:lvlText w:val="%9."/>
+      <w:lvlJc w:val="right"/>
+      <w:pPr>
+        <w:tabs>
+          <w:tab w:val="num" w:pos="6480"/>
+        </w:tabs>
+        <w:ind w:left="6480" w:hanging="360"/>
+      </w:pPr>
+    </w:lvl>
+  </w:abstractNum>
+  <w:abstractNum w:abstractNumId="24" w15:restartNumberingAfterBreak="0">
+    <w:nsid w:val="7D7D7878"/>
+    <w:multiLevelType w:val="multilevel"/>
+    <w:tmpl w:val="ECB2F216"/>
+    <w:lvl w:ilvl="0">
+      <w:start w:val="1"/>
+      <w:numFmt w:val="decimal"/>
+      <w:lvlText w:val="%1."/>
+      <w:lvlJc w:val="left"/>
+      <w:pPr>
+        <w:tabs>
+          <w:tab w:val="num" w:pos="720"/>
+        </w:tabs>
+        <w:ind w:left="720" w:hanging="360"/>
+      </w:pPr>
+    </w:lvl>
+    <w:lvl w:ilvl="1" w:tentative="1">
+      <w:start w:val="1"/>
+      <w:numFmt w:val="decimal"/>
+      <w:lvlText w:val="%2."/>
+      <w:lvlJc w:val="left"/>
+      <w:pPr>
+        <w:tabs>
+          <w:tab w:val="num" w:pos="1440"/>
+        </w:tabs>
+        <w:ind w:left="1440" w:hanging="360"/>
+      </w:pPr>
+    </w:lvl>
+    <w:lvl w:ilvl="2" w:tentative="1">
+      <w:start w:val="1"/>
+      <w:numFmt w:val="decimal"/>
+      <w:lvlText w:val="%3."/>
+      <w:lvlJc w:val="left"/>
+      <w:pPr>
+        <w:tabs>
+          <w:tab w:val="num" w:pos="2160"/>
+        </w:tabs>
+        <w:ind w:left="2160" w:hanging="360"/>
+      </w:pPr>
+    </w:lvl>
+    <w:lvl w:ilvl="3" w:tentative="1">
+      <w:start w:val="1"/>
+      <w:numFmt w:val="decimal"/>
+      <w:lvlText w:val="%4."/>
+      <w:lvlJc w:val="left"/>
+      <w:pPr>
+        <w:tabs>
+          <w:tab w:val="num" w:pos="2880"/>
+        </w:tabs>
+        <w:ind w:left="2880" w:hanging="360"/>
+      </w:pPr>
+    </w:lvl>
+    <w:lvl w:ilvl="4" w:tentative="1">
+      <w:start w:val="1"/>
+      <w:numFmt w:val="decimal"/>
+      <w:lvlText w:val="%5."/>
+      <w:lvlJc w:val="left"/>
+      <w:pPr>
+        <w:tabs>
+          <w:tab w:val="num" w:pos="3600"/>
+        </w:tabs>
+        <w:ind w:left="3600" w:hanging="360"/>
+      </w:pPr>
+    </w:lvl>
+    <w:lvl w:ilvl="5" w:tentative="1">
+      <w:start w:val="1"/>
+      <w:numFmt w:val="decimal"/>
+      <w:lvlText w:val="%6."/>
+      <w:lvlJc w:val="left"/>
+      <w:pPr>
+        <w:tabs>
+          <w:tab w:val="num" w:pos="4320"/>
+        </w:tabs>
+        <w:ind w:left="4320" w:hanging="360"/>
+      </w:pPr>
+    </w:lvl>
+    <w:lvl w:ilvl="6" w:tentative="1">
+      <w:start w:val="1"/>
+      <w:numFmt w:val="decimal"/>
+      <w:lvlText w:val="%7."/>
+      <w:lvlJc w:val="left"/>
+      <w:pPr>
+        <w:tabs>
+          <w:tab w:val="num" w:pos="5040"/>
+        </w:tabs>
+        <w:ind w:left="5040" w:hanging="360"/>
+      </w:pPr>
+    </w:lvl>
+    <w:lvl w:ilvl="7" w:tentative="1">
+      <w:start w:val="1"/>
+      <w:numFmt w:val="decimal"/>
+      <w:lvlText w:val="%8."/>
+      <w:lvlJc w:val="left"/>
+      <w:pPr>
+        <w:tabs>
+          <w:tab w:val="num" w:pos="5760"/>
+        </w:tabs>
+        <w:ind w:left="5760" w:hanging="360"/>
+      </w:pPr>
+    </w:lvl>
+    <w:lvl w:ilvl="8" w:tentative="1">
+      <w:start w:val="1"/>
+      <w:numFmt w:val="decimal"/>
+      <w:lvlText w:val="%9."/>
+      <w:lvlJc w:val="left"/>
+      <w:pPr>
+        <w:tabs>
+          <w:tab w:val="num" w:pos="6480"/>
+        </w:tabs>
+        <w:ind w:left="6480" w:hanging="360"/>
+      </w:pPr>
+    </w:lvl>
+  </w:abstractNum>
+  <w:abstractNum w:abstractNumId="25" w15:restartNumberingAfterBreak="0">
+    <w:nsid w:val="7E252B00"/>
+    <w:multiLevelType w:val="multilevel"/>
+    <w:tmpl w:val="A76E9CD8"/>
+    <w:lvl w:ilvl="0">
+      <w:start w:val="1"/>
+      <w:numFmt w:val="lowerLetter"/>
+      <w:lvlText w:val="%1."/>
+      <w:lvlJc w:val="left"/>
+      <w:pPr>
+        <w:tabs>
+          <w:tab w:val="num" w:pos="720"/>
+        </w:tabs>
+        <w:ind w:left="720" w:hanging="360"/>
+      </w:pPr>
+    </w:lvl>
+    <w:lvl w:ilvl="1" w:tentative="1">
+      <w:start w:val="1"/>
+      <w:numFmt w:val="lowerLetter"/>
+      <w:lvlText w:val="%2."/>
+      <w:lvlJc w:val="left"/>
+      <w:pPr>
+        <w:tabs>
+          <w:tab w:val="num" w:pos="1440"/>
+        </w:tabs>
+        <w:ind w:left="1440" w:hanging="360"/>
+      </w:pPr>
+    </w:lvl>
+    <w:lvl w:ilvl="2" w:tentative="1">
+      <w:start w:val="1"/>
+      <w:numFmt w:val="lowerLetter"/>
+      <w:lvlText w:val="%3."/>
+      <w:lvlJc w:val="left"/>
+      <w:pPr>
+        <w:tabs>
+          <w:tab w:val="num" w:pos="2160"/>
+        </w:tabs>
+        <w:ind w:left="2160" w:hanging="360"/>
+      </w:pPr>
+    </w:lvl>
+    <w:lvl w:ilvl="3" w:tentative="1">
+      <w:start w:val="1"/>
+      <w:numFmt w:val="lowerLetter"/>
+      <w:lvlText w:val="%4."/>
+      <w:lvlJc w:val="left"/>
+      <w:pPr>
+        <w:tabs>
+          <w:tab w:val="num" w:pos="2880"/>
+        </w:tabs>
+        <w:ind w:left="2880" w:hanging="360"/>
+      </w:pPr>
+    </w:lvl>
+    <w:lvl w:ilvl="4" w:tentative="1">
+      <w:start w:val="1"/>
+      <w:numFmt w:val="lowerLetter"/>
+      <w:lvlText w:val="%5."/>
+      <w:lvlJc w:val="left"/>
+      <w:pPr>
+        <w:tabs>
+          <w:tab w:val="num" w:pos="3600"/>
+        </w:tabs>
+        <w:ind w:left="3600" w:hanging="360"/>
+      </w:pPr>
+    </w:lvl>
+    <w:lvl w:ilvl="5" w:tentative="1">
+      <w:start w:val="1"/>
+      <w:numFmt w:val="lowerLetter"/>
+      <w:lvlText w:val="%6."/>
+      <w:lvlJc w:val="left"/>
+      <w:pPr>
+        <w:tabs>
+          <w:tab w:val="num" w:pos="4320"/>
+        </w:tabs>
+        <w:ind w:left="4320" w:hanging="360"/>
+      </w:pPr>
+    </w:lvl>
+    <w:lvl w:ilvl="6" w:tentative="1">
+      <w:start w:val="1"/>
+      <w:numFmt w:val="lowerLetter"/>
+      <w:lvlText w:val="%7."/>
+      <w:lvlJc w:val="left"/>
+      <w:pPr>
+        <w:tabs>
+          <w:tab w:val="num" w:pos="5040"/>
+        </w:tabs>
+        <w:ind w:left="5040" w:hanging="360"/>
+      </w:pPr>
+    </w:lvl>
+    <w:lvl w:ilvl="7" w:tentative="1">
+      <w:start w:val="1"/>
+      <w:numFmt w:val="lowerLetter"/>
+      <w:lvlText w:val="%8."/>
+      <w:lvlJc w:val="left"/>
+      <w:pPr>
+        <w:tabs>
+          <w:tab w:val="num" w:pos="5760"/>
+        </w:tabs>
+        <w:ind w:left="5760" w:hanging="360"/>
+      </w:pPr>
+    </w:lvl>
+    <w:lvl w:ilvl="8" w:tentative="1">
+      <w:start w:val="1"/>
+      <w:numFmt w:val="lowerLetter"/>
+      <w:lvlText w:val="%9."/>
+      <w:lvlJc w:val="left"/>
+      <w:pPr>
+        <w:tabs>
+          <w:tab w:val="num" w:pos="6480"/>
+        </w:tabs>
+        <w:ind w:left="6480" w:hanging="360"/>
+      </w:pPr>
+    </w:lvl>
+  </w:abstractNum>
   <w:num w:numId="1" w16cid:durableId="1468400630">
+    <w:abstractNumId w:val="3"/>
+  </w:num>
+  <w:num w:numId="2" w16cid:durableId="2139494653">
+    <w:abstractNumId w:val="1"/>
+  </w:num>
+  <w:num w:numId="3" w16cid:durableId="1807040405">
+    <w:abstractNumId w:val="18"/>
+  </w:num>
+  <w:num w:numId="4" w16cid:durableId="1057898134">
     <w:abstractNumId w:val="0"/>
+  </w:num>
+  <w:num w:numId="5" w16cid:durableId="346366181">
+    <w:abstractNumId w:val="11"/>
+  </w:num>
+  <w:num w:numId="6" w16cid:durableId="1290472354">
+    <w:abstractNumId w:val="6"/>
+  </w:num>
+  <w:num w:numId="7" w16cid:durableId="1022126886">
+    <w:abstractNumId w:val="23"/>
+  </w:num>
+  <w:num w:numId="8" w16cid:durableId="1201018733">
+    <w:abstractNumId w:val="17"/>
+  </w:num>
+  <w:num w:numId="9" w16cid:durableId="442111669">
+    <w:abstractNumId w:val="20"/>
+  </w:num>
+  <w:num w:numId="10" w16cid:durableId="1723603108">
+    <w:abstractNumId w:val="14"/>
+  </w:num>
+  <w:num w:numId="11" w16cid:durableId="534273165">
+    <w:abstractNumId w:val="21"/>
+  </w:num>
+  <w:num w:numId="12" w16cid:durableId="2107461143">
+    <w:abstractNumId w:val="15"/>
+  </w:num>
+  <w:num w:numId="13" w16cid:durableId="1412041451">
+    <w:abstractNumId w:val="2"/>
+  </w:num>
+  <w:num w:numId="14" w16cid:durableId="1384252604">
+    <w:abstractNumId w:val="5"/>
+  </w:num>
+  <w:num w:numId="15" w16cid:durableId="614866595">
+    <w:abstractNumId w:val="13"/>
+  </w:num>
+  <w:num w:numId="16" w16cid:durableId="1112749282">
+    <w:abstractNumId w:val="4"/>
+  </w:num>
+  <w:num w:numId="17" w16cid:durableId="952714810">
+    <w:abstractNumId w:val="25"/>
+  </w:num>
+  <w:num w:numId="18" w16cid:durableId="1931962412">
+    <w:abstractNumId w:val="16"/>
+  </w:num>
+  <w:num w:numId="19" w16cid:durableId="1924993054">
+    <w:abstractNumId w:val="7"/>
+  </w:num>
+  <w:num w:numId="20" w16cid:durableId="1787575985">
+    <w:abstractNumId w:val="24"/>
+  </w:num>
+  <w:num w:numId="21" w16cid:durableId="1905070131">
+    <w:abstractNumId w:val="10"/>
+  </w:num>
+  <w:num w:numId="22" w16cid:durableId="75396799">
+    <w:abstractNumId w:val="8"/>
+  </w:num>
+  <w:num w:numId="23" w16cid:durableId="1572500283">
+    <w:abstractNumId w:val="12"/>
+  </w:num>
+  <w:num w:numId="24" w16cid:durableId="1293099137">
+    <w:abstractNumId w:val="19"/>
+  </w:num>
+  <w:num w:numId="25" w16cid:durableId="126315860">
+    <w:abstractNumId w:val="9"/>
+  </w:num>
+  <w:num w:numId="26" w16cid:durableId="1833909276">
+    <w:abstractNumId w:val="22"/>
   </w:num>
 </w:numbering>
 </file>
@@ -1155,6 +6360,68 @@
     <w:basedOn w:val="DefaultParagraphFont"/>
     <w:rsid w:val="00271B56"/>
   </w:style>
+  <w:style w:type="paragraph" w:customStyle="1" w:styleId="paragraph">
+    <w:name w:val="paragraph"/>
+    <w:basedOn w:val="Normal"/>
+    <w:rsid w:val="000253C7"/>
+    <w:pPr>
+      <w:spacing w:before="100" w:beforeAutospacing="1" w:after="100" w:afterAutospacing="1" w:line="240" w:lineRule="auto"/>
+    </w:pPr>
+    <w:rPr>
+      <w:rFonts w:ascii="Times New Roman" w:eastAsia="Times New Roman" w:hAnsi="Times New Roman" w:cs="Times New Roman"/>
+      <w:kern w:val="0"/>
+      <w14:ligatures w14:val="none"/>
+    </w:rPr>
+  </w:style>
+  <w:style w:type="character" w:customStyle="1" w:styleId="eop">
+    <w:name w:val="eop"/>
+    <w:basedOn w:val="DefaultParagraphFont"/>
+    <w:rsid w:val="000253C7"/>
+  </w:style>
+  <w:style w:type="character" w:customStyle="1" w:styleId="normaltextrun">
+    <w:name w:val="normaltextrun"/>
+    <w:basedOn w:val="DefaultParagraphFont"/>
+    <w:rsid w:val="000253C7"/>
+  </w:style>
+  <w:style w:type="character" w:styleId="Hyperlink">
+    <w:name w:val="Hyperlink"/>
+    <w:basedOn w:val="DefaultParagraphFont"/>
+    <w:uiPriority w:val="99"/>
+    <w:unhideWhenUsed/>
+    <w:rsid w:val="005250B9"/>
+    <w:rPr>
+      <w:color w:val="467886" w:themeColor="hyperlink"/>
+      <w:u w:val="single"/>
+    </w:rPr>
+  </w:style>
+  <w:style w:type="character" w:styleId="UnresolvedMention">
+    <w:name w:val="Unresolved Mention"/>
+    <w:basedOn w:val="DefaultParagraphFont"/>
+    <w:uiPriority w:val="99"/>
+    <w:semiHidden/>
+    <w:unhideWhenUsed/>
+    <w:rsid w:val="005250B9"/>
+    <w:rPr>
+      <w:color w:val="605E5C"/>
+      <w:shd w:val="clear" w:color="auto" w:fill="E1DFDD"/>
+    </w:rPr>
+  </w:style>
+  <w:style w:type="paragraph" w:styleId="NormalWeb">
+    <w:name w:val="Normal (Web)"/>
+    <w:basedOn w:val="Normal"/>
+    <w:uiPriority w:val="99"/>
+    <w:semiHidden/>
+    <w:unhideWhenUsed/>
+    <w:rsid w:val="004B6565"/>
+    <w:pPr>
+      <w:spacing w:before="100" w:beforeAutospacing="1" w:after="100" w:afterAutospacing="1" w:line="240" w:lineRule="auto"/>
+    </w:pPr>
+    <w:rPr>
+      <w:rFonts w:ascii="Times New Roman" w:eastAsia="Times New Roman" w:hAnsi="Times New Roman" w:cs="Times New Roman"/>
+      <w:kern w:val="0"/>
+      <w14:ligatures w14:val="none"/>
+    </w:rPr>
+  </w:style>
 </w:styles>
 </file>
 
